--- a/M450_Test_Dokumentation/Dokumentation.docx
+++ b/M450_Test_Dokumentation/Dokumentation.docx
@@ -2,30 +2,30 @@
 <file path=word/document.xml><?xml version="1.0" encoding="utf-8"?>
 <w:document xmlns:wpc="http://schemas.microsoft.com/office/word/2010/wordprocessingCanvas" xmlns:cx="http://schemas.microsoft.com/office/drawing/2014/chartex" xmlns:cx1="http://schemas.microsoft.com/office/drawing/2015/9/8/chartex" xmlns:cx2="http://schemas.microsoft.com/office/drawing/2015/10/21/chartex" xmlns:cx3="http://schemas.microsoft.com/office/drawing/2016/5/9/chartex" xmlns:cx4="http://schemas.microsoft.com/office/drawing/2016/5/10/chartex" xmlns:cx5="http://schemas.microsoft.com/office/drawing/2016/5/11/chartex" xmlns:cx6="http://schemas.microsoft.com/office/drawing/2016/5/12/chartex" xmlns:cx7="http://schemas.microsoft.com/office/drawing/2016/5/13/chartex" xmlns:cx8="http://schemas.microsoft.com/office/drawing/2016/5/14/chartex" xmlns:mc="http://schemas.openxmlformats.org/markup-compatibility/2006" xmlns:aink="http://schemas.microsoft.com/office/drawing/2016/ink" xmlns:am3d="http://schemas.microsoft.com/office/drawing/2017/model3d" xmlns:o="urn:schemas-microsoft-com:office:office" xmlns:oel="http://schemas.microsoft.com/office/2019/extlst" xmlns:r="http://schemas.openxmlformats.org/officeDocument/2006/relationships" xmlns:m="http://schemas.openxmlformats.org/officeDocument/2006/math" xmlns:v="urn:schemas-microsoft-com:vml" xmlns:wp14="http://schemas.microsoft.com/office/word/2010/wordprocessingDrawing" xmlns:wp="http://schemas.openxmlformats.org/drawingml/2006/wordprocessingDrawing" xmlns:w10="urn:schemas-microsoft-com:office:word" xmlns:w="http://schemas.openxmlformats.org/wordprocessingml/2006/main" xmlns:w14="http://schemas.microsoft.com/office/word/2010/wordml" xmlns:w15="http://schemas.microsoft.com/office/word/2012/wordml" xmlns:w16cex="http://schemas.microsoft.com/office/word/2018/wordml/cex" xmlns:w16cid="http://schemas.microsoft.com/office/word/2016/wordml/cid" xmlns:w16="http://schemas.microsoft.com/office/word/2018/wordml" xmlns:w16du="http://schemas.microsoft.com/office/word/2023/wordml/word16du" xmlns:w16sdtdh="http://schemas.microsoft.com/office/word/2020/wordml/sdtdatahash" xmlns:w16sdtfl="http://schemas.microsoft.com/office/word/2024/wordml/sdtformatlock" xmlns:w16se="http://schemas.microsoft.com/office/word/2015/wordml/symex" xmlns:wpg="http://schemas.microsoft.com/office/word/2010/wordprocessingGroup" xmlns:wpi="http://schemas.microsoft.com/office/word/2010/wordprocessingInk" xmlns:wne="http://schemas.microsoft.com/office/word/2006/wordml" xmlns:wps="http://schemas.microsoft.com/office/word/2010/wordprocessingShape" mc:Ignorable="w14 w15 w16se w16cid w16 w16cex w16sdtdh w16sdtfl w16du wp14">
   <w:body>
-    <w:sdt>
-      <w:sdtPr>
-        <w:alias w:val="Bitte Haupttitel eingeben"/>
-        <w:tag w:val=""/>
-        <w:id w:val="-1899201324"/>
-        <w:placeholder>
-          <w:docPart w:val="F63909B546294D448E112D251C618004"/>
-        </w:placeholder>
-        <w:dataBinding w:prefixMappings="xmlns:ns0='http://purl.org/dc/elements/1.1/' xmlns:ns1='http://schemas.openxmlformats.org/package/2006/metadata/core-properties' " w:xpath="/ns1:coreProperties[1]/ns0:title[1]" w:storeItemID="{6C3C8BC8-F283-45AE-878A-BAB7291924A1}"/>
-        <w:text/>
-      </w:sdtPr>
-      <w:sdtEndPr/>
-      <w:sdtContent>
-        <w:p>
-          <w:pPr>
-            <w:pStyle w:val="Haupttitel"/>
-            <w:spacing w:before="1200"/>
-          </w:pPr>
+    <w:p>
+      <w:pPr>
+        <w:pStyle w:val="Haupttitel"/>
+        <w:spacing w:before="1200"/>
+      </w:pPr>
+      <w:sdt>
+        <w:sdtPr>
+          <w:alias w:val="Bitte Haupttitel eingeben"/>
+          <w:tag w:val=""/>
+          <w:id w:val="-1899201324"/>
+          <w:placeholder>
+            <w:docPart w:val="F63909B546294D448E112D251C618004"/>
+          </w:placeholder>
+          <w:dataBinding w:prefixMappings="xmlns:ns0='http://purl.org/dc/elements/1.1/' xmlns:ns1='http://schemas.openxmlformats.org/package/2006/metadata/core-properties' " w:xpath="/ns1:coreProperties[1]/ns0:title[1]" w:storeItemID="{6C3C8BC8-F283-45AE-878A-BAB7291924A1}"/>
+          <w:text/>
+        </w:sdtPr>
+        <w:sdtEndPr/>
+        <w:sdtContent>
           <w:r>
             <w:t>Projektdokumentation M450</w:t>
           </w:r>
-        </w:p>
-      </w:sdtContent>
-    </w:sdt>
+        </w:sdtContent>
+      </w:sdt>
+    </w:p>
     <w:p>
       <w:pPr>
         <w:pStyle w:val="Untertitel"/>
@@ -57,6 +57,7 @@
         <w:pStyle w:val="Titel1"/>
       </w:pPr>
       <w:r>
+        <w:lastRenderedPageBreak/>
         <w:t>Inhaltsverzeichni</w:t>
       </w:r>
       <w:r>
@@ -79,7 +80,7 @@
     </w:p>
     <w:p>
       <w:pPr>
-        <w:pStyle w:val="TOC1"/>
+        <w:pStyle w:val="Verzeichnis1"/>
         <w:rPr>
           <w:rFonts w:eastAsiaTheme="minorEastAsia"/>
           <w:b w:val="0"/>
@@ -99,7 +100,7 @@
       <w:r>
         <w:fldChar w:fldCharType="separate"/>
       </w:r>
-      <w:hyperlink w:anchor="_Toc224655736" w:history="1">
+      <w:hyperlink w:anchor="_Toc225861305" w:history="1">
         <w:r>
           <w:rPr>
             <w:rStyle w:val="Hyperlink"/>
@@ -122,7 +123,7 @@
           <w:rPr>
             <w:rStyle w:val="Hyperlink"/>
           </w:rPr>
-          <w:t>Einführung</w:t>
+          <w:t>Beschreibung</w:t>
         </w:r>
         <w:r>
           <w:rPr>
@@ -140,7 +141,7 @@
           <w:rPr>
             <w:webHidden/>
           </w:rPr>
-          <w:instrText xml:space="preserve"> PAGEREF _Toc224655736 \h </w:instrText>
+          <w:instrText xml:space="preserve"> PAGEREF _Toc225861305 \h </w:instrText>
         </w:r>
         <w:r>
           <w:rPr>
@@ -169,7 +170,7 @@
     </w:p>
     <w:p>
       <w:pPr>
-        <w:pStyle w:val="TOC1"/>
+        <w:pStyle w:val="Verzeichnis1"/>
         <w:rPr>
           <w:rFonts w:eastAsiaTheme="minorEastAsia"/>
           <w:b w:val="0"/>
@@ -180,7 +181,7 @@
           <w14:ligatures w14:val="standardContextual"/>
         </w:rPr>
       </w:pPr>
-      <w:hyperlink w:anchor="_Toc224655737" w:history="1">
+      <w:hyperlink w:anchor="_Toc225861306" w:history="1">
         <w:r>
           <w:rPr>
             <w:rStyle w:val="Hyperlink"/>
@@ -203,7 +204,7 @@
           <w:rPr>
             <w:rStyle w:val="Hyperlink"/>
           </w:rPr>
-          <w:t>Planung</w:t>
+          <w:t>Teststrategie</w:t>
         </w:r>
         <w:r>
           <w:rPr>
@@ -221,7 +222,7 @@
           <w:rPr>
             <w:webHidden/>
           </w:rPr>
-          <w:instrText xml:space="preserve"> PAGEREF _Toc224655737 \h </w:instrText>
+          <w:instrText xml:space="preserve"> PAGEREF _Toc225861306 \h </w:instrText>
         </w:r>
         <w:r>
           <w:rPr>
@@ -250,7 +251,7 @@
     </w:p>
     <w:p>
       <w:pPr>
-        <w:pStyle w:val="TOC1"/>
+        <w:pStyle w:val="Verzeichnis1"/>
         <w:rPr>
           <w:rFonts w:eastAsiaTheme="minorEastAsia"/>
           <w:b w:val="0"/>
@@ -261,7 +262,7 @@
           <w14:ligatures w14:val="standardContextual"/>
         </w:rPr>
       </w:pPr>
-      <w:hyperlink w:anchor="_Toc224655738" w:history="1">
+      <w:hyperlink w:anchor="_Toc225861307" w:history="1">
         <w:r>
           <w:rPr>
             <w:rStyle w:val="Hyperlink"/>
@@ -302,7 +303,7 @@
           <w:rPr>
             <w:webHidden/>
           </w:rPr>
-          <w:instrText xml:space="preserve"> PAGEREF _Toc224655738 \h </w:instrText>
+          <w:instrText xml:space="preserve"> PAGEREF _Toc225861307 \h </w:instrText>
         </w:r>
         <w:r>
           <w:rPr>
@@ -319,7 +320,7 @@
           <w:rPr>
             <w:webHidden/>
           </w:rPr>
-          <w:t>2</w:t>
+          <w:t>3</w:t>
         </w:r>
         <w:r>
           <w:rPr>
@@ -331,7 +332,7 @@
     </w:p>
     <w:p>
       <w:pPr>
-        <w:pStyle w:val="TOC1"/>
+        <w:pStyle w:val="Verzeichnis1"/>
         <w:rPr>
           <w:rFonts w:eastAsiaTheme="minorEastAsia"/>
           <w:b w:val="0"/>
@@ -342,7 +343,7 @@
           <w14:ligatures w14:val="standardContextual"/>
         </w:rPr>
       </w:pPr>
-      <w:hyperlink w:anchor="_Toc224655739" w:history="1">
+      <w:hyperlink w:anchor="_Toc225861308" w:history="1">
         <w:r>
           <w:rPr>
             <w:rStyle w:val="Hyperlink"/>
@@ -383,7 +384,7 @@
           <w:rPr>
             <w:webHidden/>
           </w:rPr>
-          <w:instrText xml:space="preserve"> PAGEREF _Toc224655739 \h </w:instrText>
+          <w:instrText xml:space="preserve"> PAGEREF _Toc225861308 \h </w:instrText>
         </w:r>
         <w:r>
           <w:rPr>
@@ -400,7 +401,7 @@
           <w:rPr>
             <w:webHidden/>
           </w:rPr>
-          <w:t>3</w:t>
+          <w:t>4</w:t>
         </w:r>
         <w:r>
           <w:rPr>
@@ -412,7 +413,7 @@
     </w:p>
     <w:p>
       <w:pPr>
-        <w:pStyle w:val="TOC2"/>
+        <w:pStyle w:val="Verzeichnis2"/>
         <w:rPr>
           <w:rFonts w:eastAsiaTheme="minorEastAsia"/>
           <w:noProof/>
@@ -423,7 +424,7 @@
           <w14:ligatures w14:val="standardContextual"/>
         </w:rPr>
       </w:pPr>
-      <w:hyperlink w:anchor="_Toc224655740" w:history="1">
+      <w:hyperlink w:anchor="_Toc225861309" w:history="1">
         <w:r>
           <w:rPr>
             <w:rStyle w:val="Hyperlink"/>
@@ -469,7 +470,7 @@
             <w:noProof/>
             <w:webHidden/>
           </w:rPr>
-          <w:instrText xml:space="preserve"> PAGEREF _Toc224655740 \h </w:instrText>
+          <w:instrText xml:space="preserve"> PAGEREF _Toc225861309 \h </w:instrText>
         </w:r>
         <w:r>
           <w:rPr>
@@ -489,7 +490,7 @@
             <w:noProof/>
             <w:webHidden/>
           </w:rPr>
-          <w:t>3</w:t>
+          <w:t>4</w:t>
         </w:r>
         <w:r>
           <w:rPr>
@@ -502,7 +503,7 @@
     </w:p>
     <w:p>
       <w:pPr>
-        <w:pStyle w:val="TOC2"/>
+        <w:pStyle w:val="Verzeichnis2"/>
         <w:rPr>
           <w:rFonts w:eastAsiaTheme="minorEastAsia"/>
           <w:noProof/>
@@ -513,7 +514,7 @@
           <w14:ligatures w14:val="standardContextual"/>
         </w:rPr>
       </w:pPr>
-      <w:hyperlink w:anchor="_Toc224655741" w:history="1">
+      <w:hyperlink w:anchor="_Toc225861310" w:history="1">
         <w:r>
           <w:rPr>
             <w:rStyle w:val="Hyperlink"/>
@@ -559,7 +560,7 @@
             <w:noProof/>
             <w:webHidden/>
           </w:rPr>
-          <w:instrText xml:space="preserve"> PAGEREF _Toc224655741 \h </w:instrText>
+          <w:instrText xml:space="preserve"> PAGEREF _Toc225861310 \h </w:instrText>
         </w:r>
         <w:r>
           <w:rPr>
@@ -579,7 +580,7 @@
             <w:noProof/>
             <w:webHidden/>
           </w:rPr>
-          <w:t>3</w:t>
+          <w:t>4</w:t>
         </w:r>
         <w:r>
           <w:rPr>
@@ -618,11 +619,12 @@
     </w:p>
     <w:p>
       <w:pPr>
-        <w:pStyle w:val="Heading1"/>
-      </w:pPr>
-      <w:bookmarkStart w:id="0" w:name="_Toc224655736"/>
+        <w:pStyle w:val="berschrift1"/>
+      </w:pPr>
+      <w:bookmarkStart w:id="0" w:name="_Toc225861305"/>
       <w:r>
-        <w:t>Einführung</w:t>
+        <w:lastRenderedPageBreak/>
+        <w:t>Beschreibung</w:t>
       </w:r>
       <w:bookmarkEnd w:id="0"/>
     </w:p>
@@ -637,11 +639,11 @@
     <w:p/>
     <w:p>
       <w:pPr>
-        <w:pStyle w:val="Heading1"/>
-      </w:pPr>
-      <w:bookmarkStart w:id="1" w:name="_Toc224655737"/>
+        <w:pStyle w:val="berschrift1"/>
+      </w:pPr>
+      <w:bookmarkStart w:id="1" w:name="_Toc225861306"/>
       <w:r>
-        <w:t>Planung</w:t>
+        <w:t>Teststrategie</w:t>
       </w:r>
       <w:bookmarkEnd w:id="1"/>
     </w:p>
@@ -653,7 +655,7 @@
         </w:rPr>
         <w:id w:val="-1132862574"/>
         <w:placeholder>
-          <w:docPart w:val="30E1A1A5CA8649F0AA37B35F20287699"/>
+          <w:docPart w:val="748B427D5D504DFF863EC84E79C33F49"/>
         </w:placeholder>
       </w:sdtPr>
       <w:sdtEndPr/>
@@ -661,40 +663,632 @@
         <w:p>
           <w:pPr>
             <w:rPr>
+              <w:sz w:val="22"/>
+              <w:szCs w:val="24"/>
+              <w:lang w:val="en-US"/>
+            </w:rPr>
+          </w:pPr>
+          <w:r>
+            <w:rPr>
+              <w:sz w:val="22"/>
+              <w:szCs w:val="24"/>
+            </w:rPr>
+            <w:t>Ziel und Scope:</w:t>
+          </w:r>
+          <w:r>
+            <w:rPr>
+              <w:sz w:val="22"/>
+              <w:szCs w:val="24"/>
+            </w:rPr>
+            <w:br/>
+          </w:r>
+          <w:r>
+            <w:t>D</w:t>
+          </w:r>
+          <w:r>
+            <w:t>ie Teststrategie deckt die im Testkonzept definierten Backend-Features ab: Zeitberechnung, Status-Mapping, Health-Check sowie die dazugehörigen Integrations- und API-Tests. Ziel ist es, die fachliche Korrektheit, die Stabilität der Backend-API und das Verhalten unter realitätsnahen Bedingungen sicherzustellen.</w:t>
+          </w:r>
+        </w:p>
+        <w:p>
+          <w:r>
+            <w:t>Der Schwerpunkt liegt bewusst auf dem Backend-Testen mit Docker. Dabei wird für die Tests eine temporäre Datenbank in einem Docker-Container gestartet, damit die Anwendung gegen eine möglichst echte Umgebung getestet werden kann. Das ist für uns besonders relevant, weil wir bisher noch nie eine solche temporäre Testdatenbank eingerichtet haben und diese Form des Testens näher an der Praxis liegt als ein rein lokales oder simuliertes Setup.</w:t>
+          </w:r>
+        </w:p>
+        <w:p>
+          <w:pPr>
+            <w:rPr>
+              <w:sz w:val="22"/>
+              <w:szCs w:val="24"/>
+            </w:rPr>
+          </w:pPr>
+          <w:r>
+            <w:t>Das Frontend wird in dieser Teststrategie nicht berücksichtigt, da das Testing des React-Frontends bereits in einem anderen Projekt umgesetzt wurde. Deshalb konzentriert sich diese Arbeit auf die serverseitige Logik, die Datenbankanbindung und die Verfügbarkeit des Backend</w:t>
+          </w:r>
+          <w:r>
+            <w:t>s.</w:t>
+          </w:r>
+        </w:p>
+        <w:p>
+          <w:pPr>
+            <w:rPr>
+              <w:sz w:val="22"/>
+              <w:szCs w:val="24"/>
+            </w:rPr>
+          </w:pPr>
+        </w:p>
+        <w:p>
+          <w:pPr>
+            <w:rPr>
+              <w:sz w:val="22"/>
+              <w:szCs w:val="24"/>
+              <w:lang w:val="en-US"/>
+            </w:rPr>
+          </w:pPr>
+          <w:r>
+            <w:rPr>
+              <w:sz w:val="22"/>
+              <w:szCs w:val="24"/>
+              <w:lang w:val="en-US"/>
+            </w:rPr>
+            <w:t>Teststufen:</w:t>
+          </w:r>
+        </w:p>
+        <w:p>
+          <w:r>
+            <w:rPr>
+              <w:b/>
+              <w:bCs/>
+            </w:rPr>
+            <w:t>Unit-Tests</w:t>
+          </w:r>
+        </w:p>
+        <w:p>
+          <w:pPr>
+            <w:pStyle w:val="Listenabsatz"/>
+            <w:numPr>
+              <w:ilvl w:val="0"/>
+              <w:numId w:val="38"/>
+            </w:numPr>
+            <w:rPr>
+              <w:sz w:val="18"/>
+              <w:szCs w:val="20"/>
+            </w:rPr>
+          </w:pPr>
+          <w:r>
+            <w:rPr>
+              <w:sz w:val="18"/>
+              <w:szCs w:val="20"/>
+            </w:rPr>
+            <w:t>Zeitberechnung (+15/30/45/60 Min): Grenzfälle wie Tagesgrenze (23:45 + 30 Min), Mehrfachklick und Maximaldauer prüfen</w:t>
+          </w:r>
+        </w:p>
+        <w:p>
+          <w:pPr>
+            <w:pStyle w:val="Listenabsatz"/>
+            <w:numPr>
+              <w:ilvl w:val="0"/>
+              <w:numId w:val="38"/>
+            </w:numPr>
+            <w:rPr>
+              <w:sz w:val="18"/>
+              <w:szCs w:val="20"/>
+            </w:rPr>
+          </w:pPr>
+          <w:r>
+            <w:rPr>
+              <w:sz w:val="18"/>
+              <w:szCs w:val="20"/>
+            </w:rPr>
+            <w:t>Status-Mapping: Funktion erhält Datum/Zeit-Input und gibt past | upcoming | ongoing | conflict | error zurück, alle Pfade abdecken</w:t>
+          </w:r>
+        </w:p>
+        <w:p>
+          <w:pPr>
+            <w:rPr>
+              <w:b/>
+              <w:bCs/>
+              <w:lang w:val="en-US"/>
+            </w:rPr>
+          </w:pPr>
+          <w:r>
+            <w:rPr>
+              <w:b/>
+              <w:bCs/>
+            </w:rPr>
+            <w:br/>
+          </w:r>
+          <w:r>
+            <w:rPr>
+              <w:b/>
+              <w:bCs/>
+              <w:lang w:val="en-US"/>
+            </w:rPr>
+            <w:t>Component-Tests</w:t>
+          </w:r>
+        </w:p>
+        <w:p>
+          <w:pPr>
+            <w:numPr>
+              <w:ilvl w:val="0"/>
+              <w:numId w:val="39"/>
+            </w:numPr>
+          </w:pPr>
+          <w:r>
+            <w:t>Buttons: disabled-State korrekt, Klick löst State-Update aus</w:t>
+          </w:r>
+        </w:p>
+        <w:p>
+          <w:pPr>
+            <w:numPr>
+              <w:ilvl w:val="0"/>
+              <w:numId w:val="39"/>
+            </w:numPr>
+          </w:pPr>
+          <w:r>
+            <w:t>Color-Coding: data-status-Attribut oder CSS-Klasse korrekt gesetzt je Status</w:t>
+          </w:r>
+        </w:p>
+        <w:p>
+          <w:pPr>
+            <w:numPr>
+              <w:ilvl w:val="0"/>
+              <w:numId w:val="39"/>
+            </w:numPr>
+          </w:pPr>
+          <w:r>
+            <w:t>Skeleton: bei isLoading=true sichtbar, Datenliste versteckt, kein Flackern</w:t>
+          </w:r>
+        </w:p>
+        <w:p>
+          <w:pPr>
+            <w:numPr>
+              <w:ilvl w:val="0"/>
+              <w:numId w:val="39"/>
+            </w:numPr>
+          </w:pPr>
+          <w:r>
+            <w:t>Snackbar: öffnet bei Erfolg/Fehler, Close-Button schließt, autoHideDuration läuft ab</w:t>
+          </w:r>
+        </w:p>
+        <w:p>
+          <w:pPr>
+            <w:rPr>
+              <w:b/>
+              <w:bCs/>
+              <w:lang w:val="en-US"/>
+            </w:rPr>
+          </w:pPr>
+          <w:r>
+            <w:rPr>
+              <w:b/>
+              <w:bCs/>
+            </w:rPr>
+            <w:br/>
+          </w:r>
+          <w:r>
+            <w:rPr>
+              <w:b/>
+              <w:bCs/>
+              <w:lang w:val="en-US"/>
+            </w:rPr>
+            <w:t>Flow-Tests</w:t>
+          </w:r>
+        </w:p>
+        <w:p>
+          <w:pPr>
+            <w:numPr>
+              <w:ilvl w:val="0"/>
+              <w:numId w:val="40"/>
+            </w:numPr>
+          </w:pPr>
+          <w:r>
+            <w:t>Skeleton → Ladevorgang → Erfolg/Fehler → Skeleton verschwindet, Liste oder Fehlermeldung erscheint</w:t>
+          </w:r>
+        </w:p>
+        <w:p>
+          <w:pPr>
+            <w:numPr>
+              <w:ilvl w:val="0"/>
+              <w:numId w:val="40"/>
+            </w:numPr>
+          </w:pPr>
+          <w:r>
+            <w:t>Dieser Flow wird für beide Pfade (Success + Error) getestet</w:t>
+          </w:r>
+        </w:p>
+        <w:p/>
+        <w:p/>
+        <w:p>
+          <w:pPr>
+            <w:rPr>
+              <w:b/>
+              <w:bCs/>
+              <w:lang w:val="en-US"/>
+            </w:rPr>
+          </w:pPr>
+          <w:r>
+            <w:rPr>
+              <w:b/>
+              <w:bCs/>
+            </w:rPr>
+            <w:lastRenderedPageBreak/>
+            <w:br/>
+          </w:r>
+          <w:r>
+            <w:rPr>
+              <w:b/>
+              <w:bCs/>
+              <w:lang w:val="en-US"/>
+            </w:rPr>
+            <w:t>Api/Integration-Tests</w:t>
+          </w:r>
+        </w:p>
+        <w:p>
+          <w:pPr>
+            <w:numPr>
+              <w:ilvl w:val="0"/>
+              <w:numId w:val="41"/>
+            </w:numPr>
+          </w:pPr>
+          <w:r>
+            <w:t>GET /health → 200 + { status: "ok" } bei normalem Betrieb</w:t>
+          </w:r>
+        </w:p>
+        <w:p>
+          <w:pPr>
+            <w:numPr>
+              <w:ilvl w:val="0"/>
+              <w:numId w:val="41"/>
+            </w:numPr>
+          </w:pPr>
+          <w:r>
+            <w:t>Simulierter DB-Ausfall → 5xx oder { status: "degraded" } erwartet</w:t>
+          </w:r>
+        </w:p>
+        <w:p>
+          <w:pPr>
+            <w:ind w:left="360"/>
+          </w:pPr>
+        </w:p>
+        <w:p>
+          <w:pPr>
+            <w:rPr>
+              <w:b/>
+              <w:bCs/>
+            </w:rPr>
+          </w:pPr>
+          <w:r>
+            <w:rPr>
+              <w:b/>
+              <w:bCs/>
+            </w:rPr>
+            <w:t>Testdaten-Setup</w:t>
+          </w:r>
+        </w:p>
+        <w:p>
+          <w:pPr>
+            <w:pStyle w:val="Listenabsatz"/>
+            <w:numPr>
+              <w:ilvl w:val="0"/>
+              <w:numId w:val="43"/>
+            </w:numPr>
+          </w:pPr>
+          <w:r>
+            <w:t>Vergangene Reservierung (past)</w:t>
+          </w:r>
+        </w:p>
+        <w:p>
+          <w:pPr>
+            <w:pStyle w:val="Listenabsatz"/>
+            <w:numPr>
+              <w:ilvl w:val="0"/>
+              <w:numId w:val="43"/>
+            </w:numPr>
+          </w:pPr>
+          <w:r>
+            <w:t>Aktuelle/laufende Reservierung (ongoing)</w:t>
+          </w:r>
+        </w:p>
+        <w:p>
+          <w:pPr>
+            <w:pStyle w:val="Listenabsatz"/>
+            <w:numPr>
+              <w:ilvl w:val="0"/>
+              <w:numId w:val="43"/>
+            </w:numPr>
+          </w:pPr>
+          <w:r>
+            <w:t>Zukünftige Reservierung (upcoming)</w:t>
+          </w:r>
+        </w:p>
+        <w:p>
+          <w:pPr>
+            <w:pStyle w:val="Listenabsatz"/>
+            <w:numPr>
+              <w:ilvl w:val="0"/>
+              <w:numId w:val="43"/>
+            </w:numPr>
+          </w:pPr>
+          <w:r>
+            <w:t>Konflikt-Reservierung (conflict – überschneidende Zeiten)</w:t>
+          </w:r>
+        </w:p>
+        <w:p/>
+        <w:p>
+          <w:pPr>
+            <w:rPr>
+              <w:sz w:val="22"/>
+              <w:szCs w:val="24"/>
+            </w:rPr>
+          </w:pPr>
+          <w:r>
+            <w:rPr>
+              <w:sz w:val="22"/>
+              <w:szCs w:val="24"/>
+            </w:rPr>
+            <w:t>Akzeptanzkriterien &amp; Review</w:t>
+          </w:r>
+          <w:r>
+            <w:rPr>
+              <w:sz w:val="22"/>
+              <w:szCs w:val="24"/>
+            </w:rPr>
+            <w:t>:</w:t>
+          </w:r>
+        </w:p>
+        <w:p>
+          <w:r>
+            <w:t>Ein Feature gilt als abgenommen, wenn</w:t>
+          </w:r>
+          <w:r>
+            <w:t>:</w:t>
+          </w:r>
+        </w:p>
+        <w:p>
+          <w:pPr>
+            <w:pStyle w:val="Listenabsatz"/>
+            <w:numPr>
+              <w:ilvl w:val="0"/>
+              <w:numId w:val="44"/>
+            </w:numPr>
+          </w:pPr>
+          <w:r>
+            <w:t>Alle Unit- und Component-Tests grün sind</w:t>
+          </w:r>
+        </w:p>
+        <w:p>
+          <w:pPr>
+            <w:numPr>
+              <w:ilvl w:val="0"/>
+              <w:numId w:val="44"/>
+            </w:numPr>
+          </w:pPr>
+          <w:r>
+            <w:t>Kein inkonsistenter UI-State auftritt (z. B. Skeleton bleibt nach Laden sichtbar)</w:t>
+          </w:r>
+        </w:p>
+        <w:p>
+          <w:pPr>
+            <w:numPr>
+              <w:ilvl w:val="0"/>
+              <w:numId w:val="44"/>
+            </w:numPr>
+          </w:pPr>
+          <w:r>
+            <w:t>Health-Check sowohl im OK- als auch im Fehlerfall korrekt antwortet</w:t>
+          </w:r>
+        </w:p>
+        <w:p>
+          <w:pPr>
+            <w:numPr>
+              <w:ilvl w:val="0"/>
+              <w:numId w:val="44"/>
+            </w:numPr>
+          </w:pPr>
+          <w:r>
+            <w:t>Ein kurzes manuelles Review der UI-Farben/Icons im Browser stattgefunden hat</w:t>
+          </w:r>
+        </w:p>
+        <w:p>
+          <w:pPr>
+            <w:rPr>
               <w:i/>
               <w:iCs/>
             </w:rPr>
           </w:pPr>
+        </w:p>
+        <w:p>
+          <w:pPr>
+            <w:rPr>
+              <w:i/>
+              <w:iCs/>
+              <w:sz w:val="22"/>
+              <w:szCs w:val="24"/>
+            </w:rPr>
+          </w:pPr>
           <w:r>
             <w:rPr>
-              <w:rFonts w:cs="Arial"/>
-              <w:szCs w:val="20"/>
+              <w:i/>
+              <w:iCs/>
+              <w:sz w:val="22"/>
+              <w:szCs w:val="24"/>
             </w:rPr>
-            <w:t xml:space="preserve">[ </w:t>
+            <w:t>Priorisierung:</w:t>
+          </w:r>
+        </w:p>
+        <w:p>
+          <w:pPr>
+            <w:pStyle w:val="Listenabsatz"/>
+            <w:numPr>
+              <w:ilvl w:val="0"/>
+              <w:numId w:val="45"/>
+            </w:numPr>
+            <w:rPr>
+              <w:i/>
+              <w:iCs/>
+              <w:sz w:val="22"/>
+              <w:szCs w:val="24"/>
+            </w:rPr>
+          </w:pPr>
+          <w:r>
+            <w:rPr>
+              <w:i/>
+              <w:iCs/>
+              <w:sz w:val="22"/>
+              <w:szCs w:val="24"/>
+            </w:rPr>
+            <w:t xml:space="preserve">Unit Tests (Zeitberechnung + Status-Mapping) </w:t>
           </w:r>
           <w:r>
             <w:rPr>
               <w:i/>
               <w:iCs/>
+              <w:sz w:val="22"/>
+              <w:szCs w:val="24"/>
             </w:rPr>
-            <w:t>Beschreiben Sie hier Ihre Erwartungen an das Modul in wenigen Worten</w:t>
-          </w:r>
-          <w:proofErr w:type="gramStart"/>
-          <w:r>
-            <w:rPr>
-              <w:i/>
-              <w:iCs/>
-            </w:rPr>
-            <w:t>.</w:t>
+            <w:t>-</w:t>
           </w:r>
           <w:r>
             <w:rPr>
               <w:i/>
               <w:iCs/>
+              <w:sz w:val="22"/>
+              <w:szCs w:val="24"/>
             </w:rPr>
-            <w:t xml:space="preserve"> ]</w:t>
+            <w:t xml:space="preserve"> höchste Priorität, reine Logik</w:t>
           </w:r>
-          <w:proofErr w:type="gramEnd"/>
+        </w:p>
+        <w:p>
+          <w:pPr>
+            <w:numPr>
+              <w:ilvl w:val="0"/>
+              <w:numId w:val="45"/>
+            </w:numPr>
+            <w:rPr>
+              <w:i/>
+              <w:iCs/>
+              <w:sz w:val="22"/>
+              <w:szCs w:val="24"/>
+            </w:rPr>
+          </w:pPr>
+          <w:r>
+            <w:rPr>
+              <w:i/>
+              <w:iCs/>
+              <w:sz w:val="22"/>
+              <w:szCs w:val="24"/>
+            </w:rPr>
+            <w:t xml:space="preserve">Component Tests (Buttons, Skeleton, Snackbar) </w:t>
+          </w:r>
+          <w:r>
+            <w:rPr>
+              <w:i/>
+              <w:iCs/>
+              <w:sz w:val="22"/>
+              <w:szCs w:val="24"/>
+            </w:rPr>
+            <w:t>-</w:t>
+          </w:r>
+          <w:r>
+            <w:rPr>
+              <w:i/>
+              <w:iCs/>
+              <w:sz w:val="22"/>
+              <w:szCs w:val="24"/>
+            </w:rPr>
+            <w:t xml:space="preserve"> schnell automatisierbar</w:t>
+          </w:r>
+        </w:p>
+        <w:p>
+          <w:pPr>
+            <w:numPr>
+              <w:ilvl w:val="0"/>
+              <w:numId w:val="45"/>
+            </w:numPr>
+            <w:rPr>
+              <w:i/>
+              <w:iCs/>
+              <w:sz w:val="22"/>
+              <w:szCs w:val="24"/>
+            </w:rPr>
+          </w:pPr>
+          <w:r>
+            <w:rPr>
+              <w:i/>
+              <w:iCs/>
+              <w:sz w:val="22"/>
+              <w:szCs w:val="24"/>
+            </w:rPr>
+            <w:t xml:space="preserve">Flow Tests (Skeleton-Lifecycle) </w:t>
+          </w:r>
+          <w:r>
+            <w:rPr>
+              <w:i/>
+              <w:iCs/>
+              <w:sz w:val="22"/>
+              <w:szCs w:val="24"/>
+            </w:rPr>
+            <w:t>-</w:t>
+          </w:r>
+          <w:r>
+            <w:rPr>
+              <w:i/>
+              <w:iCs/>
+              <w:sz w:val="22"/>
+              <w:szCs w:val="24"/>
+            </w:rPr>
+            <w:t xml:space="preserve"> kritisch für UX</w:t>
+          </w:r>
+        </w:p>
+        <w:p>
+          <w:pPr>
+            <w:numPr>
+              <w:ilvl w:val="0"/>
+              <w:numId w:val="45"/>
+            </w:numPr>
+            <w:rPr>
+              <w:i/>
+              <w:iCs/>
+              <w:sz w:val="22"/>
+              <w:szCs w:val="24"/>
+            </w:rPr>
+          </w:pPr>
+          <w:r>
+            <w:rPr>
+              <w:i/>
+              <w:iCs/>
+              <w:sz w:val="22"/>
+              <w:szCs w:val="24"/>
+            </w:rPr>
+            <w:t xml:space="preserve">API Tests (Health-Check) </w:t>
+          </w:r>
+          <w:r>
+            <w:rPr>
+              <w:i/>
+              <w:iCs/>
+              <w:sz w:val="22"/>
+              <w:szCs w:val="24"/>
+            </w:rPr>
+            <w:t xml:space="preserve">- </w:t>
+          </w:r>
+          <w:r>
+            <w:rPr>
+              <w:i/>
+              <w:iCs/>
+              <w:sz w:val="22"/>
+              <w:szCs w:val="24"/>
+            </w:rPr>
+            <w:t>sss</w:t>
+          </w:r>
+          <w:r>
+            <w:rPr>
+              <w:i/>
+              <w:iCs/>
+              <w:sz w:val="22"/>
+              <w:szCs w:val="24"/>
+            </w:rPr>
+            <w:t>wichtig für Betriebsstabilität</w:t>
+          </w:r>
         </w:p>
         <w:p>
           <w:pPr>
@@ -713,10 +1307,11 @@
     </w:p>
     <w:p>
       <w:pPr>
-        <w:pStyle w:val="Heading1"/>
-      </w:pPr>
-      <w:bookmarkStart w:id="2" w:name="_Toc224655738"/>
+        <w:pStyle w:val="berschrift1"/>
+      </w:pPr>
+      <w:bookmarkStart w:id="2" w:name="_Toc225861307"/>
       <w:r>
+        <w:lastRenderedPageBreak/>
         <w:t>Testkonzept</w:t>
       </w:r>
       <w:bookmarkEnd w:id="2"/>
@@ -1024,19 +1619,8 @@
                 <w:sz w:val="22"/>
                 <w:lang w:eastAsia="de-CH"/>
               </w:rPr>
-              <w:t>UI/</w:t>
+              <w:t>UI/Component</w:t>
             </w:r>
-            <w:proofErr w:type="spellStart"/>
-            <w:r>
-              <w:rPr>
-                <w:rFonts w:ascii="Arial" w:eastAsia="Times New Roman" w:hAnsi="Arial" w:cs="Arial"/>
-                <w:color w:val="000000"/>
-                <w:sz w:val="22"/>
-                <w:lang w:eastAsia="de-CH"/>
-              </w:rPr>
-              <w:t>Component</w:t>
-            </w:r>
-            <w:proofErr w:type="spellEnd"/>
           </w:p>
         </w:tc>
         <w:tc>
@@ -1243,19 +1827,8 @@
                 <w:sz w:val="22"/>
                 <w:lang w:eastAsia="de-CH"/>
               </w:rPr>
-              <w:t>UI/</w:t>
+              <w:t>UI/Component</w:t>
             </w:r>
-            <w:proofErr w:type="spellStart"/>
-            <w:r>
-              <w:rPr>
-                <w:rFonts w:ascii="Arial" w:eastAsia="Times New Roman" w:hAnsi="Arial" w:cs="Arial"/>
-                <w:color w:val="000000"/>
-                <w:sz w:val="22"/>
-                <w:lang w:eastAsia="de-CH"/>
-              </w:rPr>
-              <w:t>Component</w:t>
-            </w:r>
-            <w:proofErr w:type="spellEnd"/>
           </w:p>
         </w:tc>
         <w:tc>
@@ -1289,7 +1862,6 @@
               </w:rPr>
               <w:t xml:space="preserve">Richtige CSS-/Joy-Farben je Status, </w:t>
             </w:r>
-            <w:proofErr w:type="spellStart"/>
             <w:r>
               <w:rPr>
                 <w:rFonts w:ascii="Arial Unicode MS" w:eastAsia="Times New Roman" w:hAnsi="Arial Unicode MS" w:cs="Arial"/>
@@ -1297,17 +1869,7 @@
                 <w:sz w:val="22"/>
                 <w:lang w:eastAsia="de-CH"/>
               </w:rPr>
-              <w:t>data</w:t>
-            </w:r>
-            <w:proofErr w:type="spellEnd"/>
-            <w:r>
-              <w:rPr>
-                <w:rFonts w:ascii="Arial Unicode MS" w:eastAsia="Times New Roman" w:hAnsi="Arial Unicode MS" w:cs="Arial"/>
-                <w:color w:val="000000"/>
-                <w:sz w:val="22"/>
-                <w:lang w:eastAsia="de-CH"/>
-              </w:rPr>
-              <w:t>-status</w:t>
+              <w:t>data-status</w:t>
             </w:r>
             <w:r>
               <w:rPr>
@@ -1387,19 +1949,8 @@
                 <w:sz w:val="22"/>
                 <w:lang w:eastAsia="de-CH"/>
               </w:rPr>
-              <w:t>UI/</w:t>
+              <w:t>UI/Component</w:t>
             </w:r>
-            <w:proofErr w:type="spellStart"/>
-            <w:r>
-              <w:rPr>
-                <w:rFonts w:ascii="Arial" w:eastAsia="Times New Roman" w:hAnsi="Arial" w:cs="Arial"/>
-                <w:color w:val="000000"/>
-                <w:sz w:val="22"/>
-                <w:lang w:eastAsia="de-CH"/>
-              </w:rPr>
-              <w:t>Component</w:t>
-            </w:r>
-            <w:proofErr w:type="spellEnd"/>
           </w:p>
         </w:tc>
         <w:tc>
@@ -1433,7 +1984,6 @@
               </w:rPr>
               <w:t xml:space="preserve">Bei </w:t>
             </w:r>
-            <w:proofErr w:type="spellStart"/>
             <w:r>
               <w:rPr>
                 <w:rFonts w:ascii="Arial Unicode MS" w:eastAsia="Times New Roman" w:hAnsi="Arial Unicode MS" w:cs="Arial"/>
@@ -1441,29 +1991,8 @@
                 <w:sz w:val="22"/>
                 <w:lang w:eastAsia="de-CH"/>
               </w:rPr>
-              <w:t>isLoading</w:t>
+              <w:t>isLoading=true</w:t>
             </w:r>
-            <w:proofErr w:type="spellEnd"/>
-            <w:r>
-              <w:rPr>
-                <w:rFonts w:ascii="Arial Unicode MS" w:eastAsia="Times New Roman" w:hAnsi="Arial Unicode MS" w:cs="Arial"/>
-                <w:color w:val="000000"/>
-                <w:sz w:val="22"/>
-                <w:lang w:eastAsia="de-CH"/>
-              </w:rPr>
-              <w:t>=</w:t>
-            </w:r>
-            <w:proofErr w:type="spellStart"/>
-            <w:r>
-              <w:rPr>
-                <w:rFonts w:ascii="Arial Unicode MS" w:eastAsia="Times New Roman" w:hAnsi="Arial Unicode MS" w:cs="Arial"/>
-                <w:color w:val="000000"/>
-                <w:sz w:val="22"/>
-                <w:lang w:eastAsia="de-CH"/>
-              </w:rPr>
-              <w:t>true</w:t>
-            </w:r>
-            <w:proofErr w:type="spellEnd"/>
             <w:r>
               <w:rPr>
                 <w:rFonts w:ascii="Arial" w:eastAsia="Times New Roman" w:hAnsi="Arial" w:cs="Arial"/>
@@ -1646,19 +2175,8 @@
                 <w:sz w:val="22"/>
                 <w:lang w:eastAsia="de-CH"/>
               </w:rPr>
-              <w:t>UI/</w:t>
+              <w:t>UI/Component</w:t>
             </w:r>
-            <w:proofErr w:type="spellStart"/>
-            <w:r>
-              <w:rPr>
-                <w:rFonts w:ascii="Arial" w:eastAsia="Times New Roman" w:hAnsi="Arial" w:cs="Arial"/>
-                <w:color w:val="000000"/>
-                <w:sz w:val="22"/>
-                <w:lang w:eastAsia="de-CH"/>
-              </w:rPr>
-              <w:t>Component</w:t>
-            </w:r>
-            <w:proofErr w:type="spellEnd"/>
           </w:p>
         </w:tc>
         <w:tc>
@@ -1787,7 +2305,6 @@
                 <w:lang w:eastAsia="de-CH"/>
               </w:rPr>
             </w:pPr>
-            <w:proofErr w:type="spellStart"/>
             <w:r>
               <w:rPr>
                 <w:rFonts w:ascii="Arial Unicode MS" w:eastAsia="Times New Roman" w:hAnsi="Arial Unicode MS" w:cs="Times New Roman"/>
@@ -1797,7 +2314,6 @@
               </w:rPr>
               <w:t>autoHideDuration</w:t>
             </w:r>
-            <w:proofErr w:type="spellEnd"/>
             <w:r>
               <w:rPr>
                 <w:rFonts w:ascii="Arial" w:eastAsia="Times New Roman" w:hAnsi="Arial" w:cs="Arial"/>
@@ -1814,19 +2330,8 @@
                 <w:sz w:val="22"/>
                 <w:lang w:eastAsia="de-CH"/>
               </w:rPr>
-              <w:t>open=</w:t>
+              <w:t>open=false</w:t>
             </w:r>
-            <w:proofErr w:type="spellStart"/>
-            <w:r>
-              <w:rPr>
-                <w:rFonts w:ascii="Arial Unicode MS" w:eastAsia="Times New Roman" w:hAnsi="Arial Unicode MS" w:cs="Times New Roman"/>
-                <w:color w:val="000000"/>
-                <w:sz w:val="22"/>
-                <w:lang w:eastAsia="de-CH"/>
-              </w:rPr>
-              <w:t>false</w:t>
-            </w:r>
-            <w:proofErr w:type="spellEnd"/>
           </w:p>
         </w:tc>
       </w:tr>
@@ -1863,19 +2368,8 @@
                 <w:sz w:val="22"/>
                 <w:lang w:eastAsia="de-CH"/>
               </w:rPr>
-              <w:t xml:space="preserve">Health-Check </w:t>
+              <w:t>Health-Check Endpoint</w:t>
             </w:r>
-            <w:proofErr w:type="spellStart"/>
-            <w:r>
-              <w:rPr>
-                <w:rFonts w:ascii="Arial" w:eastAsia="Times New Roman" w:hAnsi="Arial" w:cs="Arial"/>
-                <w:color w:val="000000"/>
-                <w:sz w:val="22"/>
-                <w:lang w:eastAsia="de-CH"/>
-              </w:rPr>
-              <w:t>Endpoint</w:t>
-            </w:r>
-            <w:proofErr w:type="spellEnd"/>
           </w:p>
         </w:tc>
         <w:tc>
@@ -1940,19 +2434,8 @@
                 <w:sz w:val="22"/>
                 <w:lang w:eastAsia="de-CH"/>
               </w:rPr>
-              <w:t>/</w:t>
+              <w:t>/health</w:t>
             </w:r>
-            <w:proofErr w:type="spellStart"/>
-            <w:r>
-              <w:rPr>
-                <w:rFonts w:ascii="Arial Unicode MS" w:eastAsia="Times New Roman" w:hAnsi="Arial Unicode MS" w:cs="Times New Roman"/>
-                <w:color w:val="000000"/>
-                <w:sz w:val="22"/>
-                <w:lang w:eastAsia="de-CH"/>
-              </w:rPr>
-              <w:t>health</w:t>
-            </w:r>
-            <w:proofErr w:type="spellEnd"/>
             <w:r>
               <w:rPr>
                 <w:rFonts w:ascii="Arial" w:eastAsia="Times New Roman" w:hAnsi="Arial" w:cs="Arial"/>
@@ -2031,19 +2514,8 @@
                 <w:sz w:val="22"/>
                 <w:lang w:eastAsia="de-CH"/>
               </w:rPr>
-              <w:t>UI/</w:t>
+              <w:t>UI/Component</w:t>
             </w:r>
-            <w:proofErr w:type="spellStart"/>
-            <w:r>
-              <w:rPr>
-                <w:rFonts w:ascii="Arial" w:eastAsia="Times New Roman" w:hAnsi="Arial" w:cs="Arial"/>
-                <w:color w:val="000000"/>
-                <w:sz w:val="22"/>
-                <w:lang w:eastAsia="de-CH"/>
-              </w:rPr>
-              <w:t>Component</w:t>
-            </w:r>
-            <w:proofErr w:type="spellEnd"/>
           </w:p>
         </w:tc>
         <w:tc>
@@ -2179,27 +2651,7 @@
                 <w:sz w:val="22"/>
                 <w:lang w:eastAsia="de-CH"/>
               </w:rPr>
-              <w:t>Daten für vergangene/aktuelle/</w:t>
-            </w:r>
-            <w:proofErr w:type="spellStart"/>
-            <w:r>
-              <w:rPr>
-                <w:rFonts w:ascii="Arial" w:eastAsia="Times New Roman" w:hAnsi="Arial" w:cs="Arial"/>
-                <w:color w:val="000000"/>
-                <w:sz w:val="22"/>
-                <w:lang w:eastAsia="de-CH"/>
-              </w:rPr>
-              <w:t>future</w:t>
-            </w:r>
-            <w:proofErr w:type="spellEnd"/>
-            <w:r>
-              <w:rPr>
-                <w:rFonts w:ascii="Arial" w:eastAsia="Times New Roman" w:hAnsi="Arial" w:cs="Arial"/>
-                <w:color w:val="000000"/>
-                <w:sz w:val="22"/>
-                <w:lang w:eastAsia="de-CH"/>
-              </w:rPr>
-              <w:t>/konflikt-Reservierungen vorhanden</w:t>
+              <w:t>Daten für vergangene/aktuelle/future/konflikt-Reservierungen vorhanden</w:t>
             </w:r>
           </w:p>
         </w:tc>
@@ -2311,22 +2763,23 @@
     </w:tbl>
     <w:p>
       <w:pPr>
-        <w:pStyle w:val="Heading1"/>
-      </w:pPr>
-      <w:bookmarkStart w:id="3" w:name="_Toc224655739"/>
+        <w:pStyle w:val="berschrift1"/>
+      </w:pPr>
+      <w:bookmarkStart w:id="3" w:name="_Toc225861308"/>
       <w:r>
+        <w:lastRenderedPageBreak/>
         <w:t>Reflexionen</w:t>
       </w:r>
       <w:bookmarkEnd w:id="3"/>
     </w:p>
     <w:p>
       <w:pPr>
-        <w:pStyle w:val="Heading2"/>
+        <w:pStyle w:val="berschrift2"/>
         <w:tabs>
           <w:tab w:val="right" w:pos="10065"/>
         </w:tabs>
       </w:pPr>
-      <w:bookmarkStart w:id="4" w:name="_Toc224655740"/>
+      <w:bookmarkStart w:id="4" w:name="_Toc225861309"/>
       <w:r>
         <w:t>Reflexion</w:t>
       </w:r>
@@ -2337,14 +2790,9 @@
         <w:t>ur T</w:t>
       </w:r>
       <w:r>
-        <w:t xml:space="preserve">est-Driven </w:t>
-      </w:r>
-      <w:proofErr w:type="spellStart"/>
-      <w:r>
-        <w:t>development</w:t>
+        <w:t>est-Driven development</w:t>
       </w:r>
       <w:bookmarkEnd w:id="4"/>
-      <w:proofErr w:type="spellEnd"/>
     </w:p>
     <w:sdt>
       <w:sdtPr>
@@ -2357,6 +2805,7 @@
           <w:docPart w:val="CC20173175CA4CC484BA0025599813E2"/>
         </w:placeholder>
       </w:sdtPr>
+      <w:sdtEndPr/>
       <w:sdtContent>
         <w:p>
           <w:pPr>
@@ -2399,17 +2848,8 @@
               <w:i/>
               <w:iCs/>
             </w:rPr>
-            <w:t>eantworten Sie die Fragen im Projektbeschrieb (Programm)</w:t>
+            <w:t>eantworten Sie die Fragen im Projektbeschrieb (Programm). ]</w:t>
           </w:r>
-          <w:proofErr w:type="gramStart"/>
-          <w:r>
-            <w:rPr>
-              <w:i/>
-              <w:iCs/>
-            </w:rPr>
-            <w:t>. ]</w:t>
-          </w:r>
-          <w:proofErr w:type="gramEnd"/>
         </w:p>
         <w:p>
           <w:pPr>
@@ -2452,17 +2892,8 @@
               <w:i/>
               <w:iCs/>
             </w:rPr>
-            <w:t>eantworten Sie die Fragen im Projektbeschrieb (Programm)</w:t>
+            <w:t>eantworten Sie die Fragen im Projektbeschrieb (Programm). ]</w:t>
           </w:r>
-          <w:proofErr w:type="gramStart"/>
-          <w:r>
-            <w:rPr>
-              <w:i/>
-              <w:iCs/>
-            </w:rPr>
-            <w:t>. ]</w:t>
-          </w:r>
-          <w:proofErr w:type="gramEnd"/>
         </w:p>
         <w:p>
           <w:pPr>
@@ -2513,12 +2944,12 @@
     <w:p/>
     <w:p>
       <w:pPr>
-        <w:pStyle w:val="Heading2"/>
+        <w:pStyle w:val="berschrift2"/>
         <w:tabs>
           <w:tab w:val="right" w:pos="10065"/>
         </w:tabs>
       </w:pPr>
-      <w:bookmarkStart w:id="5" w:name="_Toc224655741"/>
+      <w:bookmarkStart w:id="5" w:name="_Toc225861310"/>
       <w:r>
         <w:t>Code Reviews</w:t>
       </w:r>
@@ -2545,6 +2976,7 @@
           <w:docPart w:val="896DA5CDF6F146D3A93E0D3CF3B38540"/>
         </w:placeholder>
       </w:sdtPr>
+      <w:sdtEndPr/>
       <w:sdtContent>
         <w:p>
           <w:pPr>
@@ -2587,17 +3019,8 @@
               <w:i/>
               <w:iCs/>
             </w:rPr>
-            <w:t>eantworten Sie die Fragen im Projektbeschrieb (Programm)</w:t>
+            <w:t>eantworten Sie die Fragen im Projektbeschrieb (Programm). ]</w:t>
           </w:r>
-          <w:proofErr w:type="gramStart"/>
-          <w:r>
-            <w:rPr>
-              <w:i/>
-              <w:iCs/>
-            </w:rPr>
-            <w:t>. ]</w:t>
-          </w:r>
-          <w:proofErr w:type="gramEnd"/>
         </w:p>
         <w:p>
           <w:pPr>
@@ -2640,17 +3063,8 @@
               <w:i/>
               <w:iCs/>
             </w:rPr>
-            <w:t>eantworten Sie die Fragen im Projektbeschrieb (Programm)</w:t>
+            <w:t>eantworten Sie die Fragen im Projektbeschrieb (Programm). ]</w:t>
           </w:r>
-          <w:proofErr w:type="gramStart"/>
-          <w:r>
-            <w:rPr>
-              <w:i/>
-              <w:iCs/>
-            </w:rPr>
-            <w:t>. ]</w:t>
-          </w:r>
-          <w:proofErr w:type="gramEnd"/>
         </w:p>
         <w:p>
           <w:pPr>
@@ -2955,7 +3369,7 @@
 <w:hdr xmlns:wpc="http://schemas.microsoft.com/office/word/2010/wordprocessingCanvas" xmlns:cx="http://schemas.microsoft.com/office/drawing/2014/chartex" xmlns:cx1="http://schemas.microsoft.com/office/drawing/2015/9/8/chartex" xmlns:cx2="http://schemas.microsoft.com/office/drawing/2015/10/21/chartex" xmlns:cx3="http://schemas.microsoft.com/office/drawing/2016/5/9/chartex" xmlns:cx4="http://schemas.microsoft.com/office/drawing/2016/5/10/chartex" xmlns:cx5="http://schemas.microsoft.com/office/drawing/2016/5/11/chartex" xmlns:cx6="http://schemas.microsoft.com/office/drawing/2016/5/12/chartex" xmlns:cx7="http://schemas.microsoft.com/office/drawing/2016/5/13/chartex" xmlns:cx8="http://schemas.microsoft.com/office/drawing/2016/5/14/chartex" xmlns:mc="http://schemas.openxmlformats.org/markup-compatibility/2006" xmlns:aink="http://schemas.microsoft.com/office/drawing/2016/ink" xmlns:am3d="http://schemas.microsoft.com/office/drawing/2017/model3d" xmlns:o="urn:schemas-microsoft-com:office:office" xmlns:oel="http://schemas.microsoft.com/office/2019/extlst" xmlns:r="http://schemas.openxmlformats.org/officeDocument/2006/relationships" xmlns:m="http://schemas.openxmlformats.org/officeDocument/2006/math" xmlns:v="urn:schemas-microsoft-com:vml" xmlns:wp14="http://schemas.microsoft.com/office/word/2010/wordprocessingDrawing" xmlns:wp="http://schemas.openxmlformats.org/drawingml/2006/wordprocessingDrawing" xmlns:w10="urn:schemas-microsoft-com:office:word" xmlns:w="http://schemas.openxmlformats.org/wordprocessingml/2006/main" xmlns:w14="http://schemas.microsoft.com/office/word/2010/wordml" xmlns:w15="http://schemas.microsoft.com/office/word/2012/wordml" xmlns:w16cex="http://schemas.microsoft.com/office/word/2018/wordml/cex" xmlns:w16cid="http://schemas.microsoft.com/office/word/2016/wordml/cid" xmlns:w16="http://schemas.microsoft.com/office/word/2018/wordml" xmlns:w16du="http://schemas.microsoft.com/office/word/2023/wordml/word16du" xmlns:w16sdtdh="http://schemas.microsoft.com/office/word/2020/wordml/sdtdatahash" xmlns:w16sdtfl="http://schemas.microsoft.com/office/word/2024/wordml/sdtformatlock" xmlns:w16se="http://schemas.microsoft.com/office/word/2015/wordml/symex" xmlns:wpg="http://schemas.microsoft.com/office/word/2010/wordprocessingGroup" xmlns:wpi="http://schemas.microsoft.com/office/word/2010/wordprocessingInk" xmlns:wne="http://schemas.microsoft.com/office/word/2006/wordml" xmlns:wps="http://schemas.microsoft.com/office/word/2010/wordprocessingShape" mc:Ignorable="w14 w15 w16se w16cid w16 w16cex w16sdtdh w16sdtfl w16du wp14">
   <w:p>
     <w:pPr>
-      <w:pStyle w:val="Header"/>
+      <w:pStyle w:val="Kopfzeile"/>
     </w:pPr>
     <w:r>
       <w:rPr>
@@ -3146,17 +3560,12 @@
       </mc:AlternateContent>
     </w:r>
     <w:r>
-      <w:t xml:space="preserve">Kanton </w:t>
+      <w:t>Kanton St.Gallen</w:t>
     </w:r>
-    <w:proofErr w:type="spellStart"/>
-    <w:r>
-      <w:t>St.Gallen</w:t>
-    </w:r>
-    <w:proofErr w:type="spellEnd"/>
   </w:p>
   <w:p>
     <w:pPr>
-      <w:pStyle w:val="Header"/>
+      <w:pStyle w:val="Kopfzeile"/>
     </w:pPr>
     <w:r>
       <w:t>Bildungsdepartement</w:t>
@@ -3164,12 +3573,12 @@
   </w:p>
   <w:p>
     <w:pPr>
-      <w:pStyle w:val="Header"/>
+      <w:pStyle w:val="Kopfzeile"/>
     </w:pPr>
   </w:p>
   <w:p>
     <w:pPr>
-      <w:pStyle w:val="Header"/>
+      <w:pStyle w:val="Kopfzeile"/>
       <w:rPr>
         <w:b/>
       </w:rPr>
@@ -3183,7 +3592,7 @@
   </w:p>
   <w:p>
     <w:pPr>
-      <w:pStyle w:val="Header"/>
+      <w:pStyle w:val="Kopfzeile"/>
     </w:pPr>
     <w:r>
       <w:t>Rapperswil-Jona</w:t>
@@ -3191,7 +3600,7 @@
   </w:p>
   <w:p>
     <w:pPr>
-      <w:pStyle w:val="Header"/>
+      <w:pStyle w:val="Kopfzeile"/>
       <w:pBdr>
         <w:bottom w:val="single" w:sz="4" w:space="1" w:color="auto"/>
       </w:pBdr>
@@ -3208,7 +3617,7 @@
 <w:hdr xmlns:wpc="http://schemas.microsoft.com/office/word/2010/wordprocessingCanvas" xmlns:cx="http://schemas.microsoft.com/office/drawing/2014/chartex" xmlns:cx1="http://schemas.microsoft.com/office/drawing/2015/9/8/chartex" xmlns:cx2="http://schemas.microsoft.com/office/drawing/2015/10/21/chartex" xmlns:cx3="http://schemas.microsoft.com/office/drawing/2016/5/9/chartex" xmlns:cx4="http://schemas.microsoft.com/office/drawing/2016/5/10/chartex" xmlns:cx5="http://schemas.microsoft.com/office/drawing/2016/5/11/chartex" xmlns:cx6="http://schemas.microsoft.com/office/drawing/2016/5/12/chartex" xmlns:cx7="http://schemas.microsoft.com/office/drawing/2016/5/13/chartex" xmlns:cx8="http://schemas.microsoft.com/office/drawing/2016/5/14/chartex" xmlns:mc="http://schemas.openxmlformats.org/markup-compatibility/2006" xmlns:aink="http://schemas.microsoft.com/office/drawing/2016/ink" xmlns:am3d="http://schemas.microsoft.com/office/drawing/2017/model3d" xmlns:o="urn:schemas-microsoft-com:office:office" xmlns:oel="http://schemas.microsoft.com/office/2019/extlst" xmlns:r="http://schemas.openxmlformats.org/officeDocument/2006/relationships" xmlns:m="http://schemas.openxmlformats.org/officeDocument/2006/math" xmlns:v="urn:schemas-microsoft-com:vml" xmlns:wp14="http://schemas.microsoft.com/office/word/2010/wordprocessingDrawing" xmlns:wp="http://schemas.openxmlformats.org/drawingml/2006/wordprocessingDrawing" xmlns:w10="urn:schemas-microsoft-com:office:word" xmlns:w="http://schemas.openxmlformats.org/wordprocessingml/2006/main" xmlns:w14="http://schemas.microsoft.com/office/word/2010/wordml" xmlns:w15="http://schemas.microsoft.com/office/word/2012/wordml" xmlns:w16cex="http://schemas.microsoft.com/office/word/2018/wordml/cex" xmlns:w16cid="http://schemas.microsoft.com/office/word/2016/wordml/cid" xmlns:w16="http://schemas.microsoft.com/office/word/2018/wordml" xmlns:w16du="http://schemas.microsoft.com/office/word/2023/wordml/word16du" xmlns:w16sdtdh="http://schemas.microsoft.com/office/word/2020/wordml/sdtdatahash" xmlns:w16sdtfl="http://schemas.microsoft.com/office/word/2024/wordml/sdtformatlock" xmlns:w16se="http://schemas.microsoft.com/office/word/2015/wordml/symex" xmlns:wpg="http://schemas.microsoft.com/office/word/2010/wordprocessingGroup" xmlns:wpi="http://schemas.microsoft.com/office/word/2010/wordprocessingInk" xmlns:wne="http://schemas.microsoft.com/office/word/2006/wordml" xmlns:wps="http://schemas.microsoft.com/office/word/2010/wordprocessingShape" mc:Ignorable="w14 w15 w16se w16cid w16 w16cex w16sdtdh w16sdtfl w16du wp14">
   <w:p>
     <w:pPr>
-      <w:pStyle w:val="Header"/>
+      <w:pStyle w:val="Kopfzeile"/>
     </w:pPr>
     <w:r>
       <w:rPr>
@@ -3399,17 +3808,12 @@
       </mc:AlternateContent>
     </w:r>
     <w:r>
-      <w:t xml:space="preserve">Kanton </w:t>
+      <w:t>Kanton St.Gallen</w:t>
     </w:r>
-    <w:proofErr w:type="spellStart"/>
-    <w:r>
-      <w:t>St.Gallen</w:t>
-    </w:r>
-    <w:proofErr w:type="spellEnd"/>
   </w:p>
   <w:p>
     <w:pPr>
-      <w:pStyle w:val="Header"/>
+      <w:pStyle w:val="Kopfzeile"/>
     </w:pPr>
     <w:r>
       <w:t>Bildungsdepartement</w:t>
@@ -3417,12 +3821,12 @@
   </w:p>
   <w:p>
     <w:pPr>
-      <w:pStyle w:val="Header"/>
+      <w:pStyle w:val="Kopfzeile"/>
     </w:pPr>
   </w:p>
   <w:p>
     <w:pPr>
-      <w:pStyle w:val="Header"/>
+      <w:pStyle w:val="Kopfzeile"/>
       <w:rPr>
         <w:b/>
       </w:rPr>
@@ -3436,7 +3840,7 @@
   </w:p>
   <w:p>
     <w:pPr>
-      <w:pStyle w:val="Header"/>
+      <w:pStyle w:val="Kopfzeile"/>
     </w:pPr>
     <w:r>
       <w:t>Rapperswil-Jona</w:t>
@@ -3444,7 +3848,7 @@
   </w:p>
   <w:p>
     <w:pPr>
-      <w:pStyle w:val="Header"/>
+      <w:pStyle w:val="Kopfzeile"/>
       <w:pBdr>
         <w:bottom w:val="single" w:sz="4" w:space="1" w:color="auto"/>
       </w:pBdr>
@@ -3456,7 +3860,7 @@
   </w:p>
   <w:p>
     <w:pPr>
-      <w:pStyle w:val="Header"/>
+      <w:pStyle w:val="Kopfzeile"/>
       <w:tabs>
         <w:tab w:val="clear" w:pos="4536"/>
         <w:tab w:val="clear" w:pos="9072"/>
@@ -3584,6 +3988,155 @@
     </w:lvl>
   </w:abstractNum>
   <w:abstractNum w:abstractNumId="1" w15:restartNumberingAfterBreak="0">
+    <w:nsid w:val="00FE4CCA"/>
+    <w:multiLevelType w:val="multilevel"/>
+    <w:tmpl w:val="4670B122"/>
+    <w:lvl w:ilvl="0">
+      <w:start w:val="1"/>
+      <w:numFmt w:val="bullet"/>
+      <w:lvlText w:val=""/>
+      <w:lvlJc w:val="left"/>
+      <w:pPr>
+        <w:tabs>
+          <w:tab w:val="num" w:pos="720"/>
+        </w:tabs>
+        <w:ind w:left="720" w:hanging="360"/>
+      </w:pPr>
+      <w:rPr>
+        <w:rFonts w:ascii="Symbol" w:hAnsi="Symbol" w:hint="default"/>
+        <w:sz w:val="20"/>
+      </w:rPr>
+    </w:lvl>
+    <w:lvl w:ilvl="1" w:tentative="1">
+      <w:start w:val="1"/>
+      <w:numFmt w:val="bullet"/>
+      <w:lvlText w:val=""/>
+      <w:lvlJc w:val="left"/>
+      <w:pPr>
+        <w:tabs>
+          <w:tab w:val="num" w:pos="1440"/>
+        </w:tabs>
+        <w:ind w:left="1440" w:hanging="360"/>
+      </w:pPr>
+      <w:rPr>
+        <w:rFonts w:ascii="Symbol" w:hAnsi="Symbol" w:hint="default"/>
+        <w:sz w:val="20"/>
+      </w:rPr>
+    </w:lvl>
+    <w:lvl w:ilvl="2" w:tentative="1">
+      <w:start w:val="1"/>
+      <w:numFmt w:val="bullet"/>
+      <w:lvlText w:val=""/>
+      <w:lvlJc w:val="left"/>
+      <w:pPr>
+        <w:tabs>
+          <w:tab w:val="num" w:pos="2160"/>
+        </w:tabs>
+        <w:ind w:left="2160" w:hanging="360"/>
+      </w:pPr>
+      <w:rPr>
+        <w:rFonts w:ascii="Symbol" w:hAnsi="Symbol" w:hint="default"/>
+        <w:sz w:val="20"/>
+      </w:rPr>
+    </w:lvl>
+    <w:lvl w:ilvl="3" w:tentative="1">
+      <w:start w:val="1"/>
+      <w:numFmt w:val="bullet"/>
+      <w:lvlText w:val=""/>
+      <w:lvlJc w:val="left"/>
+      <w:pPr>
+        <w:tabs>
+          <w:tab w:val="num" w:pos="2880"/>
+        </w:tabs>
+        <w:ind w:left="2880" w:hanging="360"/>
+      </w:pPr>
+      <w:rPr>
+        <w:rFonts w:ascii="Symbol" w:hAnsi="Symbol" w:hint="default"/>
+        <w:sz w:val="20"/>
+      </w:rPr>
+    </w:lvl>
+    <w:lvl w:ilvl="4" w:tentative="1">
+      <w:start w:val="1"/>
+      <w:numFmt w:val="bullet"/>
+      <w:lvlText w:val=""/>
+      <w:lvlJc w:val="left"/>
+      <w:pPr>
+        <w:tabs>
+          <w:tab w:val="num" w:pos="3600"/>
+        </w:tabs>
+        <w:ind w:left="3600" w:hanging="360"/>
+      </w:pPr>
+      <w:rPr>
+        <w:rFonts w:ascii="Symbol" w:hAnsi="Symbol" w:hint="default"/>
+        <w:sz w:val="20"/>
+      </w:rPr>
+    </w:lvl>
+    <w:lvl w:ilvl="5" w:tentative="1">
+      <w:start w:val="1"/>
+      <w:numFmt w:val="bullet"/>
+      <w:lvlText w:val=""/>
+      <w:lvlJc w:val="left"/>
+      <w:pPr>
+        <w:tabs>
+          <w:tab w:val="num" w:pos="4320"/>
+        </w:tabs>
+        <w:ind w:left="4320" w:hanging="360"/>
+      </w:pPr>
+      <w:rPr>
+        <w:rFonts w:ascii="Symbol" w:hAnsi="Symbol" w:hint="default"/>
+        <w:sz w:val="20"/>
+      </w:rPr>
+    </w:lvl>
+    <w:lvl w:ilvl="6" w:tentative="1">
+      <w:start w:val="1"/>
+      <w:numFmt w:val="bullet"/>
+      <w:lvlText w:val=""/>
+      <w:lvlJc w:val="left"/>
+      <w:pPr>
+        <w:tabs>
+          <w:tab w:val="num" w:pos="5040"/>
+        </w:tabs>
+        <w:ind w:left="5040" w:hanging="360"/>
+      </w:pPr>
+      <w:rPr>
+        <w:rFonts w:ascii="Symbol" w:hAnsi="Symbol" w:hint="default"/>
+        <w:sz w:val="20"/>
+      </w:rPr>
+    </w:lvl>
+    <w:lvl w:ilvl="7" w:tentative="1">
+      <w:start w:val="1"/>
+      <w:numFmt w:val="bullet"/>
+      <w:lvlText w:val=""/>
+      <w:lvlJc w:val="left"/>
+      <w:pPr>
+        <w:tabs>
+          <w:tab w:val="num" w:pos="5760"/>
+        </w:tabs>
+        <w:ind w:left="5760" w:hanging="360"/>
+      </w:pPr>
+      <w:rPr>
+        <w:rFonts w:ascii="Symbol" w:hAnsi="Symbol" w:hint="default"/>
+        <w:sz w:val="20"/>
+      </w:rPr>
+    </w:lvl>
+    <w:lvl w:ilvl="8" w:tentative="1">
+      <w:start w:val="1"/>
+      <w:numFmt w:val="bullet"/>
+      <w:lvlText w:val=""/>
+      <w:lvlJc w:val="left"/>
+      <w:pPr>
+        <w:tabs>
+          <w:tab w:val="num" w:pos="6480"/>
+        </w:tabs>
+        <w:ind w:left="6480" w:hanging="360"/>
+      </w:pPr>
+      <w:rPr>
+        <w:rFonts w:ascii="Symbol" w:hAnsi="Symbol" w:hint="default"/>
+        <w:sz w:val="20"/>
+      </w:rPr>
+    </w:lvl>
+  </w:abstractNum>
+  <w:abstractNum w:abstractNumId="2" w15:restartNumberingAfterBreak="0">
     <w:nsid w:val="01E4436C"/>
     <w:multiLevelType w:val="hybridMultilevel"/>
     <w:tmpl w:val="B1EE813C"/>
@@ -3696,7 +4249,7 @@
       </w:rPr>
     </w:lvl>
   </w:abstractNum>
-  <w:abstractNum w:abstractNumId="2" w15:restartNumberingAfterBreak="0">
+  <w:abstractNum w:abstractNumId="3" w15:restartNumberingAfterBreak="0">
     <w:nsid w:val="061504C5"/>
     <w:multiLevelType w:val="hybridMultilevel"/>
     <w:tmpl w:val="3F8C2F60"/>
@@ -3810,7 +4363,7 @@
       </w:rPr>
     </w:lvl>
   </w:abstractNum>
-  <w:abstractNum w:abstractNumId="3" w15:restartNumberingAfterBreak="0">
+  <w:abstractNum w:abstractNumId="4" w15:restartNumberingAfterBreak="0">
     <w:nsid w:val="06C8699B"/>
     <w:multiLevelType w:val="hybridMultilevel"/>
     <w:tmpl w:val="3AD6B762"/>
@@ -3924,7 +4477,7 @@
       </w:rPr>
     </w:lvl>
   </w:abstractNum>
-  <w:abstractNum w:abstractNumId="4" w15:restartNumberingAfterBreak="0">
+  <w:abstractNum w:abstractNumId="5" w15:restartNumberingAfterBreak="0">
     <w:nsid w:val="06DE157C"/>
     <w:multiLevelType w:val="multilevel"/>
     <w:tmpl w:val="82F2259C"/>
@@ -4042,7 +4595,7 @@
       </w:rPr>
     </w:lvl>
   </w:abstractNum>
-  <w:abstractNum w:abstractNumId="5" w15:restartNumberingAfterBreak="0">
+  <w:abstractNum w:abstractNumId="6" w15:restartNumberingAfterBreak="0">
     <w:nsid w:val="08FB270A"/>
     <w:multiLevelType w:val="multilevel"/>
     <w:tmpl w:val="D67AACCC"/>
@@ -4156,7 +4709,7 @@
       </w:rPr>
     </w:lvl>
   </w:abstractNum>
-  <w:abstractNum w:abstractNumId="6" w15:restartNumberingAfterBreak="0">
+  <w:abstractNum w:abstractNumId="7" w15:restartNumberingAfterBreak="0">
     <w:nsid w:val="0AA64457"/>
     <w:multiLevelType w:val="multilevel"/>
     <w:tmpl w:val="2DD23B34"/>
@@ -4271,7 +4824,7 @@
       </w:rPr>
     </w:lvl>
   </w:abstractNum>
-  <w:abstractNum w:abstractNumId="7" w15:restartNumberingAfterBreak="0">
+  <w:abstractNum w:abstractNumId="8" w15:restartNumberingAfterBreak="0">
     <w:nsid w:val="109F5BEA"/>
     <w:multiLevelType w:val="multilevel"/>
     <w:tmpl w:val="782A5C92"/>
@@ -4357,7 +4910,7 @@
       </w:pPr>
     </w:lvl>
   </w:abstractNum>
-  <w:abstractNum w:abstractNumId="8" w15:restartNumberingAfterBreak="0">
+  <w:abstractNum w:abstractNumId="9" w15:restartNumberingAfterBreak="0">
     <w:nsid w:val="11C14F48"/>
     <w:multiLevelType w:val="hybridMultilevel"/>
     <w:tmpl w:val="A8A42BBA"/>
@@ -4470,7 +5023,7 @@
       </w:rPr>
     </w:lvl>
   </w:abstractNum>
-  <w:abstractNum w:abstractNumId="9" w15:restartNumberingAfterBreak="0">
+  <w:abstractNum w:abstractNumId="10" w15:restartNumberingAfterBreak="0">
     <w:nsid w:val="159F1CB9"/>
     <w:multiLevelType w:val="hybridMultilevel"/>
     <w:tmpl w:val="3B8A82D6"/>
@@ -4556,7 +5109,7 @@
       </w:pPr>
     </w:lvl>
   </w:abstractNum>
-  <w:abstractNum w:abstractNumId="10" w15:restartNumberingAfterBreak="0">
+  <w:abstractNum w:abstractNumId="11" w15:restartNumberingAfterBreak="0">
     <w:nsid w:val="18040AC0"/>
     <w:multiLevelType w:val="multilevel"/>
     <w:tmpl w:val="FB36DCAC"/>
@@ -4642,7 +5195,7 @@
       </w:pPr>
     </w:lvl>
   </w:abstractNum>
-  <w:abstractNum w:abstractNumId="11" w15:restartNumberingAfterBreak="0">
+  <w:abstractNum w:abstractNumId="12" w15:restartNumberingAfterBreak="0">
     <w:nsid w:val="19B01D21"/>
     <w:multiLevelType w:val="multilevel"/>
     <w:tmpl w:val="77D48DDE"/>
@@ -4756,7 +5309,305 @@
       </w:rPr>
     </w:lvl>
   </w:abstractNum>
-  <w:abstractNum w:abstractNumId="12" w15:restartNumberingAfterBreak="0">
+  <w:abstractNum w:abstractNumId="13" w15:restartNumberingAfterBreak="0">
+    <w:nsid w:val="19B0338B"/>
+    <w:multiLevelType w:val="multilevel"/>
+    <w:tmpl w:val="15D6F72E"/>
+    <w:lvl w:ilvl="0">
+      <w:start w:val="1"/>
+      <w:numFmt w:val="bullet"/>
+      <w:lvlText w:val=""/>
+      <w:lvlJc w:val="left"/>
+      <w:pPr>
+        <w:tabs>
+          <w:tab w:val="num" w:pos="720"/>
+        </w:tabs>
+        <w:ind w:left="720" w:hanging="360"/>
+      </w:pPr>
+      <w:rPr>
+        <w:rFonts w:ascii="Symbol" w:hAnsi="Symbol" w:hint="default"/>
+        <w:sz w:val="20"/>
+      </w:rPr>
+    </w:lvl>
+    <w:lvl w:ilvl="1" w:tentative="1">
+      <w:start w:val="1"/>
+      <w:numFmt w:val="bullet"/>
+      <w:lvlText w:val=""/>
+      <w:lvlJc w:val="left"/>
+      <w:pPr>
+        <w:tabs>
+          <w:tab w:val="num" w:pos="1440"/>
+        </w:tabs>
+        <w:ind w:left="1440" w:hanging="360"/>
+      </w:pPr>
+      <w:rPr>
+        <w:rFonts w:ascii="Symbol" w:hAnsi="Symbol" w:hint="default"/>
+        <w:sz w:val="20"/>
+      </w:rPr>
+    </w:lvl>
+    <w:lvl w:ilvl="2" w:tentative="1">
+      <w:start w:val="1"/>
+      <w:numFmt w:val="bullet"/>
+      <w:lvlText w:val=""/>
+      <w:lvlJc w:val="left"/>
+      <w:pPr>
+        <w:tabs>
+          <w:tab w:val="num" w:pos="2160"/>
+        </w:tabs>
+        <w:ind w:left="2160" w:hanging="360"/>
+      </w:pPr>
+      <w:rPr>
+        <w:rFonts w:ascii="Symbol" w:hAnsi="Symbol" w:hint="default"/>
+        <w:sz w:val="20"/>
+      </w:rPr>
+    </w:lvl>
+    <w:lvl w:ilvl="3" w:tentative="1">
+      <w:start w:val="1"/>
+      <w:numFmt w:val="bullet"/>
+      <w:lvlText w:val=""/>
+      <w:lvlJc w:val="left"/>
+      <w:pPr>
+        <w:tabs>
+          <w:tab w:val="num" w:pos="2880"/>
+        </w:tabs>
+        <w:ind w:left="2880" w:hanging="360"/>
+      </w:pPr>
+      <w:rPr>
+        <w:rFonts w:ascii="Symbol" w:hAnsi="Symbol" w:hint="default"/>
+        <w:sz w:val="20"/>
+      </w:rPr>
+    </w:lvl>
+    <w:lvl w:ilvl="4" w:tentative="1">
+      <w:start w:val="1"/>
+      <w:numFmt w:val="bullet"/>
+      <w:lvlText w:val=""/>
+      <w:lvlJc w:val="left"/>
+      <w:pPr>
+        <w:tabs>
+          <w:tab w:val="num" w:pos="3600"/>
+        </w:tabs>
+        <w:ind w:left="3600" w:hanging="360"/>
+      </w:pPr>
+      <w:rPr>
+        <w:rFonts w:ascii="Symbol" w:hAnsi="Symbol" w:hint="default"/>
+        <w:sz w:val="20"/>
+      </w:rPr>
+    </w:lvl>
+    <w:lvl w:ilvl="5" w:tentative="1">
+      <w:start w:val="1"/>
+      <w:numFmt w:val="bullet"/>
+      <w:lvlText w:val=""/>
+      <w:lvlJc w:val="left"/>
+      <w:pPr>
+        <w:tabs>
+          <w:tab w:val="num" w:pos="4320"/>
+        </w:tabs>
+        <w:ind w:left="4320" w:hanging="360"/>
+      </w:pPr>
+      <w:rPr>
+        <w:rFonts w:ascii="Symbol" w:hAnsi="Symbol" w:hint="default"/>
+        <w:sz w:val="20"/>
+      </w:rPr>
+    </w:lvl>
+    <w:lvl w:ilvl="6" w:tentative="1">
+      <w:start w:val="1"/>
+      <w:numFmt w:val="bullet"/>
+      <w:lvlText w:val=""/>
+      <w:lvlJc w:val="left"/>
+      <w:pPr>
+        <w:tabs>
+          <w:tab w:val="num" w:pos="5040"/>
+        </w:tabs>
+        <w:ind w:left="5040" w:hanging="360"/>
+      </w:pPr>
+      <w:rPr>
+        <w:rFonts w:ascii="Symbol" w:hAnsi="Symbol" w:hint="default"/>
+        <w:sz w:val="20"/>
+      </w:rPr>
+    </w:lvl>
+    <w:lvl w:ilvl="7" w:tentative="1">
+      <w:start w:val="1"/>
+      <w:numFmt w:val="bullet"/>
+      <w:lvlText w:val=""/>
+      <w:lvlJc w:val="left"/>
+      <w:pPr>
+        <w:tabs>
+          <w:tab w:val="num" w:pos="5760"/>
+        </w:tabs>
+        <w:ind w:left="5760" w:hanging="360"/>
+      </w:pPr>
+      <w:rPr>
+        <w:rFonts w:ascii="Symbol" w:hAnsi="Symbol" w:hint="default"/>
+        <w:sz w:val="20"/>
+      </w:rPr>
+    </w:lvl>
+    <w:lvl w:ilvl="8" w:tentative="1">
+      <w:start w:val="1"/>
+      <w:numFmt w:val="bullet"/>
+      <w:lvlText w:val=""/>
+      <w:lvlJc w:val="left"/>
+      <w:pPr>
+        <w:tabs>
+          <w:tab w:val="num" w:pos="6480"/>
+        </w:tabs>
+        <w:ind w:left="6480" w:hanging="360"/>
+      </w:pPr>
+      <w:rPr>
+        <w:rFonts w:ascii="Symbol" w:hAnsi="Symbol" w:hint="default"/>
+        <w:sz w:val="20"/>
+      </w:rPr>
+    </w:lvl>
+  </w:abstractNum>
+  <w:abstractNum w:abstractNumId="14" w15:restartNumberingAfterBreak="0">
+    <w:nsid w:val="1C540413"/>
+    <w:multiLevelType w:val="multilevel"/>
+    <w:tmpl w:val="1A50CB4C"/>
+    <w:lvl w:ilvl="0">
+      <w:start w:val="1"/>
+      <w:numFmt w:val="bullet"/>
+      <w:lvlText w:val=""/>
+      <w:lvlJc w:val="left"/>
+      <w:pPr>
+        <w:tabs>
+          <w:tab w:val="num" w:pos="720"/>
+        </w:tabs>
+        <w:ind w:left="720" w:hanging="360"/>
+      </w:pPr>
+      <w:rPr>
+        <w:rFonts w:ascii="Symbol" w:hAnsi="Symbol" w:hint="default"/>
+        <w:sz w:val="20"/>
+      </w:rPr>
+    </w:lvl>
+    <w:lvl w:ilvl="1" w:tentative="1">
+      <w:start w:val="1"/>
+      <w:numFmt w:val="bullet"/>
+      <w:lvlText w:val=""/>
+      <w:lvlJc w:val="left"/>
+      <w:pPr>
+        <w:tabs>
+          <w:tab w:val="num" w:pos="1440"/>
+        </w:tabs>
+        <w:ind w:left="1440" w:hanging="360"/>
+      </w:pPr>
+      <w:rPr>
+        <w:rFonts w:ascii="Symbol" w:hAnsi="Symbol" w:hint="default"/>
+        <w:sz w:val="20"/>
+      </w:rPr>
+    </w:lvl>
+    <w:lvl w:ilvl="2" w:tentative="1">
+      <w:start w:val="1"/>
+      <w:numFmt w:val="bullet"/>
+      <w:lvlText w:val=""/>
+      <w:lvlJc w:val="left"/>
+      <w:pPr>
+        <w:tabs>
+          <w:tab w:val="num" w:pos="2160"/>
+        </w:tabs>
+        <w:ind w:left="2160" w:hanging="360"/>
+      </w:pPr>
+      <w:rPr>
+        <w:rFonts w:ascii="Symbol" w:hAnsi="Symbol" w:hint="default"/>
+        <w:sz w:val="20"/>
+      </w:rPr>
+    </w:lvl>
+    <w:lvl w:ilvl="3" w:tentative="1">
+      <w:start w:val="1"/>
+      <w:numFmt w:val="bullet"/>
+      <w:lvlText w:val=""/>
+      <w:lvlJc w:val="left"/>
+      <w:pPr>
+        <w:tabs>
+          <w:tab w:val="num" w:pos="2880"/>
+        </w:tabs>
+        <w:ind w:left="2880" w:hanging="360"/>
+      </w:pPr>
+      <w:rPr>
+        <w:rFonts w:ascii="Symbol" w:hAnsi="Symbol" w:hint="default"/>
+        <w:sz w:val="20"/>
+      </w:rPr>
+    </w:lvl>
+    <w:lvl w:ilvl="4" w:tentative="1">
+      <w:start w:val="1"/>
+      <w:numFmt w:val="bullet"/>
+      <w:lvlText w:val=""/>
+      <w:lvlJc w:val="left"/>
+      <w:pPr>
+        <w:tabs>
+          <w:tab w:val="num" w:pos="3600"/>
+        </w:tabs>
+        <w:ind w:left="3600" w:hanging="360"/>
+      </w:pPr>
+      <w:rPr>
+        <w:rFonts w:ascii="Symbol" w:hAnsi="Symbol" w:hint="default"/>
+        <w:sz w:val="20"/>
+      </w:rPr>
+    </w:lvl>
+    <w:lvl w:ilvl="5" w:tentative="1">
+      <w:start w:val="1"/>
+      <w:numFmt w:val="bullet"/>
+      <w:lvlText w:val=""/>
+      <w:lvlJc w:val="left"/>
+      <w:pPr>
+        <w:tabs>
+          <w:tab w:val="num" w:pos="4320"/>
+        </w:tabs>
+        <w:ind w:left="4320" w:hanging="360"/>
+      </w:pPr>
+      <w:rPr>
+        <w:rFonts w:ascii="Symbol" w:hAnsi="Symbol" w:hint="default"/>
+        <w:sz w:val="20"/>
+      </w:rPr>
+    </w:lvl>
+    <w:lvl w:ilvl="6" w:tentative="1">
+      <w:start w:val="1"/>
+      <w:numFmt w:val="bullet"/>
+      <w:lvlText w:val=""/>
+      <w:lvlJc w:val="left"/>
+      <w:pPr>
+        <w:tabs>
+          <w:tab w:val="num" w:pos="5040"/>
+        </w:tabs>
+        <w:ind w:left="5040" w:hanging="360"/>
+      </w:pPr>
+      <w:rPr>
+        <w:rFonts w:ascii="Symbol" w:hAnsi="Symbol" w:hint="default"/>
+        <w:sz w:val="20"/>
+      </w:rPr>
+    </w:lvl>
+    <w:lvl w:ilvl="7" w:tentative="1">
+      <w:start w:val="1"/>
+      <w:numFmt w:val="bullet"/>
+      <w:lvlText w:val=""/>
+      <w:lvlJc w:val="left"/>
+      <w:pPr>
+        <w:tabs>
+          <w:tab w:val="num" w:pos="5760"/>
+        </w:tabs>
+        <w:ind w:left="5760" w:hanging="360"/>
+      </w:pPr>
+      <w:rPr>
+        <w:rFonts w:ascii="Symbol" w:hAnsi="Symbol" w:hint="default"/>
+        <w:sz w:val="20"/>
+      </w:rPr>
+    </w:lvl>
+    <w:lvl w:ilvl="8" w:tentative="1">
+      <w:start w:val="1"/>
+      <w:numFmt w:val="bullet"/>
+      <w:lvlText w:val=""/>
+      <w:lvlJc w:val="left"/>
+      <w:pPr>
+        <w:tabs>
+          <w:tab w:val="num" w:pos="6480"/>
+        </w:tabs>
+        <w:ind w:left="6480" w:hanging="360"/>
+      </w:pPr>
+      <w:rPr>
+        <w:rFonts w:ascii="Symbol" w:hAnsi="Symbol" w:hint="default"/>
+        <w:sz w:val="20"/>
+      </w:rPr>
+    </w:lvl>
+  </w:abstractNum>
+  <w:abstractNum w:abstractNumId="15" w15:restartNumberingAfterBreak="0">
     <w:nsid w:val="1F890778"/>
     <w:multiLevelType w:val="multilevel"/>
     <w:tmpl w:val="08070025"/>
@@ -4842,7 +5693,7 @@
       </w:pPr>
     </w:lvl>
   </w:abstractNum>
-  <w:abstractNum w:abstractNumId="13" w15:restartNumberingAfterBreak="0">
+  <w:abstractNum w:abstractNumId="16" w15:restartNumberingAfterBreak="0">
     <w:nsid w:val="204B0ED2"/>
     <w:multiLevelType w:val="hybridMultilevel"/>
     <w:tmpl w:val="62420482"/>
@@ -4955,7 +5806,120 @@
       </w:rPr>
     </w:lvl>
   </w:abstractNum>
-  <w:abstractNum w:abstractNumId="14" w15:restartNumberingAfterBreak="0">
+  <w:abstractNum w:abstractNumId="17" w15:restartNumberingAfterBreak="0">
+    <w:nsid w:val="21CF3EBC"/>
+    <w:multiLevelType w:val="multilevel"/>
+    <w:tmpl w:val="E23832CC"/>
+    <w:lvl w:ilvl="0">
+      <w:start w:val="1"/>
+      <w:numFmt w:val="decimal"/>
+      <w:lvlText w:val="%1."/>
+      <w:lvlJc w:val="left"/>
+      <w:pPr>
+        <w:tabs>
+          <w:tab w:val="num" w:pos="720"/>
+        </w:tabs>
+        <w:ind w:left="720" w:hanging="360"/>
+      </w:pPr>
+    </w:lvl>
+    <w:lvl w:ilvl="1" w:tentative="1">
+      <w:start w:val="1"/>
+      <w:numFmt w:val="decimal"/>
+      <w:lvlText w:val="%2."/>
+      <w:lvlJc w:val="left"/>
+      <w:pPr>
+        <w:tabs>
+          <w:tab w:val="num" w:pos="1440"/>
+        </w:tabs>
+        <w:ind w:left="1440" w:hanging="360"/>
+      </w:pPr>
+    </w:lvl>
+    <w:lvl w:ilvl="2" w:tentative="1">
+      <w:start w:val="1"/>
+      <w:numFmt w:val="decimal"/>
+      <w:lvlText w:val="%3."/>
+      <w:lvlJc w:val="left"/>
+      <w:pPr>
+        <w:tabs>
+          <w:tab w:val="num" w:pos="2160"/>
+        </w:tabs>
+        <w:ind w:left="2160" w:hanging="360"/>
+      </w:pPr>
+    </w:lvl>
+    <w:lvl w:ilvl="3" w:tentative="1">
+      <w:start w:val="1"/>
+      <w:numFmt w:val="decimal"/>
+      <w:lvlText w:val="%4."/>
+      <w:lvlJc w:val="left"/>
+      <w:pPr>
+        <w:tabs>
+          <w:tab w:val="num" w:pos="2880"/>
+        </w:tabs>
+        <w:ind w:left="2880" w:hanging="360"/>
+      </w:pPr>
+    </w:lvl>
+    <w:lvl w:ilvl="4" w:tentative="1">
+      <w:start w:val="1"/>
+      <w:numFmt w:val="decimal"/>
+      <w:lvlText w:val="%5."/>
+      <w:lvlJc w:val="left"/>
+      <w:pPr>
+        <w:tabs>
+          <w:tab w:val="num" w:pos="3600"/>
+        </w:tabs>
+        <w:ind w:left="3600" w:hanging="360"/>
+      </w:pPr>
+    </w:lvl>
+    <w:lvl w:ilvl="5" w:tentative="1">
+      <w:start w:val="1"/>
+      <w:numFmt w:val="decimal"/>
+      <w:lvlText w:val="%6."/>
+      <w:lvlJc w:val="left"/>
+      <w:pPr>
+        <w:tabs>
+          <w:tab w:val="num" w:pos="4320"/>
+        </w:tabs>
+        <w:ind w:left="4320" w:hanging="360"/>
+      </w:pPr>
+    </w:lvl>
+    <w:lvl w:ilvl="6" w:tentative="1">
+      <w:start w:val="1"/>
+      <w:numFmt w:val="decimal"/>
+      <w:lvlText w:val="%7."/>
+      <w:lvlJc w:val="left"/>
+      <w:pPr>
+        <w:tabs>
+          <w:tab w:val="num" w:pos="5040"/>
+        </w:tabs>
+        <w:ind w:left="5040" w:hanging="360"/>
+      </w:pPr>
+    </w:lvl>
+    <w:lvl w:ilvl="7" w:tentative="1">
+      <w:start w:val="1"/>
+      <w:numFmt w:val="decimal"/>
+      <w:lvlText w:val="%8."/>
+      <w:lvlJc w:val="left"/>
+      <w:pPr>
+        <w:tabs>
+          <w:tab w:val="num" w:pos="5760"/>
+        </w:tabs>
+        <w:ind w:left="5760" w:hanging="360"/>
+      </w:pPr>
+    </w:lvl>
+    <w:lvl w:ilvl="8" w:tentative="1">
+      <w:start w:val="1"/>
+      <w:numFmt w:val="decimal"/>
+      <w:lvlText w:val="%9."/>
+      <w:lvlJc w:val="left"/>
+      <w:pPr>
+        <w:tabs>
+          <w:tab w:val="num" w:pos="6480"/>
+        </w:tabs>
+        <w:ind w:left="6480" w:hanging="360"/>
+      </w:pPr>
+    </w:lvl>
+  </w:abstractNum>
+  <w:abstractNum w:abstractNumId="18" w15:restartNumberingAfterBreak="0">
     <w:nsid w:val="260D6C25"/>
     <w:multiLevelType w:val="hybridMultilevel"/>
     <w:tmpl w:val="E070CE64"/>
@@ -5044,7 +6008,7 @@
       </w:pPr>
     </w:lvl>
   </w:abstractNum>
-  <w:abstractNum w:abstractNumId="15" w15:restartNumberingAfterBreak="0">
+  <w:abstractNum w:abstractNumId="19" w15:restartNumberingAfterBreak="0">
     <w:nsid w:val="2AFC4301"/>
     <w:multiLevelType w:val="multilevel"/>
     <w:tmpl w:val="8BCA4AD2"/>
@@ -5160,7 +6124,7 @@
       </w:rPr>
     </w:lvl>
   </w:abstractNum>
-  <w:abstractNum w:abstractNumId="16" w15:restartNumberingAfterBreak="0">
+  <w:abstractNum w:abstractNumId="20" w15:restartNumberingAfterBreak="0">
     <w:nsid w:val="2CC82F77"/>
     <w:multiLevelType w:val="hybridMultilevel"/>
     <w:tmpl w:val="6DA238A6"/>
@@ -5274,7 +6238,7 @@
       </w:rPr>
     </w:lvl>
   </w:abstractNum>
-  <w:abstractNum w:abstractNumId="17" w15:restartNumberingAfterBreak="0">
+  <w:abstractNum w:abstractNumId="21" w15:restartNumberingAfterBreak="0">
     <w:nsid w:val="2F2B351A"/>
     <w:multiLevelType w:val="hybridMultilevel"/>
     <w:tmpl w:val="DF0A0410"/>
@@ -5388,13 +6352,13 @@
       </w:rPr>
     </w:lvl>
   </w:abstractNum>
-  <w:abstractNum w:abstractNumId="18" w15:restartNumberingAfterBreak="0">
+  <w:abstractNum w:abstractNumId="22" w15:restartNumberingAfterBreak="0">
     <w:nsid w:val="332B3AFF"/>
     <w:multiLevelType w:val="multilevel"/>
     <w:tmpl w:val="D67AACCC"/>
     <w:numStyleLink w:val="ListeNrOst"/>
   </w:abstractNum>
-  <w:abstractNum w:abstractNumId="19" w15:restartNumberingAfterBreak="0">
+  <w:abstractNum w:abstractNumId="23" w15:restartNumberingAfterBreak="0">
     <w:nsid w:val="36BC7955"/>
     <w:multiLevelType w:val="multilevel"/>
     <w:tmpl w:val="B9EE9792"/>
@@ -5482,7 +6446,7 @@
       </w:pPr>
     </w:lvl>
   </w:abstractNum>
-  <w:abstractNum w:abstractNumId="20" w15:restartNumberingAfterBreak="0">
+  <w:abstractNum w:abstractNumId="24" w15:restartNumberingAfterBreak="0">
     <w:nsid w:val="38960E84"/>
     <w:multiLevelType w:val="hybridMultilevel"/>
     <w:tmpl w:val="04325E22"/>
@@ -5595,7 +6559,7 @@
       </w:rPr>
     </w:lvl>
   </w:abstractNum>
-  <w:abstractNum w:abstractNumId="21" w15:restartNumberingAfterBreak="0">
+  <w:abstractNum w:abstractNumId="25" w15:restartNumberingAfterBreak="0">
     <w:nsid w:val="3B0D18E4"/>
     <w:multiLevelType w:val="hybridMultilevel"/>
     <w:tmpl w:val="0C2E8C38"/>
@@ -5681,7 +6645,7 @@
       </w:pPr>
     </w:lvl>
   </w:abstractNum>
-  <w:abstractNum w:abstractNumId="22" w15:restartNumberingAfterBreak="0">
+  <w:abstractNum w:abstractNumId="26" w15:restartNumberingAfterBreak="0">
     <w:nsid w:val="43B831E0"/>
     <w:multiLevelType w:val="hybridMultilevel"/>
     <w:tmpl w:val="53845CD8"/>
@@ -5795,7 +6759,7 @@
       </w:rPr>
     </w:lvl>
   </w:abstractNum>
-  <w:abstractNum w:abstractNumId="23" w15:restartNumberingAfterBreak="0">
+  <w:abstractNum w:abstractNumId="27" w15:restartNumberingAfterBreak="0">
     <w:nsid w:val="475E2849"/>
     <w:multiLevelType w:val="multilevel"/>
     <w:tmpl w:val="5D96ADDC"/>
@@ -5911,7 +6875,269 @@
       </w:rPr>
     </w:lvl>
   </w:abstractNum>
-  <w:abstractNum w:abstractNumId="24" w15:restartNumberingAfterBreak="0">
+  <w:abstractNum w:abstractNumId="28" w15:restartNumberingAfterBreak="0">
+    <w:nsid w:val="483D0C0E"/>
+    <w:multiLevelType w:val="hybridMultilevel"/>
+    <w:tmpl w:val="60343DF6"/>
+    <w:lvl w:ilvl="0" w:tplc="08070001">
+      <w:start w:val="1"/>
+      <w:numFmt w:val="bullet"/>
+      <w:lvlText w:val=""/>
+      <w:lvlJc w:val="left"/>
+      <w:pPr>
+        <w:ind w:left="720" w:hanging="360"/>
+      </w:pPr>
+      <w:rPr>
+        <w:rFonts w:ascii="Symbol" w:hAnsi="Symbol" w:hint="default"/>
+      </w:rPr>
+    </w:lvl>
+    <w:lvl w:ilvl="1" w:tplc="08070003" w:tentative="1">
+      <w:start w:val="1"/>
+      <w:numFmt w:val="bullet"/>
+      <w:lvlText w:val="o"/>
+      <w:lvlJc w:val="left"/>
+      <w:pPr>
+        <w:ind w:left="1440" w:hanging="360"/>
+      </w:pPr>
+      <w:rPr>
+        <w:rFonts w:ascii="Courier New" w:hAnsi="Courier New" w:cs="Courier New" w:hint="default"/>
+      </w:rPr>
+    </w:lvl>
+    <w:lvl w:ilvl="2" w:tplc="08070005" w:tentative="1">
+      <w:start w:val="1"/>
+      <w:numFmt w:val="bullet"/>
+      <w:lvlText w:val=""/>
+      <w:lvlJc w:val="left"/>
+      <w:pPr>
+        <w:ind w:left="2160" w:hanging="360"/>
+      </w:pPr>
+      <w:rPr>
+        <w:rFonts w:ascii="Wingdings" w:hAnsi="Wingdings" w:hint="default"/>
+      </w:rPr>
+    </w:lvl>
+    <w:lvl w:ilvl="3" w:tplc="08070001" w:tentative="1">
+      <w:start w:val="1"/>
+      <w:numFmt w:val="bullet"/>
+      <w:lvlText w:val=""/>
+      <w:lvlJc w:val="left"/>
+      <w:pPr>
+        <w:ind w:left="2880" w:hanging="360"/>
+      </w:pPr>
+      <w:rPr>
+        <w:rFonts w:ascii="Symbol" w:hAnsi="Symbol" w:hint="default"/>
+      </w:rPr>
+    </w:lvl>
+    <w:lvl w:ilvl="4" w:tplc="08070003" w:tentative="1">
+      <w:start w:val="1"/>
+      <w:numFmt w:val="bullet"/>
+      <w:lvlText w:val="o"/>
+      <w:lvlJc w:val="left"/>
+      <w:pPr>
+        <w:ind w:left="3600" w:hanging="360"/>
+      </w:pPr>
+      <w:rPr>
+        <w:rFonts w:ascii="Courier New" w:hAnsi="Courier New" w:cs="Courier New" w:hint="default"/>
+      </w:rPr>
+    </w:lvl>
+    <w:lvl w:ilvl="5" w:tplc="08070005" w:tentative="1">
+      <w:start w:val="1"/>
+      <w:numFmt w:val="bullet"/>
+      <w:lvlText w:val=""/>
+      <w:lvlJc w:val="left"/>
+      <w:pPr>
+        <w:ind w:left="4320" w:hanging="360"/>
+      </w:pPr>
+      <w:rPr>
+        <w:rFonts w:ascii="Wingdings" w:hAnsi="Wingdings" w:hint="default"/>
+      </w:rPr>
+    </w:lvl>
+    <w:lvl w:ilvl="6" w:tplc="08070001" w:tentative="1">
+      <w:start w:val="1"/>
+      <w:numFmt w:val="bullet"/>
+      <w:lvlText w:val=""/>
+      <w:lvlJc w:val="left"/>
+      <w:pPr>
+        <w:ind w:left="5040" w:hanging="360"/>
+      </w:pPr>
+      <w:rPr>
+        <w:rFonts w:ascii="Symbol" w:hAnsi="Symbol" w:hint="default"/>
+      </w:rPr>
+    </w:lvl>
+    <w:lvl w:ilvl="7" w:tplc="08070003" w:tentative="1">
+      <w:start w:val="1"/>
+      <w:numFmt w:val="bullet"/>
+      <w:lvlText w:val="o"/>
+      <w:lvlJc w:val="left"/>
+      <w:pPr>
+        <w:ind w:left="5760" w:hanging="360"/>
+      </w:pPr>
+      <w:rPr>
+        <w:rFonts w:ascii="Courier New" w:hAnsi="Courier New" w:cs="Courier New" w:hint="default"/>
+      </w:rPr>
+    </w:lvl>
+    <w:lvl w:ilvl="8" w:tplc="08070005" w:tentative="1">
+      <w:start w:val="1"/>
+      <w:numFmt w:val="bullet"/>
+      <w:lvlText w:val=""/>
+      <w:lvlJc w:val="left"/>
+      <w:pPr>
+        <w:ind w:left="6480" w:hanging="360"/>
+      </w:pPr>
+      <w:rPr>
+        <w:rFonts w:ascii="Wingdings" w:hAnsi="Wingdings" w:hint="default"/>
+      </w:rPr>
+    </w:lvl>
+  </w:abstractNum>
+  <w:abstractNum w:abstractNumId="29" w15:restartNumberingAfterBreak="0">
+    <w:nsid w:val="48787544"/>
+    <w:multiLevelType w:val="multilevel"/>
+    <w:tmpl w:val="ED9E8C96"/>
+    <w:lvl w:ilvl="0">
+      <w:start w:val="1"/>
+      <w:numFmt w:val="bullet"/>
+      <w:lvlText w:val=""/>
+      <w:lvlJc w:val="left"/>
+      <w:pPr>
+        <w:tabs>
+          <w:tab w:val="num" w:pos="720"/>
+        </w:tabs>
+        <w:ind w:left="720" w:hanging="360"/>
+      </w:pPr>
+      <w:rPr>
+        <w:rFonts w:ascii="Symbol" w:hAnsi="Symbol" w:hint="default"/>
+        <w:sz w:val="20"/>
+      </w:rPr>
+    </w:lvl>
+    <w:lvl w:ilvl="1" w:tentative="1">
+      <w:start w:val="1"/>
+      <w:numFmt w:val="bullet"/>
+      <w:lvlText w:val=""/>
+      <w:lvlJc w:val="left"/>
+      <w:pPr>
+        <w:tabs>
+          <w:tab w:val="num" w:pos="1440"/>
+        </w:tabs>
+        <w:ind w:left="1440" w:hanging="360"/>
+      </w:pPr>
+      <w:rPr>
+        <w:rFonts w:ascii="Symbol" w:hAnsi="Symbol" w:hint="default"/>
+        <w:sz w:val="20"/>
+      </w:rPr>
+    </w:lvl>
+    <w:lvl w:ilvl="2" w:tentative="1">
+      <w:start w:val="1"/>
+      <w:numFmt w:val="bullet"/>
+      <w:lvlText w:val=""/>
+      <w:lvlJc w:val="left"/>
+      <w:pPr>
+        <w:tabs>
+          <w:tab w:val="num" w:pos="2160"/>
+        </w:tabs>
+        <w:ind w:left="2160" w:hanging="360"/>
+      </w:pPr>
+      <w:rPr>
+        <w:rFonts w:ascii="Symbol" w:hAnsi="Symbol" w:hint="default"/>
+        <w:sz w:val="20"/>
+      </w:rPr>
+    </w:lvl>
+    <w:lvl w:ilvl="3" w:tentative="1">
+      <w:start w:val="1"/>
+      <w:numFmt w:val="bullet"/>
+      <w:lvlText w:val=""/>
+      <w:lvlJc w:val="left"/>
+      <w:pPr>
+        <w:tabs>
+          <w:tab w:val="num" w:pos="2880"/>
+        </w:tabs>
+        <w:ind w:left="2880" w:hanging="360"/>
+      </w:pPr>
+      <w:rPr>
+        <w:rFonts w:ascii="Symbol" w:hAnsi="Symbol" w:hint="default"/>
+        <w:sz w:val="20"/>
+      </w:rPr>
+    </w:lvl>
+    <w:lvl w:ilvl="4" w:tentative="1">
+      <w:start w:val="1"/>
+      <w:numFmt w:val="bullet"/>
+      <w:lvlText w:val=""/>
+      <w:lvlJc w:val="left"/>
+      <w:pPr>
+        <w:tabs>
+          <w:tab w:val="num" w:pos="3600"/>
+        </w:tabs>
+        <w:ind w:left="3600" w:hanging="360"/>
+      </w:pPr>
+      <w:rPr>
+        <w:rFonts w:ascii="Symbol" w:hAnsi="Symbol" w:hint="default"/>
+        <w:sz w:val="20"/>
+      </w:rPr>
+    </w:lvl>
+    <w:lvl w:ilvl="5" w:tentative="1">
+      <w:start w:val="1"/>
+      <w:numFmt w:val="bullet"/>
+      <w:lvlText w:val=""/>
+      <w:lvlJc w:val="left"/>
+      <w:pPr>
+        <w:tabs>
+          <w:tab w:val="num" w:pos="4320"/>
+        </w:tabs>
+        <w:ind w:left="4320" w:hanging="360"/>
+      </w:pPr>
+      <w:rPr>
+        <w:rFonts w:ascii="Symbol" w:hAnsi="Symbol" w:hint="default"/>
+        <w:sz w:val="20"/>
+      </w:rPr>
+    </w:lvl>
+    <w:lvl w:ilvl="6" w:tentative="1">
+      <w:start w:val="1"/>
+      <w:numFmt w:val="bullet"/>
+      <w:lvlText w:val=""/>
+      <w:lvlJc w:val="left"/>
+      <w:pPr>
+        <w:tabs>
+          <w:tab w:val="num" w:pos="5040"/>
+        </w:tabs>
+        <w:ind w:left="5040" w:hanging="360"/>
+      </w:pPr>
+      <w:rPr>
+        <w:rFonts w:ascii="Symbol" w:hAnsi="Symbol" w:hint="default"/>
+        <w:sz w:val="20"/>
+      </w:rPr>
+    </w:lvl>
+    <w:lvl w:ilvl="7" w:tentative="1">
+      <w:start w:val="1"/>
+      <w:numFmt w:val="bullet"/>
+      <w:lvlText w:val=""/>
+      <w:lvlJc w:val="left"/>
+      <w:pPr>
+        <w:tabs>
+          <w:tab w:val="num" w:pos="5760"/>
+        </w:tabs>
+        <w:ind w:left="5760" w:hanging="360"/>
+      </w:pPr>
+      <w:rPr>
+        <w:rFonts w:ascii="Symbol" w:hAnsi="Symbol" w:hint="default"/>
+        <w:sz w:val="20"/>
+      </w:rPr>
+    </w:lvl>
+    <w:lvl w:ilvl="8" w:tentative="1">
+      <w:start w:val="1"/>
+      <w:numFmt w:val="bullet"/>
+      <w:lvlText w:val=""/>
+      <w:lvlJc w:val="left"/>
+      <w:pPr>
+        <w:tabs>
+          <w:tab w:val="num" w:pos="6480"/>
+        </w:tabs>
+        <w:ind w:left="6480" w:hanging="360"/>
+      </w:pPr>
+      <w:rPr>
+        <w:rFonts w:ascii="Symbol" w:hAnsi="Symbol" w:hint="default"/>
+        <w:sz w:val="20"/>
+      </w:rPr>
+    </w:lvl>
+  </w:abstractNum>
+  <w:abstractNum w:abstractNumId="30" w15:restartNumberingAfterBreak="0">
     <w:nsid w:val="517C5516"/>
     <w:multiLevelType w:val="hybridMultilevel"/>
     <w:tmpl w:val="6D9683CC"/>
@@ -6025,7 +7251,7 @@
       </w:rPr>
     </w:lvl>
   </w:abstractNum>
-  <w:abstractNum w:abstractNumId="25" w15:restartNumberingAfterBreak="0">
+  <w:abstractNum w:abstractNumId="31" w15:restartNumberingAfterBreak="0">
     <w:nsid w:val="5F3A0F5C"/>
     <w:multiLevelType w:val="hybridMultilevel"/>
     <w:tmpl w:val="DDD0EE62"/>
@@ -6139,7 +7365,120 @@
       </w:rPr>
     </w:lvl>
   </w:abstractNum>
-  <w:abstractNum w:abstractNumId="26" w15:restartNumberingAfterBreak="0">
+  <w:abstractNum w:abstractNumId="32" w15:restartNumberingAfterBreak="0">
+    <w:nsid w:val="65F77B69"/>
+    <w:multiLevelType w:val="hybridMultilevel"/>
+    <w:tmpl w:val="ED846FA0"/>
+    <w:lvl w:ilvl="0" w:tplc="08070001">
+      <w:start w:val="1"/>
+      <w:numFmt w:val="bullet"/>
+      <w:lvlText w:val=""/>
+      <w:lvlJc w:val="left"/>
+      <w:pPr>
+        <w:ind w:left="1440" w:hanging="360"/>
+      </w:pPr>
+      <w:rPr>
+        <w:rFonts w:ascii="Symbol" w:hAnsi="Symbol" w:hint="default"/>
+      </w:rPr>
+    </w:lvl>
+    <w:lvl w:ilvl="1" w:tplc="08070003" w:tentative="1">
+      <w:start w:val="1"/>
+      <w:numFmt w:val="bullet"/>
+      <w:lvlText w:val="o"/>
+      <w:lvlJc w:val="left"/>
+      <w:pPr>
+        <w:ind w:left="2160" w:hanging="360"/>
+      </w:pPr>
+      <w:rPr>
+        <w:rFonts w:ascii="Courier New" w:hAnsi="Courier New" w:cs="Courier New" w:hint="default"/>
+      </w:rPr>
+    </w:lvl>
+    <w:lvl w:ilvl="2" w:tplc="08070005" w:tentative="1">
+      <w:start w:val="1"/>
+      <w:numFmt w:val="bullet"/>
+      <w:lvlText w:val=""/>
+      <w:lvlJc w:val="left"/>
+      <w:pPr>
+        <w:ind w:left="2880" w:hanging="360"/>
+      </w:pPr>
+      <w:rPr>
+        <w:rFonts w:ascii="Wingdings" w:hAnsi="Wingdings" w:hint="default"/>
+      </w:rPr>
+    </w:lvl>
+    <w:lvl w:ilvl="3" w:tplc="08070001">
+      <w:start w:val="1"/>
+      <w:numFmt w:val="bullet"/>
+      <w:lvlText w:val=""/>
+      <w:lvlJc w:val="left"/>
+      <w:pPr>
+        <w:ind w:left="3600" w:hanging="360"/>
+      </w:pPr>
+      <w:rPr>
+        <w:rFonts w:ascii="Symbol" w:hAnsi="Symbol" w:hint="default"/>
+      </w:rPr>
+    </w:lvl>
+    <w:lvl w:ilvl="4" w:tplc="08070003" w:tentative="1">
+      <w:start w:val="1"/>
+      <w:numFmt w:val="bullet"/>
+      <w:lvlText w:val="o"/>
+      <w:lvlJc w:val="left"/>
+      <w:pPr>
+        <w:ind w:left="4320" w:hanging="360"/>
+      </w:pPr>
+      <w:rPr>
+        <w:rFonts w:ascii="Courier New" w:hAnsi="Courier New" w:cs="Courier New" w:hint="default"/>
+      </w:rPr>
+    </w:lvl>
+    <w:lvl w:ilvl="5" w:tplc="08070005" w:tentative="1">
+      <w:start w:val="1"/>
+      <w:numFmt w:val="bullet"/>
+      <w:lvlText w:val=""/>
+      <w:lvlJc w:val="left"/>
+      <w:pPr>
+        <w:ind w:left="5040" w:hanging="360"/>
+      </w:pPr>
+      <w:rPr>
+        <w:rFonts w:ascii="Wingdings" w:hAnsi="Wingdings" w:hint="default"/>
+      </w:rPr>
+    </w:lvl>
+    <w:lvl w:ilvl="6" w:tplc="08070001" w:tentative="1">
+      <w:start w:val="1"/>
+      <w:numFmt w:val="bullet"/>
+      <w:lvlText w:val=""/>
+      <w:lvlJc w:val="left"/>
+      <w:pPr>
+        <w:ind w:left="5760" w:hanging="360"/>
+      </w:pPr>
+      <w:rPr>
+        <w:rFonts w:ascii="Symbol" w:hAnsi="Symbol" w:hint="default"/>
+      </w:rPr>
+    </w:lvl>
+    <w:lvl w:ilvl="7" w:tplc="08070003" w:tentative="1">
+      <w:start w:val="1"/>
+      <w:numFmt w:val="bullet"/>
+      <w:lvlText w:val="o"/>
+      <w:lvlJc w:val="left"/>
+      <w:pPr>
+        <w:ind w:left="6480" w:hanging="360"/>
+      </w:pPr>
+      <w:rPr>
+        <w:rFonts w:ascii="Courier New" w:hAnsi="Courier New" w:cs="Courier New" w:hint="default"/>
+      </w:rPr>
+    </w:lvl>
+    <w:lvl w:ilvl="8" w:tplc="08070005" w:tentative="1">
+      <w:start w:val="1"/>
+      <w:numFmt w:val="bullet"/>
+      <w:lvlText w:val=""/>
+      <w:lvlJc w:val="left"/>
+      <w:pPr>
+        <w:ind w:left="7200" w:hanging="360"/>
+      </w:pPr>
+      <w:rPr>
+        <w:rFonts w:ascii="Wingdings" w:hAnsi="Wingdings" w:hint="default"/>
+      </w:rPr>
+    </w:lvl>
+  </w:abstractNum>
+  <w:abstractNum w:abstractNumId="33" w15:restartNumberingAfterBreak="0">
     <w:nsid w:val="68FC5582"/>
     <w:multiLevelType w:val="hybridMultilevel"/>
     <w:tmpl w:val="EEE20466"/>
@@ -6253,14 +7592,312 @@
       </w:rPr>
     </w:lvl>
   </w:abstractNum>
-  <w:abstractNum w:abstractNumId="27" w15:restartNumberingAfterBreak="0">
+  <w:abstractNum w:abstractNumId="34" w15:restartNumberingAfterBreak="0">
+    <w:nsid w:val="719B11B1"/>
+    <w:multiLevelType w:val="multilevel"/>
+    <w:tmpl w:val="CB121F48"/>
+    <w:lvl w:ilvl="0">
+      <w:start w:val="1"/>
+      <w:numFmt w:val="bullet"/>
+      <w:lvlText w:val=""/>
+      <w:lvlJc w:val="left"/>
+      <w:pPr>
+        <w:tabs>
+          <w:tab w:val="num" w:pos="720"/>
+        </w:tabs>
+        <w:ind w:left="720" w:hanging="360"/>
+      </w:pPr>
+      <w:rPr>
+        <w:rFonts w:ascii="Symbol" w:hAnsi="Symbol" w:hint="default"/>
+        <w:sz w:val="20"/>
+      </w:rPr>
+    </w:lvl>
+    <w:lvl w:ilvl="1" w:tentative="1">
+      <w:start w:val="1"/>
+      <w:numFmt w:val="bullet"/>
+      <w:lvlText w:val=""/>
+      <w:lvlJc w:val="left"/>
+      <w:pPr>
+        <w:tabs>
+          <w:tab w:val="num" w:pos="1440"/>
+        </w:tabs>
+        <w:ind w:left="1440" w:hanging="360"/>
+      </w:pPr>
+      <w:rPr>
+        <w:rFonts w:ascii="Symbol" w:hAnsi="Symbol" w:hint="default"/>
+        <w:sz w:val="20"/>
+      </w:rPr>
+    </w:lvl>
+    <w:lvl w:ilvl="2" w:tentative="1">
+      <w:start w:val="1"/>
+      <w:numFmt w:val="bullet"/>
+      <w:lvlText w:val=""/>
+      <w:lvlJc w:val="left"/>
+      <w:pPr>
+        <w:tabs>
+          <w:tab w:val="num" w:pos="2160"/>
+        </w:tabs>
+        <w:ind w:left="2160" w:hanging="360"/>
+      </w:pPr>
+      <w:rPr>
+        <w:rFonts w:ascii="Symbol" w:hAnsi="Symbol" w:hint="default"/>
+        <w:sz w:val="20"/>
+      </w:rPr>
+    </w:lvl>
+    <w:lvl w:ilvl="3" w:tentative="1">
+      <w:start w:val="1"/>
+      <w:numFmt w:val="bullet"/>
+      <w:lvlText w:val=""/>
+      <w:lvlJc w:val="left"/>
+      <w:pPr>
+        <w:tabs>
+          <w:tab w:val="num" w:pos="2880"/>
+        </w:tabs>
+        <w:ind w:left="2880" w:hanging="360"/>
+      </w:pPr>
+      <w:rPr>
+        <w:rFonts w:ascii="Symbol" w:hAnsi="Symbol" w:hint="default"/>
+        <w:sz w:val="20"/>
+      </w:rPr>
+    </w:lvl>
+    <w:lvl w:ilvl="4" w:tentative="1">
+      <w:start w:val="1"/>
+      <w:numFmt w:val="bullet"/>
+      <w:lvlText w:val=""/>
+      <w:lvlJc w:val="left"/>
+      <w:pPr>
+        <w:tabs>
+          <w:tab w:val="num" w:pos="3600"/>
+        </w:tabs>
+        <w:ind w:left="3600" w:hanging="360"/>
+      </w:pPr>
+      <w:rPr>
+        <w:rFonts w:ascii="Symbol" w:hAnsi="Symbol" w:hint="default"/>
+        <w:sz w:val="20"/>
+      </w:rPr>
+    </w:lvl>
+    <w:lvl w:ilvl="5" w:tentative="1">
+      <w:start w:val="1"/>
+      <w:numFmt w:val="bullet"/>
+      <w:lvlText w:val=""/>
+      <w:lvlJc w:val="left"/>
+      <w:pPr>
+        <w:tabs>
+          <w:tab w:val="num" w:pos="4320"/>
+        </w:tabs>
+        <w:ind w:left="4320" w:hanging="360"/>
+      </w:pPr>
+      <w:rPr>
+        <w:rFonts w:ascii="Symbol" w:hAnsi="Symbol" w:hint="default"/>
+        <w:sz w:val="20"/>
+      </w:rPr>
+    </w:lvl>
+    <w:lvl w:ilvl="6" w:tentative="1">
+      <w:start w:val="1"/>
+      <w:numFmt w:val="bullet"/>
+      <w:lvlText w:val=""/>
+      <w:lvlJc w:val="left"/>
+      <w:pPr>
+        <w:tabs>
+          <w:tab w:val="num" w:pos="5040"/>
+        </w:tabs>
+        <w:ind w:left="5040" w:hanging="360"/>
+      </w:pPr>
+      <w:rPr>
+        <w:rFonts w:ascii="Symbol" w:hAnsi="Symbol" w:hint="default"/>
+        <w:sz w:val="20"/>
+      </w:rPr>
+    </w:lvl>
+    <w:lvl w:ilvl="7" w:tentative="1">
+      <w:start w:val="1"/>
+      <w:numFmt w:val="bullet"/>
+      <w:lvlText w:val=""/>
+      <w:lvlJc w:val="left"/>
+      <w:pPr>
+        <w:tabs>
+          <w:tab w:val="num" w:pos="5760"/>
+        </w:tabs>
+        <w:ind w:left="5760" w:hanging="360"/>
+      </w:pPr>
+      <w:rPr>
+        <w:rFonts w:ascii="Symbol" w:hAnsi="Symbol" w:hint="default"/>
+        <w:sz w:val="20"/>
+      </w:rPr>
+    </w:lvl>
+    <w:lvl w:ilvl="8" w:tentative="1">
+      <w:start w:val="1"/>
+      <w:numFmt w:val="bullet"/>
+      <w:lvlText w:val=""/>
+      <w:lvlJc w:val="left"/>
+      <w:pPr>
+        <w:tabs>
+          <w:tab w:val="num" w:pos="6480"/>
+        </w:tabs>
+        <w:ind w:left="6480" w:hanging="360"/>
+      </w:pPr>
+      <w:rPr>
+        <w:rFonts w:ascii="Symbol" w:hAnsi="Symbol" w:hint="default"/>
+        <w:sz w:val="20"/>
+      </w:rPr>
+    </w:lvl>
+  </w:abstractNum>
+  <w:abstractNum w:abstractNumId="35" w15:restartNumberingAfterBreak="0">
+    <w:nsid w:val="73A97A81"/>
+    <w:multiLevelType w:val="multilevel"/>
+    <w:tmpl w:val="D848DF36"/>
+    <w:lvl w:ilvl="0">
+      <w:start w:val="1"/>
+      <w:numFmt w:val="bullet"/>
+      <w:lvlText w:val=""/>
+      <w:lvlJc w:val="left"/>
+      <w:pPr>
+        <w:tabs>
+          <w:tab w:val="num" w:pos="720"/>
+        </w:tabs>
+        <w:ind w:left="720" w:hanging="360"/>
+      </w:pPr>
+      <w:rPr>
+        <w:rFonts w:ascii="Symbol" w:hAnsi="Symbol" w:hint="default"/>
+        <w:sz w:val="20"/>
+      </w:rPr>
+    </w:lvl>
+    <w:lvl w:ilvl="1" w:tentative="1">
+      <w:start w:val="1"/>
+      <w:numFmt w:val="bullet"/>
+      <w:lvlText w:val=""/>
+      <w:lvlJc w:val="left"/>
+      <w:pPr>
+        <w:tabs>
+          <w:tab w:val="num" w:pos="1440"/>
+        </w:tabs>
+        <w:ind w:left="1440" w:hanging="360"/>
+      </w:pPr>
+      <w:rPr>
+        <w:rFonts w:ascii="Symbol" w:hAnsi="Symbol" w:hint="default"/>
+        <w:sz w:val="20"/>
+      </w:rPr>
+    </w:lvl>
+    <w:lvl w:ilvl="2" w:tentative="1">
+      <w:start w:val="1"/>
+      <w:numFmt w:val="bullet"/>
+      <w:lvlText w:val=""/>
+      <w:lvlJc w:val="left"/>
+      <w:pPr>
+        <w:tabs>
+          <w:tab w:val="num" w:pos="2160"/>
+        </w:tabs>
+        <w:ind w:left="2160" w:hanging="360"/>
+      </w:pPr>
+      <w:rPr>
+        <w:rFonts w:ascii="Symbol" w:hAnsi="Symbol" w:hint="default"/>
+        <w:sz w:val="20"/>
+      </w:rPr>
+    </w:lvl>
+    <w:lvl w:ilvl="3" w:tentative="1">
+      <w:start w:val="1"/>
+      <w:numFmt w:val="bullet"/>
+      <w:lvlText w:val=""/>
+      <w:lvlJc w:val="left"/>
+      <w:pPr>
+        <w:tabs>
+          <w:tab w:val="num" w:pos="2880"/>
+        </w:tabs>
+        <w:ind w:left="2880" w:hanging="360"/>
+      </w:pPr>
+      <w:rPr>
+        <w:rFonts w:ascii="Symbol" w:hAnsi="Symbol" w:hint="default"/>
+        <w:sz w:val="20"/>
+      </w:rPr>
+    </w:lvl>
+    <w:lvl w:ilvl="4" w:tentative="1">
+      <w:start w:val="1"/>
+      <w:numFmt w:val="bullet"/>
+      <w:lvlText w:val=""/>
+      <w:lvlJc w:val="left"/>
+      <w:pPr>
+        <w:tabs>
+          <w:tab w:val="num" w:pos="3600"/>
+        </w:tabs>
+        <w:ind w:left="3600" w:hanging="360"/>
+      </w:pPr>
+      <w:rPr>
+        <w:rFonts w:ascii="Symbol" w:hAnsi="Symbol" w:hint="default"/>
+        <w:sz w:val="20"/>
+      </w:rPr>
+    </w:lvl>
+    <w:lvl w:ilvl="5" w:tentative="1">
+      <w:start w:val="1"/>
+      <w:numFmt w:val="bullet"/>
+      <w:lvlText w:val=""/>
+      <w:lvlJc w:val="left"/>
+      <w:pPr>
+        <w:tabs>
+          <w:tab w:val="num" w:pos="4320"/>
+        </w:tabs>
+        <w:ind w:left="4320" w:hanging="360"/>
+      </w:pPr>
+      <w:rPr>
+        <w:rFonts w:ascii="Symbol" w:hAnsi="Symbol" w:hint="default"/>
+        <w:sz w:val="20"/>
+      </w:rPr>
+    </w:lvl>
+    <w:lvl w:ilvl="6" w:tentative="1">
+      <w:start w:val="1"/>
+      <w:numFmt w:val="bullet"/>
+      <w:lvlText w:val=""/>
+      <w:lvlJc w:val="left"/>
+      <w:pPr>
+        <w:tabs>
+          <w:tab w:val="num" w:pos="5040"/>
+        </w:tabs>
+        <w:ind w:left="5040" w:hanging="360"/>
+      </w:pPr>
+      <w:rPr>
+        <w:rFonts w:ascii="Symbol" w:hAnsi="Symbol" w:hint="default"/>
+        <w:sz w:val="20"/>
+      </w:rPr>
+    </w:lvl>
+    <w:lvl w:ilvl="7" w:tentative="1">
+      <w:start w:val="1"/>
+      <w:numFmt w:val="bullet"/>
+      <w:lvlText w:val=""/>
+      <w:lvlJc w:val="left"/>
+      <w:pPr>
+        <w:tabs>
+          <w:tab w:val="num" w:pos="5760"/>
+        </w:tabs>
+        <w:ind w:left="5760" w:hanging="360"/>
+      </w:pPr>
+      <w:rPr>
+        <w:rFonts w:ascii="Symbol" w:hAnsi="Symbol" w:hint="default"/>
+        <w:sz w:val="20"/>
+      </w:rPr>
+    </w:lvl>
+    <w:lvl w:ilvl="8" w:tentative="1">
+      <w:start w:val="1"/>
+      <w:numFmt w:val="bullet"/>
+      <w:lvlText w:val=""/>
+      <w:lvlJc w:val="left"/>
+      <w:pPr>
+        <w:tabs>
+          <w:tab w:val="num" w:pos="6480"/>
+        </w:tabs>
+        <w:ind w:left="6480" w:hanging="360"/>
+      </w:pPr>
+      <w:rPr>
+        <w:rFonts w:ascii="Symbol" w:hAnsi="Symbol" w:hint="default"/>
+        <w:sz w:val="20"/>
+      </w:rPr>
+    </w:lvl>
+  </w:abstractNum>
+  <w:abstractNum w:abstractNumId="36" w15:restartNumberingAfterBreak="0">
     <w:nsid w:val="73DD4805"/>
     <w:multiLevelType w:val="multilevel"/>
     <w:tmpl w:val="07ACD194"/>
     <w:lvl w:ilvl="0">
       <w:start w:val="1"/>
       <w:numFmt w:val="decimal"/>
-      <w:pStyle w:val="Heading1"/>
+      <w:pStyle w:val="berschrift1"/>
       <w:lvlText w:val="%1."/>
       <w:lvlJc w:val="left"/>
       <w:pPr>
@@ -6270,7 +7907,7 @@
     <w:lvl w:ilvl="1">
       <w:start w:val="1"/>
       <w:numFmt w:val="decimal"/>
-      <w:pStyle w:val="Heading2"/>
+      <w:pStyle w:val="berschrift2"/>
       <w:lvlText w:val="%1.%2"/>
       <w:lvlJc w:val="left"/>
       <w:pPr>
@@ -6280,7 +7917,7 @@
     <w:lvl w:ilvl="2">
       <w:start w:val="1"/>
       <w:numFmt w:val="decimal"/>
-      <w:pStyle w:val="Heading3"/>
+      <w:pStyle w:val="berschrift3"/>
       <w:lvlText w:val="%1.%2.%3"/>
       <w:lvlJc w:val="left"/>
       <w:pPr>
@@ -6290,7 +7927,7 @@
     <w:lvl w:ilvl="3">
       <w:start w:val="1"/>
       <w:numFmt w:val="decimal"/>
-      <w:pStyle w:val="Heading4"/>
+      <w:pStyle w:val="berschrift4"/>
       <w:lvlText w:val="%1.%2.%3.%4"/>
       <w:lvlJc w:val="left"/>
       <w:pPr>
@@ -6300,7 +7937,7 @@
     <w:lvl w:ilvl="4">
       <w:start w:val="1"/>
       <w:numFmt w:val="decimal"/>
-      <w:pStyle w:val="Heading5"/>
+      <w:pStyle w:val="berschrift5"/>
       <w:lvlText w:val="%1.%2.%3.%4.%5"/>
       <w:lvlJc w:val="left"/>
       <w:pPr>
@@ -6310,7 +7947,7 @@
     <w:lvl w:ilvl="5">
       <w:start w:val="1"/>
       <w:numFmt w:val="decimal"/>
-      <w:pStyle w:val="Heading6"/>
+      <w:pStyle w:val="berschrift6"/>
       <w:lvlText w:val="%1.%2.%3.%4.%5.%6"/>
       <w:lvlJc w:val="left"/>
       <w:pPr>
@@ -6320,7 +7957,7 @@
     <w:lvl w:ilvl="6">
       <w:start w:val="1"/>
       <w:numFmt w:val="decimal"/>
-      <w:pStyle w:val="Heading7"/>
+      <w:pStyle w:val="berschrift7"/>
       <w:lvlText w:val="%1.%2.%3.%4.%5.%6.%7"/>
       <w:lvlJc w:val="left"/>
       <w:pPr>
@@ -6330,7 +7967,7 @@
     <w:lvl w:ilvl="7">
       <w:start w:val="1"/>
       <w:numFmt w:val="decimal"/>
-      <w:pStyle w:val="Heading8"/>
+      <w:pStyle w:val="berschrift8"/>
       <w:lvlText w:val="%1.%2.%3.%4.%5.%6.%7.%8"/>
       <w:lvlJc w:val="left"/>
       <w:pPr>
@@ -6340,7 +7977,7 @@
     <w:lvl w:ilvl="8">
       <w:start w:val="1"/>
       <w:numFmt w:val="decimal"/>
-      <w:pStyle w:val="Heading9"/>
+      <w:pStyle w:val="berschrift9"/>
       <w:lvlText w:val="%1.%2.%3.%4.%5.%6.%7.%8.%9"/>
       <w:lvlJc w:val="left"/>
       <w:pPr>
@@ -6348,7 +7985,7 @@
       </w:pPr>
     </w:lvl>
   </w:abstractNum>
-  <w:abstractNum w:abstractNumId="28" w15:restartNumberingAfterBreak="0">
+  <w:abstractNum w:abstractNumId="37" w15:restartNumberingAfterBreak="0">
     <w:nsid w:val="73EB4038"/>
     <w:multiLevelType w:val="hybridMultilevel"/>
     <w:tmpl w:val="D732155A"/>
@@ -6462,7 +8099,7 @@
       </w:rPr>
     </w:lvl>
   </w:abstractNum>
-  <w:abstractNum w:abstractNumId="29" w15:restartNumberingAfterBreak="0">
+  <w:abstractNum w:abstractNumId="38" w15:restartNumberingAfterBreak="0">
     <w:nsid w:val="7AA01C61"/>
     <w:multiLevelType w:val="hybridMultilevel"/>
     <w:tmpl w:val="E6C23ED8"/>
@@ -6551,7 +8188,120 @@
       </w:pPr>
     </w:lvl>
   </w:abstractNum>
-  <w:abstractNum w:abstractNumId="30" w15:restartNumberingAfterBreak="0">
+  <w:abstractNum w:abstractNumId="39" w15:restartNumberingAfterBreak="0">
+    <w:nsid w:val="7FBE6044"/>
+    <w:multiLevelType w:val="hybridMultilevel"/>
+    <w:tmpl w:val="A6A44E54"/>
+    <w:lvl w:ilvl="0" w:tplc="08070001">
+      <w:start w:val="1"/>
+      <w:numFmt w:val="bullet"/>
+      <w:lvlText w:val=""/>
+      <w:lvlJc w:val="left"/>
+      <w:pPr>
+        <w:ind w:left="720" w:hanging="360"/>
+      </w:pPr>
+      <w:rPr>
+        <w:rFonts w:ascii="Symbol" w:hAnsi="Symbol" w:hint="default"/>
+      </w:rPr>
+    </w:lvl>
+    <w:lvl w:ilvl="1" w:tplc="08070003" w:tentative="1">
+      <w:start w:val="1"/>
+      <w:numFmt w:val="bullet"/>
+      <w:lvlText w:val="o"/>
+      <w:lvlJc w:val="left"/>
+      <w:pPr>
+        <w:ind w:left="1440" w:hanging="360"/>
+      </w:pPr>
+      <w:rPr>
+        <w:rFonts w:ascii="Courier New" w:hAnsi="Courier New" w:cs="Courier New" w:hint="default"/>
+      </w:rPr>
+    </w:lvl>
+    <w:lvl w:ilvl="2" w:tplc="08070005" w:tentative="1">
+      <w:start w:val="1"/>
+      <w:numFmt w:val="bullet"/>
+      <w:lvlText w:val=""/>
+      <w:lvlJc w:val="left"/>
+      <w:pPr>
+        <w:ind w:left="2160" w:hanging="360"/>
+      </w:pPr>
+      <w:rPr>
+        <w:rFonts w:ascii="Wingdings" w:hAnsi="Wingdings" w:hint="default"/>
+      </w:rPr>
+    </w:lvl>
+    <w:lvl w:ilvl="3" w:tplc="08070001" w:tentative="1">
+      <w:start w:val="1"/>
+      <w:numFmt w:val="bullet"/>
+      <w:lvlText w:val=""/>
+      <w:lvlJc w:val="left"/>
+      <w:pPr>
+        <w:ind w:left="2880" w:hanging="360"/>
+      </w:pPr>
+      <w:rPr>
+        <w:rFonts w:ascii="Symbol" w:hAnsi="Symbol" w:hint="default"/>
+      </w:rPr>
+    </w:lvl>
+    <w:lvl w:ilvl="4" w:tplc="08070003" w:tentative="1">
+      <w:start w:val="1"/>
+      <w:numFmt w:val="bullet"/>
+      <w:lvlText w:val="o"/>
+      <w:lvlJc w:val="left"/>
+      <w:pPr>
+        <w:ind w:left="3600" w:hanging="360"/>
+      </w:pPr>
+      <w:rPr>
+        <w:rFonts w:ascii="Courier New" w:hAnsi="Courier New" w:cs="Courier New" w:hint="default"/>
+      </w:rPr>
+    </w:lvl>
+    <w:lvl w:ilvl="5" w:tplc="08070005" w:tentative="1">
+      <w:start w:val="1"/>
+      <w:numFmt w:val="bullet"/>
+      <w:lvlText w:val=""/>
+      <w:lvlJc w:val="left"/>
+      <w:pPr>
+        <w:ind w:left="4320" w:hanging="360"/>
+      </w:pPr>
+      <w:rPr>
+        <w:rFonts w:ascii="Wingdings" w:hAnsi="Wingdings" w:hint="default"/>
+      </w:rPr>
+    </w:lvl>
+    <w:lvl w:ilvl="6" w:tplc="08070001" w:tentative="1">
+      <w:start w:val="1"/>
+      <w:numFmt w:val="bullet"/>
+      <w:lvlText w:val=""/>
+      <w:lvlJc w:val="left"/>
+      <w:pPr>
+        <w:ind w:left="5040" w:hanging="360"/>
+      </w:pPr>
+      <w:rPr>
+        <w:rFonts w:ascii="Symbol" w:hAnsi="Symbol" w:hint="default"/>
+      </w:rPr>
+    </w:lvl>
+    <w:lvl w:ilvl="7" w:tplc="08070003" w:tentative="1">
+      <w:start w:val="1"/>
+      <w:numFmt w:val="bullet"/>
+      <w:lvlText w:val="o"/>
+      <w:lvlJc w:val="left"/>
+      <w:pPr>
+        <w:ind w:left="5760" w:hanging="360"/>
+      </w:pPr>
+      <w:rPr>
+        <w:rFonts w:ascii="Courier New" w:hAnsi="Courier New" w:cs="Courier New" w:hint="default"/>
+      </w:rPr>
+    </w:lvl>
+    <w:lvl w:ilvl="8" w:tplc="08070005" w:tentative="1">
+      <w:start w:val="1"/>
+      <w:numFmt w:val="bullet"/>
+      <w:lvlText w:val=""/>
+      <w:lvlJc w:val="left"/>
+      <w:pPr>
+        <w:ind w:left="6480" w:hanging="360"/>
+      </w:pPr>
+      <w:rPr>
+        <w:rFonts w:ascii="Wingdings" w:hAnsi="Wingdings" w:hint="default"/>
+      </w:rPr>
+    </w:lvl>
+  </w:abstractNum>
+  <w:abstractNum w:abstractNumId="40" w15:restartNumberingAfterBreak="0">
     <w:nsid w:val="7FFA5BE0"/>
     <w:multiLevelType w:val="multilevel"/>
     <w:tmpl w:val="1FA07E0C"/>
@@ -6670,109 +8420,139 @@
     </w:lvl>
   </w:abstractNum>
   <w:num w:numId="1" w16cid:durableId="1257439295">
+    <w:abstractNumId w:val="36"/>
+  </w:num>
+  <w:num w:numId="2" w16cid:durableId="1518302109">
+    <w:abstractNumId w:val="15"/>
+  </w:num>
+  <w:num w:numId="3" w16cid:durableId="1254701703">
+    <w:abstractNumId w:val="31"/>
+  </w:num>
+  <w:num w:numId="4" w16cid:durableId="33384506">
+    <w:abstractNumId w:val="8"/>
+  </w:num>
+  <w:num w:numId="5" w16cid:durableId="1378238250">
+    <w:abstractNumId w:val="40"/>
+  </w:num>
+  <w:num w:numId="6" w16cid:durableId="246548503">
+    <w:abstractNumId w:val="40"/>
+  </w:num>
+  <w:num w:numId="7" w16cid:durableId="1785882482">
+    <w:abstractNumId w:val="40"/>
+  </w:num>
+  <w:num w:numId="8" w16cid:durableId="1615743104">
+    <w:abstractNumId w:val="7"/>
+  </w:num>
+  <w:num w:numId="9" w16cid:durableId="78910056">
+    <w:abstractNumId w:val="6"/>
+  </w:num>
+  <w:num w:numId="10" w16cid:durableId="1115367965">
+    <w:abstractNumId w:val="22"/>
+  </w:num>
+  <w:num w:numId="11" w16cid:durableId="1784573622">
+    <w:abstractNumId w:val="12"/>
+  </w:num>
+  <w:num w:numId="12" w16cid:durableId="1138957908">
+    <w:abstractNumId w:val="11"/>
+  </w:num>
+  <w:num w:numId="13" w16cid:durableId="1791822453">
     <w:abstractNumId w:val="27"/>
   </w:num>
-  <w:num w:numId="2" w16cid:durableId="1518302109">
-    <w:abstractNumId w:val="12"/>
+  <w:num w:numId="14" w16cid:durableId="1539126063">
+    <w:abstractNumId w:val="19"/>
   </w:num>
-  <w:num w:numId="3" w16cid:durableId="1254701703">
-    <w:abstractNumId w:val="25"/>
+  <w:num w:numId="15" w16cid:durableId="1753116519">
+    <w:abstractNumId w:val="23"/>
   </w:num>
-  <w:num w:numId="4" w16cid:durableId="33384506">
-    <w:abstractNumId w:val="7"/>
+  <w:num w:numId="16" w16cid:durableId="1651245682">
+    <w:abstractNumId w:val="5"/>
   </w:num>
-  <w:num w:numId="5" w16cid:durableId="1378238250">
+  <w:num w:numId="17" w16cid:durableId="1602881758">
+    <w:abstractNumId w:val="36"/>
+  </w:num>
+  <w:num w:numId="18" w16cid:durableId="2044285082">
     <w:abstractNumId w:val="30"/>
   </w:num>
-  <w:num w:numId="6" w16cid:durableId="246548503">
-    <w:abstractNumId w:val="30"/>
-  </w:num>
-  <w:num w:numId="7" w16cid:durableId="1785882482">
-    <w:abstractNumId w:val="30"/>
-  </w:num>
-  <w:num w:numId="8" w16cid:durableId="1615743104">
-    <w:abstractNumId w:val="6"/>
-  </w:num>
-  <w:num w:numId="9" w16cid:durableId="78910056">
-    <w:abstractNumId w:val="5"/>
-  </w:num>
-  <w:num w:numId="10" w16cid:durableId="1115367965">
-    <w:abstractNumId w:val="18"/>
-  </w:num>
-  <w:num w:numId="11" w16cid:durableId="1784573622">
-    <w:abstractNumId w:val="11"/>
-  </w:num>
-  <w:num w:numId="12" w16cid:durableId="1138957908">
-    <w:abstractNumId w:val="10"/>
-  </w:num>
-  <w:num w:numId="13" w16cid:durableId="1791822453">
-    <w:abstractNumId w:val="23"/>
-  </w:num>
-  <w:num w:numId="14" w16cid:durableId="1539126063">
-    <w:abstractNumId w:val="15"/>
-  </w:num>
-  <w:num w:numId="15" w16cid:durableId="1753116519">
-    <w:abstractNumId w:val="19"/>
-  </w:num>
-  <w:num w:numId="16" w16cid:durableId="1651245682">
-    <w:abstractNumId w:val="4"/>
-  </w:num>
-  <w:num w:numId="17" w16cid:durableId="1602881758">
-    <w:abstractNumId w:val="27"/>
-  </w:num>
-  <w:num w:numId="18" w16cid:durableId="2044285082">
-    <w:abstractNumId w:val="24"/>
-  </w:num>
   <w:num w:numId="19" w16cid:durableId="451050584">
-    <w:abstractNumId w:val="2"/>
+    <w:abstractNumId w:val="3"/>
   </w:num>
   <w:num w:numId="20" w16cid:durableId="922954185">
-    <w:abstractNumId w:val="3"/>
+    <w:abstractNumId w:val="4"/>
   </w:num>
   <w:num w:numId="21" w16cid:durableId="838740546">
     <w:abstractNumId w:val="0"/>
   </w:num>
   <w:num w:numId="22" w16cid:durableId="1017385004">
+    <w:abstractNumId w:val="37"/>
+  </w:num>
+  <w:num w:numId="23" w16cid:durableId="1745564784">
+    <w:abstractNumId w:val="26"/>
+  </w:num>
+  <w:num w:numId="24" w16cid:durableId="1073547019">
+    <w:abstractNumId w:val="33"/>
+  </w:num>
+  <w:num w:numId="25" w16cid:durableId="1809008030">
+    <w:abstractNumId w:val="21"/>
+  </w:num>
+  <w:num w:numId="26" w16cid:durableId="625545245">
+    <w:abstractNumId w:val="20"/>
+  </w:num>
+  <w:num w:numId="27" w16cid:durableId="798450180">
+    <w:abstractNumId w:val="38"/>
+  </w:num>
+  <w:num w:numId="28" w16cid:durableId="558982601">
+    <w:abstractNumId w:val="10"/>
+  </w:num>
+  <w:num w:numId="29" w16cid:durableId="1711107938">
+    <w:abstractNumId w:val="25"/>
+  </w:num>
+  <w:num w:numId="30" w16cid:durableId="40911645">
+    <w:abstractNumId w:val="2"/>
+  </w:num>
+  <w:num w:numId="31" w16cid:durableId="267392877">
+    <w:abstractNumId w:val="24"/>
+  </w:num>
+  <w:num w:numId="32" w16cid:durableId="210268723">
+    <w:abstractNumId w:val="18"/>
+  </w:num>
+  <w:num w:numId="33" w16cid:durableId="208617163">
+    <w:abstractNumId w:val="16"/>
+  </w:num>
+  <w:num w:numId="34" w16cid:durableId="1634821897">
+    <w:abstractNumId w:val="9"/>
+  </w:num>
+  <w:num w:numId="35" w16cid:durableId="2145854603">
+    <w:abstractNumId w:val="36"/>
+  </w:num>
+  <w:num w:numId="36" w16cid:durableId="1505851380">
+    <w:abstractNumId w:val="35"/>
+  </w:num>
+  <w:num w:numId="37" w16cid:durableId="1965382043">
+    <w:abstractNumId w:val="32"/>
+  </w:num>
+  <w:num w:numId="38" w16cid:durableId="2002153559">
+    <w:abstractNumId w:val="39"/>
+  </w:num>
+  <w:num w:numId="39" w16cid:durableId="514728192">
+    <w:abstractNumId w:val="13"/>
+  </w:num>
+  <w:num w:numId="40" w16cid:durableId="97870885">
+    <w:abstractNumId w:val="1"/>
+  </w:num>
+  <w:num w:numId="41" w16cid:durableId="653802890">
+    <w:abstractNumId w:val="34"/>
+  </w:num>
+  <w:num w:numId="42" w16cid:durableId="1484547026">
     <w:abstractNumId w:val="28"/>
   </w:num>
-  <w:num w:numId="23" w16cid:durableId="1745564784">
-    <w:abstractNumId w:val="22"/>
-  </w:num>
-  <w:num w:numId="24" w16cid:durableId="1073547019">
-    <w:abstractNumId w:val="26"/>
-  </w:num>
-  <w:num w:numId="25" w16cid:durableId="1809008030">
-    <w:abstractNumId w:val="17"/>
-  </w:num>
-  <w:num w:numId="26" w16cid:durableId="625545245">
-    <w:abstractNumId w:val="16"/>
-  </w:num>
-  <w:num w:numId="27" w16cid:durableId="798450180">
+  <w:num w:numId="43" w16cid:durableId="1617564546">
     <w:abstractNumId w:val="29"/>
   </w:num>
-  <w:num w:numId="28" w16cid:durableId="558982601">
-    <w:abstractNumId w:val="9"/>
-  </w:num>
-  <w:num w:numId="29" w16cid:durableId="1711107938">
-    <w:abstractNumId w:val="21"/>
-  </w:num>
-  <w:num w:numId="30" w16cid:durableId="40911645">
-    <w:abstractNumId w:val="1"/>
-  </w:num>
-  <w:num w:numId="31" w16cid:durableId="267392877">
-    <w:abstractNumId w:val="20"/>
-  </w:num>
-  <w:num w:numId="32" w16cid:durableId="210268723">
+  <w:num w:numId="44" w16cid:durableId="1508712680">
     <w:abstractNumId w:val="14"/>
   </w:num>
-  <w:num w:numId="33" w16cid:durableId="208617163">
-    <w:abstractNumId w:val="13"/>
-  </w:num>
-  <w:num w:numId="34" w16cid:durableId="1634821897">
-    <w:abstractNumId w:val="8"/>
-  </w:num>
-  <w:num w:numId="35" w16cid:durableId="2145854603">
-    <w:abstractNumId w:val="27"/>
+  <w:num w:numId="45" w16cid:durableId="66728340">
+    <w:abstractNumId w:val="17"/>
   </w:num>
 </w:numbering>
 </file>
@@ -7172,7 +8952,7 @@
     <w:lsdException w:name="Unresolved Mention" w:semiHidden="1" w:unhideWhenUsed="1"/>
     <w:lsdException w:name="Smart Link" w:semiHidden="1" w:unhideWhenUsed="1"/>
   </w:latentStyles>
-  <w:style w:type="paragraph" w:default="1" w:styleId="Normal">
+  <w:style w:type="paragraph" w:default="1" w:styleId="Standard">
     <w:name w:val="Normal"/>
     <w:qFormat/>
     <w:rsid w:val="00F931BF"/>
@@ -7180,11 +8960,11 @@
       <w:sz w:val="20"/>
     </w:rPr>
   </w:style>
-  <w:style w:type="paragraph" w:styleId="Heading1">
+  <w:style w:type="paragraph" w:styleId="berschrift1">
     <w:name w:val="heading 1"/>
-    <w:basedOn w:val="Normal"/>
-    <w:next w:val="Normal"/>
-    <w:link w:val="Heading1Char"/>
+    <w:basedOn w:val="Standard"/>
+    <w:next w:val="Standard"/>
+    <w:link w:val="berschrift1Zchn"/>
     <w:uiPriority w:val="9"/>
     <w:qFormat/>
     <w:rsid w:val="000E230E"/>
@@ -7206,11 +8986,11 @@
       <w:szCs w:val="32"/>
     </w:rPr>
   </w:style>
-  <w:style w:type="paragraph" w:styleId="Heading2">
+  <w:style w:type="paragraph" w:styleId="berschrift2">
     <w:name w:val="heading 2"/>
-    <w:basedOn w:val="Normal"/>
-    <w:next w:val="Normal"/>
-    <w:link w:val="Heading2Char"/>
+    <w:basedOn w:val="Standard"/>
+    <w:next w:val="Standard"/>
+    <w:link w:val="berschrift2Zchn"/>
     <w:uiPriority w:val="9"/>
     <w:unhideWhenUsed/>
     <w:qFormat/>
@@ -7233,11 +9013,11 @@
       <w:szCs w:val="26"/>
     </w:rPr>
   </w:style>
-  <w:style w:type="paragraph" w:styleId="Heading3">
+  <w:style w:type="paragraph" w:styleId="berschrift3">
     <w:name w:val="heading 3"/>
-    <w:basedOn w:val="Normal"/>
-    <w:next w:val="Normal"/>
-    <w:link w:val="Heading3Char"/>
+    <w:basedOn w:val="Standard"/>
+    <w:next w:val="Standard"/>
+    <w:link w:val="berschrift3Zchn"/>
     <w:uiPriority w:val="9"/>
     <w:unhideWhenUsed/>
     <w:qFormat/>
@@ -7259,11 +9039,11 @@
       <w:szCs w:val="24"/>
     </w:rPr>
   </w:style>
-  <w:style w:type="paragraph" w:styleId="Heading4">
+  <w:style w:type="paragraph" w:styleId="berschrift4">
     <w:name w:val="heading 4"/>
-    <w:basedOn w:val="Normal"/>
-    <w:next w:val="Normal"/>
-    <w:link w:val="Heading4Char"/>
+    <w:basedOn w:val="Standard"/>
+    <w:next w:val="Standard"/>
+    <w:link w:val="berschrift4Zchn"/>
     <w:uiPriority w:val="9"/>
     <w:unhideWhenUsed/>
     <w:qFormat/>
@@ -7284,11 +9064,11 @@
       <w:iCs/>
     </w:rPr>
   </w:style>
-  <w:style w:type="paragraph" w:styleId="Heading5">
+  <w:style w:type="paragraph" w:styleId="berschrift5">
     <w:name w:val="heading 5"/>
-    <w:basedOn w:val="Normal"/>
-    <w:next w:val="Normal"/>
-    <w:link w:val="Heading5Char"/>
+    <w:basedOn w:val="Standard"/>
+    <w:next w:val="Standard"/>
+    <w:link w:val="berschrift5Zchn"/>
     <w:uiPriority w:val="9"/>
     <w:unhideWhenUsed/>
     <w:qFormat/>
@@ -7309,11 +9089,11 @@
       <w:color w:val="000000" w:themeColor="text1"/>
     </w:rPr>
   </w:style>
-  <w:style w:type="paragraph" w:styleId="Heading6">
+  <w:style w:type="paragraph" w:styleId="berschrift6">
     <w:name w:val="heading 6"/>
-    <w:basedOn w:val="Normal"/>
-    <w:next w:val="Normal"/>
-    <w:link w:val="Heading6Char"/>
+    <w:basedOn w:val="Standard"/>
+    <w:next w:val="Standard"/>
+    <w:link w:val="berschrift6Zchn"/>
     <w:uiPriority w:val="9"/>
     <w:semiHidden/>
     <w:unhideWhenUsed/>
@@ -7333,11 +9113,11 @@
       <w:color w:val="00223E" w:themeColor="accent1" w:themeShade="7F"/>
     </w:rPr>
   </w:style>
-  <w:style w:type="paragraph" w:styleId="Heading7">
+  <w:style w:type="paragraph" w:styleId="berschrift7">
     <w:name w:val="heading 7"/>
-    <w:basedOn w:val="Normal"/>
-    <w:next w:val="Normal"/>
-    <w:link w:val="Heading7Char"/>
+    <w:basedOn w:val="Standard"/>
+    <w:next w:val="Standard"/>
+    <w:link w:val="berschrift7Zchn"/>
     <w:uiPriority w:val="9"/>
     <w:semiHidden/>
     <w:unhideWhenUsed/>
@@ -7360,11 +9140,11 @@
       <w:color w:val="00223E" w:themeColor="accent1" w:themeShade="7F"/>
     </w:rPr>
   </w:style>
-  <w:style w:type="paragraph" w:styleId="Heading8">
+  <w:style w:type="paragraph" w:styleId="berschrift8">
     <w:name w:val="heading 8"/>
-    <w:basedOn w:val="Normal"/>
-    <w:next w:val="Normal"/>
-    <w:link w:val="Heading8Char"/>
+    <w:basedOn w:val="Standard"/>
+    <w:next w:val="Standard"/>
+    <w:link w:val="berschrift8Zchn"/>
     <w:uiPriority w:val="9"/>
     <w:semiHidden/>
     <w:unhideWhenUsed/>
@@ -7387,11 +9167,11 @@
       <w:szCs w:val="21"/>
     </w:rPr>
   </w:style>
-  <w:style w:type="paragraph" w:styleId="Heading9">
+  <w:style w:type="paragraph" w:styleId="berschrift9">
     <w:name w:val="heading 9"/>
-    <w:basedOn w:val="Normal"/>
-    <w:next w:val="Normal"/>
-    <w:link w:val="Heading9Char"/>
+    <w:basedOn w:val="Standard"/>
+    <w:next w:val="Standard"/>
+    <w:link w:val="berschrift9Zchn"/>
     <w:uiPriority w:val="9"/>
     <w:semiHidden/>
     <w:unhideWhenUsed/>
@@ -7416,13 +9196,12 @@
       <w:szCs w:val="21"/>
     </w:rPr>
   </w:style>
-  <w:style w:type="character" w:default="1" w:styleId="DefaultParagraphFont">
+  <w:style w:type="character" w:default="1" w:styleId="Absatz-Standardschriftart">
     <w:name w:val="Default Paragraph Font"/>
     <w:uiPriority w:val="1"/>
-    <w:semiHidden/>
     <w:unhideWhenUsed/>
   </w:style>
-  <w:style w:type="table" w:default="1" w:styleId="TableNormal">
+  <w:style w:type="table" w:default="1" w:styleId="NormaleTabelle">
     <w:name w:val="Normal Table"/>
     <w:uiPriority w:val="99"/>
     <w:semiHidden/>
@@ -7437,16 +9216,16 @@
       </w:tblCellMar>
     </w:tblPr>
   </w:style>
-  <w:style w:type="numbering" w:default="1" w:styleId="NoList">
+  <w:style w:type="numbering" w:default="1" w:styleId="KeineListe">
     <w:name w:val="No List"/>
     <w:uiPriority w:val="99"/>
     <w:semiHidden/>
     <w:unhideWhenUsed/>
   </w:style>
-  <w:style w:type="paragraph" w:styleId="Header">
+  <w:style w:type="paragraph" w:styleId="Kopfzeile">
     <w:name w:val="header"/>
-    <w:basedOn w:val="Normal"/>
-    <w:link w:val="HeaderChar"/>
+    <w:basedOn w:val="Standard"/>
+    <w:link w:val="KopfzeileZchn"/>
     <w:uiPriority w:val="99"/>
     <w:unhideWhenUsed/>
     <w:rsid w:val="000A7B11"/>
@@ -7458,17 +9237,17 @@
       <w:spacing w:after="0" w:line="240" w:lineRule="auto"/>
     </w:pPr>
   </w:style>
-  <w:style w:type="character" w:customStyle="1" w:styleId="HeaderChar">
-    <w:name w:val="Header Char"/>
-    <w:basedOn w:val="DefaultParagraphFont"/>
-    <w:link w:val="Header"/>
+  <w:style w:type="character" w:customStyle="1" w:styleId="KopfzeileZchn">
+    <w:name w:val="Kopfzeile Zchn"/>
+    <w:basedOn w:val="Absatz-Standardschriftart"/>
+    <w:link w:val="Kopfzeile"/>
     <w:uiPriority w:val="99"/>
     <w:rsid w:val="000A7B11"/>
   </w:style>
-  <w:style w:type="paragraph" w:styleId="Footer">
+  <w:style w:type="paragraph" w:styleId="Fuzeile">
     <w:name w:val="footer"/>
-    <w:basedOn w:val="Normal"/>
-    <w:link w:val="FooterChar"/>
+    <w:basedOn w:val="Standard"/>
+    <w:link w:val="FuzeileZchn"/>
     <w:uiPriority w:val="99"/>
     <w:unhideWhenUsed/>
     <w:rsid w:val="000A7B11"/>
@@ -7480,16 +9259,16 @@
       <w:spacing w:after="0" w:line="240" w:lineRule="auto"/>
     </w:pPr>
   </w:style>
-  <w:style w:type="character" w:customStyle="1" w:styleId="FooterChar">
-    <w:name w:val="Footer Char"/>
-    <w:basedOn w:val="DefaultParagraphFont"/>
-    <w:link w:val="Footer"/>
+  <w:style w:type="character" w:customStyle="1" w:styleId="FuzeileZchn">
+    <w:name w:val="Fußzeile Zchn"/>
+    <w:basedOn w:val="Absatz-Standardschriftart"/>
+    <w:link w:val="Fuzeile"/>
     <w:uiPriority w:val="99"/>
     <w:rsid w:val="000A7B11"/>
   </w:style>
-  <w:style w:type="paragraph" w:styleId="NoSpacing">
+  <w:style w:type="paragraph" w:styleId="KeinLeerraum">
     <w:name w:val="No Spacing"/>
-    <w:link w:val="NoSpacingChar"/>
+    <w:link w:val="KeinLeerraumZchn"/>
     <w:uiPriority w:val="1"/>
     <w:qFormat/>
     <w:rsid w:val="002434CC"/>
@@ -7500,10 +9279,10 @@
       <w:sz w:val="20"/>
     </w:rPr>
   </w:style>
-  <w:style w:type="paragraph" w:styleId="BalloonText">
+  <w:style w:type="paragraph" w:styleId="Sprechblasentext">
     <w:name w:val="Balloon Text"/>
-    <w:basedOn w:val="Normal"/>
-    <w:link w:val="BalloonTextChar"/>
+    <w:basedOn w:val="Standard"/>
+    <w:link w:val="SprechblasentextZchn"/>
     <w:uiPriority w:val="99"/>
     <w:semiHidden/>
     <w:unhideWhenUsed/>
@@ -7517,10 +9296,10 @@
       <w:szCs w:val="18"/>
     </w:rPr>
   </w:style>
-  <w:style w:type="character" w:customStyle="1" w:styleId="BalloonTextChar">
-    <w:name w:val="Balloon Text Char"/>
-    <w:basedOn w:val="DefaultParagraphFont"/>
-    <w:link w:val="BalloonText"/>
+  <w:style w:type="character" w:customStyle="1" w:styleId="SprechblasentextZchn">
+    <w:name w:val="Sprechblasentext Zchn"/>
+    <w:basedOn w:val="Absatz-Standardschriftart"/>
+    <w:link w:val="Sprechblasentext"/>
     <w:uiPriority w:val="99"/>
     <w:semiHidden/>
     <w:rsid w:val="00581783"/>
@@ -7530,10 +9309,10 @@
       <w:szCs w:val="18"/>
     </w:rPr>
   </w:style>
-  <w:style w:type="character" w:customStyle="1" w:styleId="Heading1Char">
-    <w:name w:val="Heading 1 Char"/>
-    <w:basedOn w:val="DefaultParagraphFont"/>
-    <w:link w:val="Heading1"/>
+  <w:style w:type="character" w:customStyle="1" w:styleId="berschrift1Zchn">
+    <w:name w:val="Überschrift 1 Zchn"/>
+    <w:basedOn w:val="Absatz-Standardschriftart"/>
+    <w:link w:val="berschrift1"/>
     <w:uiPriority w:val="9"/>
     <w:rsid w:val="000E230E"/>
     <w:rPr>
@@ -7545,10 +9324,10 @@
       <w:szCs w:val="32"/>
     </w:rPr>
   </w:style>
-  <w:style w:type="character" w:customStyle="1" w:styleId="Heading2Char">
-    <w:name w:val="Heading 2 Char"/>
-    <w:basedOn w:val="DefaultParagraphFont"/>
-    <w:link w:val="Heading2"/>
+  <w:style w:type="character" w:customStyle="1" w:styleId="berschrift2Zchn">
+    <w:name w:val="Überschrift 2 Zchn"/>
+    <w:basedOn w:val="Absatz-Standardschriftart"/>
+    <w:link w:val="berschrift2"/>
     <w:uiPriority w:val="9"/>
     <w:rsid w:val="000E230E"/>
     <w:rPr>
@@ -7559,10 +9338,10 @@
       <w:szCs w:val="26"/>
     </w:rPr>
   </w:style>
-  <w:style w:type="character" w:customStyle="1" w:styleId="Heading3Char">
-    <w:name w:val="Heading 3 Char"/>
-    <w:basedOn w:val="DefaultParagraphFont"/>
-    <w:link w:val="Heading3"/>
+  <w:style w:type="character" w:customStyle="1" w:styleId="berschrift3Zchn">
+    <w:name w:val="Überschrift 3 Zchn"/>
+    <w:basedOn w:val="Absatz-Standardschriftart"/>
+    <w:link w:val="berschrift3"/>
     <w:uiPriority w:val="9"/>
     <w:rsid w:val="000E230E"/>
     <w:rPr>
@@ -7573,10 +9352,10 @@
       <w:szCs w:val="24"/>
     </w:rPr>
   </w:style>
-  <w:style w:type="character" w:customStyle="1" w:styleId="Heading4Char">
-    <w:name w:val="Heading 4 Char"/>
-    <w:basedOn w:val="DefaultParagraphFont"/>
-    <w:link w:val="Heading4"/>
+  <w:style w:type="character" w:customStyle="1" w:styleId="berschrift4Zchn">
+    <w:name w:val="Überschrift 4 Zchn"/>
+    <w:basedOn w:val="Absatz-Standardschriftart"/>
+    <w:link w:val="berschrift4"/>
     <w:uiPriority w:val="9"/>
     <w:rsid w:val="009E2062"/>
     <w:rPr>
@@ -7586,10 +9365,10 @@
       <w:sz w:val="20"/>
     </w:rPr>
   </w:style>
-  <w:style w:type="character" w:customStyle="1" w:styleId="Heading5Char">
-    <w:name w:val="Heading 5 Char"/>
-    <w:basedOn w:val="DefaultParagraphFont"/>
-    <w:link w:val="Heading5"/>
+  <w:style w:type="character" w:customStyle="1" w:styleId="berschrift5Zchn">
+    <w:name w:val="Überschrift 5 Zchn"/>
+    <w:basedOn w:val="Absatz-Standardschriftart"/>
+    <w:link w:val="berschrift5"/>
     <w:uiPriority w:val="9"/>
     <w:rsid w:val="009E2062"/>
     <w:rPr>
@@ -7599,10 +9378,10 @@
       <w:sz w:val="20"/>
     </w:rPr>
   </w:style>
-  <w:style w:type="character" w:customStyle="1" w:styleId="Heading6Char">
-    <w:name w:val="Heading 6 Char"/>
-    <w:basedOn w:val="DefaultParagraphFont"/>
-    <w:link w:val="Heading6"/>
+  <w:style w:type="character" w:customStyle="1" w:styleId="berschrift6Zchn">
+    <w:name w:val="Überschrift 6 Zchn"/>
+    <w:basedOn w:val="Absatz-Standardschriftart"/>
+    <w:link w:val="berschrift6"/>
     <w:uiPriority w:val="9"/>
     <w:semiHidden/>
     <w:rsid w:val="00B9774F"/>
@@ -7611,10 +9390,10 @@
       <w:color w:val="00223E" w:themeColor="accent1" w:themeShade="7F"/>
     </w:rPr>
   </w:style>
-  <w:style w:type="character" w:customStyle="1" w:styleId="Heading7Char">
-    <w:name w:val="Heading 7 Char"/>
-    <w:basedOn w:val="DefaultParagraphFont"/>
-    <w:link w:val="Heading7"/>
+  <w:style w:type="character" w:customStyle="1" w:styleId="berschrift7Zchn">
+    <w:name w:val="Überschrift 7 Zchn"/>
+    <w:basedOn w:val="Absatz-Standardschriftart"/>
+    <w:link w:val="berschrift7"/>
     <w:uiPriority w:val="9"/>
     <w:semiHidden/>
     <w:rsid w:val="00B9774F"/>
@@ -7625,10 +9404,10 @@
       <w:color w:val="00223E" w:themeColor="accent1" w:themeShade="7F"/>
     </w:rPr>
   </w:style>
-  <w:style w:type="character" w:customStyle="1" w:styleId="Heading8Char">
-    <w:name w:val="Heading 8 Char"/>
-    <w:basedOn w:val="DefaultParagraphFont"/>
-    <w:link w:val="Heading8"/>
+  <w:style w:type="character" w:customStyle="1" w:styleId="berschrift8Zchn">
+    <w:name w:val="Überschrift 8 Zchn"/>
+    <w:basedOn w:val="Absatz-Standardschriftart"/>
+    <w:link w:val="berschrift8"/>
     <w:uiPriority w:val="9"/>
     <w:semiHidden/>
     <w:rsid w:val="00B9774F"/>
@@ -7639,10 +9418,10 @@
       <w:szCs w:val="21"/>
     </w:rPr>
   </w:style>
-  <w:style w:type="character" w:customStyle="1" w:styleId="Heading9Char">
-    <w:name w:val="Heading 9 Char"/>
-    <w:basedOn w:val="DefaultParagraphFont"/>
-    <w:link w:val="Heading9"/>
+  <w:style w:type="character" w:customStyle="1" w:styleId="berschrift9Zchn">
+    <w:name w:val="Überschrift 9 Zchn"/>
+    <w:basedOn w:val="Absatz-Standardschriftart"/>
+    <w:link w:val="berschrift9"/>
     <w:uiPriority w:val="9"/>
     <w:semiHidden/>
     <w:rsid w:val="00B9774F"/>
@@ -7655,29 +9434,29 @@
       <w:szCs w:val="21"/>
     </w:rPr>
   </w:style>
-  <w:style w:type="paragraph" w:styleId="ListParagraph">
+  <w:style w:type="paragraph" w:styleId="Listenabsatz">
     <w:name w:val="List Paragraph"/>
-    <w:basedOn w:val="Normal"/>
-    <w:link w:val="ListParagraphChar"/>
+    <w:basedOn w:val="Standard"/>
+    <w:link w:val="ListenabsatzZchn"/>
     <w:uiPriority w:val="34"/>
     <w:rsid w:val="00BC7018"/>
     <w:pPr>
       <w:spacing w:after="60"/>
     </w:pPr>
   </w:style>
-  <w:style w:type="character" w:customStyle="1" w:styleId="ListParagraphChar">
-    <w:name w:val="List Paragraph Char"/>
-    <w:basedOn w:val="DefaultParagraphFont"/>
-    <w:link w:val="ListParagraph"/>
+  <w:style w:type="character" w:customStyle="1" w:styleId="ListenabsatzZchn">
+    <w:name w:val="Listenabsatz Zchn"/>
+    <w:basedOn w:val="Absatz-Standardschriftart"/>
+    <w:link w:val="Listenabsatz"/>
     <w:uiPriority w:val="34"/>
     <w:rsid w:val="00BC7018"/>
     <w:rPr>
       <w:sz w:val="20"/>
     </w:rPr>
   </w:style>
-  <w:style w:type="table" w:styleId="TableGrid">
+  <w:style w:type="table" w:styleId="Tabellenraster">
     <w:name w:val="Table Grid"/>
-    <w:basedOn w:val="TableNormal"/>
+    <w:basedOn w:val="NormaleTabelle"/>
     <w:rsid w:val="0091047F"/>
     <w:pPr>
       <w:spacing w:after="0" w:line="240" w:lineRule="auto"/>
@@ -7693,10 +9472,10 @@
       </w:tblBorders>
     </w:tblPr>
   </w:style>
-  <w:style w:type="paragraph" w:styleId="TOC1">
+  <w:style w:type="paragraph" w:styleId="Verzeichnis1">
     <w:name w:val="toc 1"/>
-    <w:basedOn w:val="Normal"/>
-    <w:next w:val="Normal"/>
+    <w:basedOn w:val="Standard"/>
+    <w:next w:val="Standard"/>
     <w:autoRedefine/>
     <w:uiPriority w:val="39"/>
     <w:unhideWhenUsed/>
@@ -7713,10 +9492,10 @@
       <w:noProof/>
     </w:rPr>
   </w:style>
-  <w:style w:type="paragraph" w:styleId="TOC2">
+  <w:style w:type="paragraph" w:styleId="Verzeichnis2">
     <w:name w:val="toc 2"/>
-    <w:basedOn w:val="Normal"/>
-    <w:next w:val="Normal"/>
+    <w:basedOn w:val="Standard"/>
+    <w:next w:val="Standard"/>
     <w:autoRedefine/>
     <w:uiPriority w:val="39"/>
     <w:unhideWhenUsed/>
@@ -7729,10 +9508,10 @@
       <w:spacing w:after="100"/>
     </w:pPr>
   </w:style>
-  <w:style w:type="paragraph" w:styleId="TOC3">
+  <w:style w:type="paragraph" w:styleId="Verzeichnis3">
     <w:name w:val="toc 3"/>
-    <w:basedOn w:val="Normal"/>
-    <w:next w:val="Normal"/>
+    <w:basedOn w:val="Standard"/>
+    <w:next w:val="Standard"/>
     <w:autoRedefine/>
     <w:uiPriority w:val="39"/>
     <w:unhideWhenUsed/>
@@ -7750,7 +9529,7 @@
   </w:style>
   <w:style w:type="character" w:styleId="Hyperlink">
     <w:name w:val="Hyperlink"/>
-    <w:basedOn w:val="DefaultParagraphFont"/>
+    <w:basedOn w:val="Absatz-Standardschriftart"/>
     <w:uiPriority w:val="99"/>
     <w:unhideWhenUsed/>
     <w:rsid w:val="008A75F5"/>
@@ -7759,9 +9538,9 @@
       <w:u w:val="single"/>
     </w:rPr>
   </w:style>
-  <w:style w:type="character" w:styleId="PlaceholderText">
+  <w:style w:type="character" w:styleId="Platzhaltertext">
     <w:name w:val="Placeholder Text"/>
-    <w:basedOn w:val="DefaultParagraphFont"/>
+    <w:basedOn w:val="Absatz-Standardschriftart"/>
     <w:uiPriority w:val="99"/>
     <w:semiHidden/>
     <w:rsid w:val="008262DE"/>
@@ -7769,10 +9548,10 @@
       <w:color w:val="808080"/>
     </w:rPr>
   </w:style>
-  <w:style w:type="paragraph" w:styleId="TOC4">
+  <w:style w:type="paragraph" w:styleId="Verzeichnis4">
     <w:name w:val="toc 4"/>
-    <w:basedOn w:val="Normal"/>
-    <w:next w:val="Normal"/>
+    <w:basedOn w:val="Standard"/>
+    <w:next w:val="Standard"/>
     <w:autoRedefine/>
     <w:uiPriority w:val="39"/>
     <w:unhideWhenUsed/>
@@ -7787,7 +9566,7 @@
   </w:style>
   <w:style w:type="paragraph" w:customStyle="1" w:styleId="Liste10">
     <w:name w:val="Liste_1"/>
-    <w:basedOn w:val="ListParagraph"/>
+    <w:basedOn w:val="Listenabsatz"/>
     <w:link w:val="Liste1Zchn"/>
     <w:qFormat/>
     <w:rsid w:val="00913F4A"/>
@@ -7799,7 +9578,7 @@
   </w:style>
   <w:style w:type="character" w:customStyle="1" w:styleId="Liste1Zchn">
     <w:name w:val="Liste_1 Zchn"/>
-    <w:basedOn w:val="DefaultParagraphFont"/>
+    <w:basedOn w:val="Absatz-Standardschriftart"/>
     <w:link w:val="Liste10"/>
     <w:rsid w:val="00913F4A"/>
     <w:rPr>
@@ -7808,7 +9587,7 @@
   </w:style>
   <w:style w:type="paragraph" w:customStyle="1" w:styleId="z1Abstandnach3pt">
     <w:name w:val="z1Abstand_nach_3pt"/>
-    <w:basedOn w:val="ListParagraph"/>
+    <w:basedOn w:val="Listenabsatz"/>
     <w:link w:val="z1Abstandnach3ptZchn"/>
     <w:rsid w:val="001208BD"/>
     <w:pPr>
@@ -7819,7 +9598,7 @@
   </w:style>
   <w:style w:type="character" w:customStyle="1" w:styleId="z1Abstandnach3ptZchn">
     <w:name w:val="z1Abstand_nach_3pt Zchn"/>
-    <w:basedOn w:val="ListParagraphChar"/>
+    <w:basedOn w:val="ListenabsatzZchn"/>
     <w:link w:val="z1Abstandnach3pt"/>
     <w:rsid w:val="001208BD"/>
     <w:rPr>
@@ -7828,7 +9607,7 @@
   </w:style>
   <w:style w:type="paragraph" w:customStyle="1" w:styleId="z2Abstandnach3pt">
     <w:name w:val="z2Abstand_nach_3pt"/>
-    <w:basedOn w:val="ListParagraph"/>
+    <w:basedOn w:val="Listenabsatz"/>
     <w:link w:val="z2Abstandnach3ptZchn"/>
     <w:rsid w:val="001208BD"/>
     <w:pPr>
@@ -7840,7 +9619,7 @@
   </w:style>
   <w:style w:type="character" w:customStyle="1" w:styleId="z2Abstandnach3ptZchn">
     <w:name w:val="z2Abstand_nach_3pt Zchn"/>
-    <w:basedOn w:val="ListParagraphChar"/>
+    <w:basedOn w:val="ListenabsatzZchn"/>
     <w:link w:val="z2Abstandnach3pt"/>
     <w:rsid w:val="001208BD"/>
     <w:rPr>
@@ -7849,7 +9628,7 @@
   </w:style>
   <w:style w:type="paragraph" w:customStyle="1" w:styleId="z3Abstandnach3pt">
     <w:name w:val="z3Abstand_nach_3pt"/>
-    <w:basedOn w:val="ListParagraph"/>
+    <w:basedOn w:val="Listenabsatz"/>
     <w:link w:val="z3Abstandnach3ptZchn"/>
     <w:rsid w:val="001208BD"/>
     <w:pPr>
@@ -7861,7 +9640,7 @@
   </w:style>
   <w:style w:type="character" w:customStyle="1" w:styleId="z3Abstandnach3ptZchn">
     <w:name w:val="z3Abstand_nach_3pt Zchn"/>
-    <w:basedOn w:val="ListParagraphChar"/>
+    <w:basedOn w:val="ListenabsatzZchn"/>
     <w:link w:val="z3Abstandnach3pt"/>
     <w:rsid w:val="001208BD"/>
     <w:rPr>
@@ -7890,7 +9669,7 @@
   </w:style>
   <w:style w:type="paragraph" w:customStyle="1" w:styleId="Liste20">
     <w:name w:val="Liste_2"/>
-    <w:basedOn w:val="ListParagraph"/>
+    <w:basedOn w:val="Listenabsatz"/>
     <w:link w:val="Liste2Zchn"/>
     <w:qFormat/>
     <w:rsid w:val="00913F4A"/>
@@ -7902,7 +9681,7 @@
   </w:style>
   <w:style w:type="character" w:customStyle="1" w:styleId="Liste2Zchn">
     <w:name w:val="Liste_2 Zchn"/>
-    <w:basedOn w:val="ListParagraphChar"/>
+    <w:basedOn w:val="ListenabsatzZchn"/>
     <w:link w:val="Liste20"/>
     <w:rsid w:val="00913F4A"/>
     <w:rPr>
@@ -7923,7 +9702,7 @@
   </w:style>
   <w:style w:type="character" w:customStyle="1" w:styleId="Liste3Zchn">
     <w:name w:val="Liste_3 Zchn"/>
-    <w:basedOn w:val="ListParagraphChar"/>
+    <w:basedOn w:val="ListenabsatzZchn"/>
     <w:link w:val="Liste30"/>
     <w:rsid w:val="00913F4A"/>
     <w:rPr>
@@ -7962,7 +9741,7 @@
   </w:style>
   <w:style w:type="table" w:customStyle="1" w:styleId="OSTTabelle">
     <w:name w:val="OST_Tabelle"/>
-    <w:basedOn w:val="TableNormal"/>
+    <w:basedOn w:val="NormaleTabelle"/>
     <w:uiPriority w:val="99"/>
     <w:rsid w:val="00BB7933"/>
     <w:pPr>
@@ -7994,10 +9773,10 @@
       </w:rPr>
     </w:tblStylePr>
   </w:style>
-  <w:style w:type="paragraph" w:styleId="TOC5">
+  <w:style w:type="paragraph" w:styleId="Verzeichnis5">
     <w:name w:val="toc 5"/>
-    <w:basedOn w:val="Normal"/>
-    <w:next w:val="Normal"/>
+    <w:basedOn w:val="Standard"/>
+    <w:next w:val="Standard"/>
     <w:autoRedefine/>
     <w:uiPriority w:val="39"/>
     <w:semiHidden/>
@@ -8008,10 +9787,10 @@
       <w:ind w:left="799"/>
     </w:pPr>
   </w:style>
-  <w:style w:type="paragraph" w:styleId="TOC6">
+  <w:style w:type="paragraph" w:styleId="Verzeichnis6">
     <w:name w:val="toc 6"/>
-    <w:basedOn w:val="Normal"/>
-    <w:next w:val="Normal"/>
+    <w:basedOn w:val="Standard"/>
+    <w:next w:val="Standard"/>
     <w:autoRedefine/>
     <w:uiPriority w:val="39"/>
     <w:semiHidden/>
@@ -8022,10 +9801,10 @@
       <w:ind w:left="998"/>
     </w:pPr>
   </w:style>
-  <w:style w:type="paragraph" w:styleId="TOC7">
+  <w:style w:type="paragraph" w:styleId="Verzeichnis7">
     <w:name w:val="toc 7"/>
-    <w:basedOn w:val="Normal"/>
-    <w:next w:val="Normal"/>
+    <w:basedOn w:val="Standard"/>
+    <w:next w:val="Standard"/>
     <w:autoRedefine/>
     <w:uiPriority w:val="39"/>
     <w:semiHidden/>
@@ -8036,10 +9815,10 @@
       <w:ind w:left="1202"/>
     </w:pPr>
   </w:style>
-  <w:style w:type="paragraph" w:styleId="TOC8">
+  <w:style w:type="paragraph" w:styleId="Verzeichnis8">
     <w:name w:val="toc 8"/>
-    <w:basedOn w:val="Normal"/>
-    <w:next w:val="Normal"/>
+    <w:basedOn w:val="Standard"/>
+    <w:next w:val="Standard"/>
     <w:autoRedefine/>
     <w:uiPriority w:val="39"/>
     <w:semiHidden/>
@@ -8050,10 +9829,10 @@
       <w:ind w:left="1400"/>
     </w:pPr>
   </w:style>
-  <w:style w:type="paragraph" w:styleId="TOC9">
+  <w:style w:type="paragraph" w:styleId="Verzeichnis9">
     <w:name w:val="toc 9"/>
-    <w:basedOn w:val="Normal"/>
-    <w:next w:val="Normal"/>
+    <w:basedOn w:val="Standard"/>
+    <w:next w:val="Standard"/>
     <w:autoRedefine/>
     <w:uiPriority w:val="39"/>
     <w:semiHidden/>
@@ -8066,7 +9845,7 @@
   </w:style>
   <w:style w:type="paragraph" w:customStyle="1" w:styleId="Titel1">
     <w:name w:val="Titel_1"/>
-    <w:basedOn w:val="Normal"/>
+    <w:basedOn w:val="Standard"/>
     <w:link w:val="Titel1Zchn"/>
     <w:qFormat/>
     <w:rsid w:val="003265CB"/>
@@ -8081,7 +9860,7 @@
   </w:style>
   <w:style w:type="character" w:customStyle="1" w:styleId="Titel1Zchn">
     <w:name w:val="Titel_1 Zchn"/>
-    <w:basedOn w:val="DefaultParagraphFont"/>
+    <w:basedOn w:val="Absatz-Standardschriftart"/>
     <w:link w:val="Titel1"/>
     <w:rsid w:val="003265CB"/>
     <w:rPr>
@@ -8092,7 +9871,7 @@
   </w:style>
   <w:style w:type="paragraph" w:customStyle="1" w:styleId="Titel2">
     <w:name w:val="Titel_2"/>
-    <w:basedOn w:val="Normal"/>
+    <w:basedOn w:val="Standard"/>
     <w:link w:val="Titel2Zchn"/>
     <w:qFormat/>
     <w:rsid w:val="00694D31"/>
@@ -8108,7 +9887,7 @@
   </w:style>
   <w:style w:type="character" w:customStyle="1" w:styleId="Titel2Zchn">
     <w:name w:val="Titel_2 Zchn"/>
-    <w:basedOn w:val="DefaultParagraphFont"/>
+    <w:basedOn w:val="Absatz-Standardschriftart"/>
     <w:link w:val="Titel2"/>
     <w:rsid w:val="00694D31"/>
     <w:rPr>
@@ -8120,7 +9899,7 @@
   </w:style>
   <w:style w:type="paragraph" w:customStyle="1" w:styleId="Titel3">
     <w:name w:val="Titel_3"/>
-    <w:basedOn w:val="Normal"/>
+    <w:basedOn w:val="Standard"/>
     <w:link w:val="Titel3Zchn"/>
     <w:qFormat/>
     <w:rsid w:val="00BB7933"/>
@@ -8131,7 +9910,7 @@
   </w:style>
   <w:style w:type="character" w:customStyle="1" w:styleId="Titel3Zchn">
     <w:name w:val="Titel_3 Zchn"/>
-    <w:basedOn w:val="DefaultParagraphFont"/>
+    <w:basedOn w:val="Absatz-Standardschriftart"/>
     <w:link w:val="Titel3"/>
     <w:rsid w:val="00BB7933"/>
     <w:rPr>
@@ -8142,7 +9921,7 @@
   </w:style>
   <w:style w:type="paragraph" w:customStyle="1" w:styleId="Untertitel">
     <w:name w:val="Untertitel_"/>
-    <w:basedOn w:val="Normal"/>
+    <w:basedOn w:val="Standard"/>
     <w:link w:val="UntertitelZchn"/>
     <w:qFormat/>
     <w:rsid w:val="00BB7933"/>
@@ -8156,7 +9935,7 @@
   </w:style>
   <w:style w:type="character" w:customStyle="1" w:styleId="UntertitelZchn">
     <w:name w:val="Untertitel_ Zchn"/>
-    <w:basedOn w:val="DefaultParagraphFont"/>
+    <w:basedOn w:val="Absatz-Standardschriftart"/>
     <w:link w:val="Untertitel"/>
     <w:rsid w:val="00BB7933"/>
     <w:rPr>
@@ -8166,7 +9945,7 @@
   </w:style>
   <w:style w:type="paragraph" w:customStyle="1" w:styleId="Haupttitel">
     <w:name w:val="Haupttitel"/>
-    <w:basedOn w:val="Normal"/>
+    <w:basedOn w:val="Standard"/>
     <w:link w:val="HaupttitelZchn"/>
     <w:qFormat/>
     <w:rsid w:val="00BB7933"/>
@@ -8182,7 +9961,7 @@
   </w:style>
   <w:style w:type="character" w:customStyle="1" w:styleId="HaupttitelZchn">
     <w:name w:val="Haupttitel Zchn"/>
-    <w:basedOn w:val="DefaultParagraphFont"/>
+    <w:basedOn w:val="Absatz-Standardschriftart"/>
     <w:link w:val="Haupttitel"/>
     <w:rsid w:val="00BB7933"/>
     <w:rPr>
@@ -8192,9 +9971,9 @@
       <w:szCs w:val="36"/>
     </w:rPr>
   </w:style>
-  <w:style w:type="character" w:styleId="Strong">
+  <w:style w:type="character" w:styleId="Fett">
     <w:name w:val="Strong"/>
-    <w:basedOn w:val="DefaultParagraphFont"/>
+    <w:basedOn w:val="Absatz-Standardschriftart"/>
     <w:qFormat/>
     <w:rsid w:val="00CA0385"/>
     <w:rPr>
@@ -8204,7 +9983,7 @@
   </w:style>
   <w:style w:type="paragraph" w:customStyle="1" w:styleId="Impressum">
     <w:name w:val="Impressum"/>
-    <w:basedOn w:val="Normal"/>
+    <w:basedOn w:val="Standard"/>
     <w:semiHidden/>
     <w:rsid w:val="00CA0385"/>
     <w:pPr>
@@ -8220,7 +9999,7 @@
   </w:style>
   <w:style w:type="paragraph" w:customStyle="1" w:styleId="Tabelle">
     <w:name w:val="Tabelle"/>
-    <w:basedOn w:val="Normal"/>
+    <w:basedOn w:val="Standard"/>
     <w:semiHidden/>
     <w:rsid w:val="00CA0385"/>
     <w:pPr>
@@ -8235,7 +10014,7 @@
   </w:style>
   <w:style w:type="paragraph" w:customStyle="1" w:styleId="TabellentextLinks-TL">
     <w:name w:val="Tabellentext Links - TL"/>
-    <w:basedOn w:val="Normal"/>
+    <w:basedOn w:val="Standard"/>
     <w:qFormat/>
     <w:rsid w:val="00CA0385"/>
     <w:pPr>
@@ -8250,7 +10029,7 @@
   </w:style>
   <w:style w:type="paragraph" w:customStyle="1" w:styleId="TabellentitelLinks-TA">
     <w:name w:val="Tabellentitel Links - TA"/>
-    <w:basedOn w:val="Normal"/>
+    <w:basedOn w:val="Standard"/>
     <w:qFormat/>
     <w:rsid w:val="00CA0385"/>
     <w:pPr>
@@ -8266,7 +10045,7 @@
   </w:style>
   <w:style w:type="paragraph" w:customStyle="1" w:styleId="Verteiler">
     <w:name w:val="Verteiler"/>
-    <w:basedOn w:val="Normal"/>
+    <w:basedOn w:val="Standard"/>
     <w:semiHidden/>
     <w:rsid w:val="00CA0385"/>
     <w:pPr>
@@ -8280,19 +10059,19 @@
       <w:lang w:eastAsia="de-DE"/>
     </w:rPr>
   </w:style>
-  <w:style w:type="character" w:customStyle="1" w:styleId="NoSpacingChar">
-    <w:name w:val="No Spacing Char"/>
-    <w:basedOn w:val="DefaultParagraphFont"/>
-    <w:link w:val="NoSpacing"/>
+  <w:style w:type="character" w:customStyle="1" w:styleId="KeinLeerraumZchn">
+    <w:name w:val="Kein Leerraum Zchn"/>
+    <w:basedOn w:val="Absatz-Standardschriftart"/>
+    <w:link w:val="KeinLeerraum"/>
     <w:uiPriority w:val="1"/>
     <w:rsid w:val="00CA0385"/>
     <w:rPr>
       <w:sz w:val="20"/>
     </w:rPr>
   </w:style>
-  <w:style w:type="character" w:styleId="UnresolvedMention">
+  <w:style w:type="character" w:styleId="NichtaufgelsteErwhnung">
     <w:name w:val="Unresolved Mention"/>
-    <w:basedOn w:val="DefaultParagraphFont"/>
+    <w:basedOn w:val="Absatz-Standardschriftart"/>
     <w:uiPriority w:val="99"/>
     <w:semiHidden/>
     <w:unhideWhenUsed/>
@@ -8302,10 +10081,10 @@
       <w:shd w:val="clear" w:color="auto" w:fill="E1DFDD"/>
     </w:rPr>
   </w:style>
-  <w:style w:type="paragraph" w:styleId="Caption">
+  <w:style w:type="paragraph" w:styleId="Beschriftung">
     <w:name w:val="caption"/>
-    <w:basedOn w:val="Normal"/>
-    <w:next w:val="Normal"/>
+    <w:basedOn w:val="Standard"/>
+    <w:next w:val="Standard"/>
     <w:uiPriority w:val="35"/>
     <w:unhideWhenUsed/>
     <w:qFormat/>
@@ -8323,22 +10102,22 @@
   </w:style>
   <w:style w:type="character" w:customStyle="1" w:styleId="tagnamecolor">
     <w:name w:val="tagnamecolor"/>
-    <w:basedOn w:val="DefaultParagraphFont"/>
+    <w:basedOn w:val="Absatz-Standardschriftart"/>
     <w:rsid w:val="009E412E"/>
   </w:style>
   <w:style w:type="character" w:customStyle="1" w:styleId="tagcolor">
     <w:name w:val="tagcolor"/>
-    <w:basedOn w:val="DefaultParagraphFont"/>
+    <w:basedOn w:val="Absatz-Standardschriftart"/>
     <w:rsid w:val="009E412E"/>
   </w:style>
   <w:style w:type="character" w:customStyle="1" w:styleId="attributecolor">
     <w:name w:val="attributecolor"/>
-    <w:basedOn w:val="DefaultParagraphFont"/>
+    <w:basedOn w:val="Absatz-Standardschriftart"/>
     <w:rsid w:val="009E412E"/>
   </w:style>
   <w:style w:type="paragraph" w:customStyle="1" w:styleId="Solution">
     <w:name w:val="Solution"/>
-    <w:basedOn w:val="Normal"/>
+    <w:basedOn w:val="Standard"/>
     <w:link w:val="SolutionChar"/>
     <w:qFormat/>
     <w:rsid w:val="00EF13CE"/>
@@ -8350,9 +10129,9 @@
       <w:color w:val="FF0000"/>
     </w:rPr>
   </w:style>
-  <w:style w:type="character" w:styleId="FollowedHyperlink">
+  <w:style w:type="character" w:styleId="BesuchterLink">
     <w:name w:val="FollowedHyperlink"/>
-    <w:basedOn w:val="DefaultParagraphFont"/>
+    <w:basedOn w:val="Absatz-Standardschriftart"/>
     <w:uiPriority w:val="99"/>
     <w:semiHidden/>
     <w:unhideWhenUsed/>
@@ -8364,7 +10143,7 @@
   </w:style>
   <w:style w:type="character" w:customStyle="1" w:styleId="SolutionChar">
     <w:name w:val="Solution Char"/>
-    <w:basedOn w:val="DefaultParagraphFont"/>
+    <w:basedOn w:val="Absatz-Standardschriftart"/>
     <w:link w:val="Solution"/>
     <w:rsid w:val="00EF13CE"/>
     <w:rPr>
@@ -8374,9 +10153,9 @@
       <w:shd w:val="clear" w:color="auto" w:fill="FFFF00"/>
     </w:rPr>
   </w:style>
-  <w:style w:type="table" w:styleId="GridTable4-Accent3">
+  <w:style w:type="table" w:styleId="Gitternetztabelle4Akzent3">
     <w:name w:val="Grid Table 4 Accent 3"/>
-    <w:basedOn w:val="TableNormal"/>
+    <w:basedOn w:val="NormaleTabelle"/>
     <w:uiPriority w:val="49"/>
     <w:rsid w:val="009D72E6"/>
     <w:pPr>
@@ -8450,9 +10229,9 @@
       </w:tcPr>
     </w:tblStylePr>
   </w:style>
-  <w:style w:type="table" w:styleId="GridTable4-Accent2">
+  <w:style w:type="table" w:styleId="Gitternetztabelle4Akzent2">
     <w:name w:val="Grid Table 4 Accent 2"/>
-    <w:basedOn w:val="TableNormal"/>
+    <w:basedOn w:val="NormaleTabelle"/>
     <w:uiPriority w:val="49"/>
     <w:rsid w:val="009D72E6"/>
     <w:pPr>
@@ -8526,9 +10305,9 @@
       </w:tcPr>
     </w:tblStylePr>
   </w:style>
-  <w:style w:type="table" w:styleId="GridTable2-Accent1">
+  <w:style w:type="table" w:styleId="Gitternetztabelle2Akzent1">
     <w:name w:val="Grid Table 2 Accent 1"/>
-    <w:basedOn w:val="TableNormal"/>
+    <w:basedOn w:val="NormaleTabelle"/>
     <w:uiPriority w:val="47"/>
     <w:rsid w:val="00E520FC"/>
     <w:pPr>
@@ -8601,9 +10380,9 @@
       </w:tcPr>
     </w:tblStylePr>
   </w:style>
-  <w:style w:type="table" w:styleId="GridTable2-Accent2">
+  <w:style w:type="table" w:styleId="Gitternetztabelle2Akzent2">
     <w:name w:val="Grid Table 2 Accent 2"/>
-    <w:basedOn w:val="TableNormal"/>
+    <w:basedOn w:val="NormaleTabelle"/>
     <w:uiPriority w:val="47"/>
     <w:rsid w:val="001A41AB"/>
     <w:pPr>
@@ -8676,9 +10455,9 @@
       </w:tcPr>
     </w:tblStylePr>
   </w:style>
-  <w:style w:type="character" w:styleId="FootnoteReference">
+  <w:style w:type="character" w:styleId="Funotenzeichen">
     <w:name w:val="footnote reference"/>
-    <w:basedOn w:val="DefaultParagraphFont"/>
+    <w:basedOn w:val="Absatz-Standardschriftart"/>
     <w:semiHidden/>
     <w:unhideWhenUsed/>
     <w:rsid w:val="0062133A"/>
@@ -8686,9 +10465,9 @@
       <w:vertAlign w:val="superscript"/>
     </w:rPr>
   </w:style>
-  <w:style w:type="table" w:styleId="GridTable2-Accent4">
+  <w:style w:type="table" w:styleId="Gitternetztabelle2Akzent4">
     <w:name w:val="Grid Table 2 Accent 4"/>
-    <w:basedOn w:val="TableNormal"/>
+    <w:basedOn w:val="NormaleTabelle"/>
     <w:uiPriority w:val="47"/>
     <w:rsid w:val="00750A3E"/>
     <w:pPr>
@@ -8761,9 +10540,9 @@
       </w:tcPr>
     </w:tblStylePr>
   </w:style>
-  <w:style w:type="table" w:styleId="GridTable2-Accent3">
+  <w:style w:type="table" w:styleId="Gitternetztabelle2Akzent3">
     <w:name w:val="Grid Table 2 Accent 3"/>
-    <w:basedOn w:val="TableNormal"/>
+    <w:basedOn w:val="NormaleTabelle"/>
     <w:uiPriority w:val="47"/>
     <w:rsid w:val="00633EE8"/>
     <w:pPr>
@@ -8870,35 +10649,6 @@
     </w:docPart>
     <w:docPart>
       <w:docPartPr>
-        <w:name w:val="30E1A1A5CA8649F0AA37B35F20287699"/>
-        <w:category>
-          <w:name w:val="Allgemein"/>
-          <w:gallery w:val="placeholder"/>
-        </w:category>
-        <w:types>
-          <w:type w:val="bbPlcHdr"/>
-        </w:types>
-        <w:behaviors>
-          <w:behavior w:val="content"/>
-        </w:behaviors>
-        <w:guid w:val="{C3D2FEB7-13C5-4443-A8AB-5A696D39173F}"/>
-      </w:docPartPr>
-      <w:docPartBody>
-        <w:p>
-          <w:pPr>
-            <w:pStyle w:val="30E1A1A5CA8649F0AA37B35F20287699"/>
-          </w:pPr>
-          <w:r>
-            <w:rPr>
-              <w:rStyle w:val="PlaceholderText"/>
-            </w:rPr>
-            <w:t>Klicken oder tippen Sie hier, um Text einzugeben.</w:t>
-          </w:r>
-        </w:p>
-      </w:docPartBody>
-    </w:docPart>
-    <w:docPart>
-      <w:docPartPr>
         <w:name w:val="56F510E3DCD4484D9CB8A4DA22CE298D"/>
         <w:category>
           <w:name w:val="Allgemein"/>
@@ -8919,7 +10669,7 @@
           </w:pPr>
           <w:r>
             <w:rPr>
-              <w:rStyle w:val="PlaceholderText"/>
+              <w:rStyle w:val="Platzhaltertext"/>
             </w:rPr>
             <w:t>Klicken oder tippen Sie hier, um Text einzugeben.</w:t>
           </w:r>
@@ -8948,7 +10698,7 @@
           </w:pPr>
           <w:r>
             <w:rPr>
-              <w:rStyle w:val="PlaceholderText"/>
+              <w:rStyle w:val="Platzhaltertext"/>
             </w:rPr>
             <w:t>Klicken oder tippen Sie hier, um Text einzugeben.</w:t>
           </w:r>
@@ -8977,7 +10727,36 @@
           </w:pPr>
           <w:r>
             <w:rPr>
-              <w:rStyle w:val="PlaceholderText"/>
+              <w:rStyle w:val="Platzhaltertext"/>
+            </w:rPr>
+            <w:t>Klicken oder tippen Sie hier, um Text einzugeben.</w:t>
+          </w:r>
+        </w:p>
+      </w:docPartBody>
+    </w:docPart>
+    <w:docPart>
+      <w:docPartPr>
+        <w:name w:val="748B427D5D504DFF863EC84E79C33F49"/>
+        <w:category>
+          <w:name w:val="Allgemein"/>
+          <w:gallery w:val="placeholder"/>
+        </w:category>
+        <w:types>
+          <w:type w:val="bbPlcHdr"/>
+        </w:types>
+        <w:behaviors>
+          <w:behavior w:val="content"/>
+        </w:behaviors>
+        <w:guid w:val="{3499F4E2-720C-4C2B-B47D-4A37D1333A91}"/>
+      </w:docPartPr>
+      <w:docPartBody>
+        <w:p>
+          <w:pPr>
+            <w:pStyle w:val="748B427D5D504DFF863EC84E79C33F49"/>
+          </w:pPr>
+          <w:r>
+            <w:rPr>
+              <w:rStyle w:val="Platzhaltertext"/>
             </w:rPr>
             <w:t>Klicken oder tippen Sie hier, um Text einzugeben.</w:t>
           </w:r>
@@ -9019,6 +10798,7 @@
     <w:sig w:usb0="00000000" w:usb1="10000000" w:usb2="00000000" w:usb3="00000000" w:csb0="80000000" w:csb1="00000000"/>
   </w:font>
   <w:font w:name="Wingdings 2">
+    <w:panose1 w:val="05020102010507070707"/>
     <w:charset w:val="02"/>
     <w:family w:val="roman"/>
     <w:pitch w:val="variable"/>
@@ -9047,18 +10827,16 @@
     <w:sig w:usb0="00000003" w:usb1="00000000" w:usb2="00000000" w:usb3="00000000" w:csb0="00000001" w:csb1="00000000"/>
   </w:font>
   <w:font w:name="Aptos">
-    <w:panose1 w:val="00000000000000000000"/>
     <w:charset w:val="00"/>
-    <w:family w:val="roman"/>
-    <w:notTrueType/>
-    <w:pitch w:val="default"/>
+    <w:family w:val="swiss"/>
+    <w:pitch w:val="variable"/>
+    <w:sig w:usb0="20000287" w:usb1="00000003" w:usb2="00000000" w:usb3="00000000" w:csb0="0000019F" w:csb1="00000000"/>
   </w:font>
   <w:font w:name="Aptos Display">
-    <w:panose1 w:val="00000000000000000000"/>
     <w:charset w:val="00"/>
-    <w:family w:val="roman"/>
-    <w:notTrueType/>
-    <w:pitch w:val="default"/>
+    <w:family w:val="swiss"/>
+    <w:pitch w:val="variable"/>
+    <w:sig w:usb0="20000287" w:usb1="00000003" w:usb2="00000000" w:usb3="00000000" w:csb0="0000019F" w:csb1="00000000"/>
   </w:font>
 </w:fonts>
 </file>
@@ -9080,10 +10858,21 @@
   </w:compat>
   <w:rsids>
     <w:rsidRoot w:val="00ED1BCA"/>
+    <w:rsid w:val="000454B9"/>
+    <w:rsid w:val="00115E33"/>
+    <w:rsid w:val="001C4E9E"/>
+    <w:rsid w:val="00247507"/>
+    <w:rsid w:val="002547F5"/>
     <w:rsid w:val="002D0A50"/>
+    <w:rsid w:val="00374562"/>
+    <w:rsid w:val="00556CEF"/>
     <w:rsid w:val="006B292F"/>
+    <w:rsid w:val="00952A86"/>
+    <w:rsid w:val="00AD2062"/>
+    <w:rsid w:val="00BA182D"/>
     <w:rsid w:val="00ED1BCA"/>
     <w:rsid w:val="00EE040D"/>
+    <w:rsid w:val="00FB5BAF"/>
   </w:rsids>
   <m:mathPr>
     <m:mathFont m:val="Cambria Math"/>
@@ -9101,7 +10890,7 @@
   <w:themeFontLang w:val="de-CH"/>
   <w:clrSchemeMapping w:bg1="light1" w:t1="dark1" w:bg2="light2" w:t2="dark2" w:accent1="accent1" w:accent2="accent2" w:accent3="accent3" w:accent4="accent4" w:accent5="accent5" w:accent6="accent6" w:hyperlink="hyperlink" w:followedHyperlink="followedHyperlink"/>
   <w:decimalSymbol w:val="."/>
-  <w:listSeparator w:val=","/>
+  <w:listSeparator w:val=";"/>
   <w15:chartTrackingRefBased/>
 </w:settings>
 </file>
@@ -9503,17 +11292,17 @@
     <w:lsdException w:name="Unresolved Mention" w:semiHidden="1" w:unhideWhenUsed="1"/>
     <w:lsdException w:name="Smart Link" w:semiHidden="1" w:unhideWhenUsed="1"/>
   </w:latentStyles>
-  <w:style w:type="paragraph" w:default="1" w:styleId="Normal">
+  <w:style w:type="paragraph" w:default="1" w:styleId="Standard">
     <w:name w:val="Normal"/>
     <w:qFormat/>
   </w:style>
-  <w:style w:type="character" w:default="1" w:styleId="DefaultParagraphFont">
+  <w:style w:type="character" w:default="1" w:styleId="Absatz-Standardschriftart">
     <w:name w:val="Default Paragraph Font"/>
     <w:uiPriority w:val="1"/>
     <w:semiHidden/>
     <w:unhideWhenUsed/>
   </w:style>
-  <w:style w:type="table" w:default="1" w:styleId="TableNormal">
+  <w:style w:type="table" w:default="1" w:styleId="NormaleTabelle">
     <w:name w:val="Normal Table"/>
     <w:uiPriority w:val="99"/>
     <w:semiHidden/>
@@ -9528,7 +11317,7 @@
       </w:tblCellMar>
     </w:tblPr>
   </w:style>
-  <w:style w:type="numbering" w:default="1" w:styleId="NoList">
+  <w:style w:type="numbering" w:default="1" w:styleId="KeineListe">
     <w:name w:val="No List"/>
     <w:uiPriority w:val="99"/>
     <w:semiHidden/>
@@ -9537,9 +11326,9 @@
   <w:style w:type="paragraph" w:customStyle="1" w:styleId="F63909B546294D448E112D251C618004">
     <w:name w:val="F63909B546294D448E112D251C618004"/>
   </w:style>
-  <w:style w:type="character" w:styleId="PlaceholderText">
+  <w:style w:type="character" w:styleId="Platzhaltertext">
     <w:name w:val="Placeholder Text"/>
-    <w:basedOn w:val="DefaultParagraphFont"/>
+    <w:basedOn w:val="Absatz-Standardschriftart"/>
     <w:uiPriority w:val="99"/>
     <w:semiHidden/>
     <w:rsid w:val="00ED1BCA"/>
@@ -9547,23 +11336,11 @@
       <w:color w:val="808080"/>
     </w:rPr>
   </w:style>
-  <w:style w:type="paragraph" w:customStyle="1" w:styleId="30E1A1A5CA8649F0AA37B35F20287699">
-    <w:name w:val="30E1A1A5CA8649F0AA37B35F20287699"/>
-  </w:style>
-  <w:style w:type="paragraph" w:customStyle="1" w:styleId="196FAAE1082646D38644169596AFE422">
-    <w:name w:val="196FAAE1082646D38644169596AFE422"/>
-  </w:style>
-  <w:style w:type="paragraph" w:customStyle="1" w:styleId="C258FED312FA48AF9EA5B998A4A18DE0">
-    <w:name w:val="C258FED312FA48AF9EA5B998A4A18DE0"/>
-  </w:style>
-  <w:style w:type="paragraph" w:customStyle="1" w:styleId="3144473C1E54486EBA24B4C849E443CC">
-    <w:name w:val="3144473C1E54486EBA24B4C849E443CC"/>
+  <w:style w:type="paragraph" w:customStyle="1" w:styleId="748B427D5D504DFF863EC84E79C33F49">
+    <w:name w:val="748B427D5D504DFF863EC84E79C33F49"/>
   </w:style>
   <w:style w:type="paragraph" w:customStyle="1" w:styleId="56F510E3DCD4484D9CB8A4DA22CE298D">
     <w:name w:val="56F510E3DCD4484D9CB8A4DA22CE298D"/>
-  </w:style>
-  <w:style w:type="paragraph" w:customStyle="1" w:styleId="CC911843AA22461693C4F34C50B4042C">
-    <w:name w:val="CC911843AA22461693C4F34C50B4042C"/>
   </w:style>
   <w:style w:type="paragraph" w:customStyle="1" w:styleId="CC20173175CA4CC484BA0025599813E2">
     <w:name w:val="CC20173175CA4CC484BA0025599813E2"/>
@@ -10078,10 +11855,6 @@
 </file>
 
 <file path=customXml/item1.xml><?xml version="1.0" encoding="utf-8"?>
-<b:Sources xmlns:b="http://schemas.openxmlformats.org/officeDocument/2006/bibliography" xmlns="http://schemas.openxmlformats.org/officeDocument/2006/bibliography" SelectedStyle="\APASixthEditionOfficeOnline.xsl" StyleName="APA" Version="6"/>
-</file>
-
-<file path=customXml/item2.xml><?xml version="1.0" encoding="utf-8"?>
 <p:properties xmlns:p="http://schemas.microsoft.com/office/2006/metadata/properties" xmlns:xsi="http://www.w3.org/2001/XMLSchema-instance" xmlns:pc="http://schemas.microsoft.com/office/infopath/2007/PartnerControls">
   <documentManagement>
     <_activity xmlns="6ca69dc9-365c-49c0-81a1-0547c54a82c2" xsi:nil="true"/>
@@ -10089,7 +11862,7 @@
 </p:properties>
 </file>
 
-<file path=customXml/item3.xml><?xml version="1.0" encoding="utf-8"?>
+<file path=customXml/item2.xml><?xml version="1.0" encoding="utf-8"?>
 <?mso-contentType ?>
 <FormTemplates xmlns="http://schemas.microsoft.com/sharepoint/v3/contenttype/forms">
   <Display>DocumentLibraryForm</Display>
@@ -10098,7 +11871,7 @@
 </FormTemplates>
 </file>
 
-<file path=customXml/item4.xml><?xml version="1.0" encoding="utf-8"?>
+<file path=customXml/item3.xml><?xml version="1.0" encoding="utf-8"?>
 <ct:contentTypeSchema xmlns:ct="http://schemas.microsoft.com/office/2006/metadata/contentType" xmlns:ma="http://schemas.microsoft.com/office/2006/metadata/properties/metaAttributes" ct:_="" ma:_="" ma:contentTypeName="Dokument" ma:contentTypeID="0x010100094D57A5DE9FF0489753B078998D22EC" ma:contentTypeVersion="14" ma:contentTypeDescription="Ein neues Dokument erstellen." ma:contentTypeScope="" ma:versionID="302494ba790d1398ca4192b82e234e63">
   <xsd:schema xmlns:xsd="http://www.w3.org/2001/XMLSchema" xmlns:xs="http://www.w3.org/2001/XMLSchema" xmlns:p="http://schemas.microsoft.com/office/2006/metadata/properties" xmlns:ns3="6ca69dc9-365c-49c0-81a1-0547c54a82c2" xmlns:ns4="b6c1f249-9a1d-485c-b0f3-431ec8233f9a" targetNamespace="http://schemas.microsoft.com/office/2006/metadata/properties" ma:root="true" ma:fieldsID="9c242d1e749b0ea3e3e26de1fb11ec5a" ns3:_="" ns4:_="">
     <xsd:import namespace="6ca69dc9-365c-49c0-81a1-0547c54a82c2"/>
@@ -10325,15 +12098,11 @@
 </ct:contentTypeSchema>
 </file>
 
-<file path=customXml/itemProps1.xml><?xml version="1.0" encoding="utf-8"?>
-<ds:datastoreItem xmlns:ds="http://schemas.openxmlformats.org/officeDocument/2006/customXml" ds:itemID="{66096D70-390C-4F4F-9EB9-9E1F2A255DAA}">
-  <ds:schemaRefs>
-    <ds:schemaRef ds:uri="http://schemas.openxmlformats.org/officeDocument/2006/bibliography"/>
-  </ds:schemaRefs>
-</ds:datastoreItem>
+<file path=customXml/item4.xml><?xml version="1.0" encoding="utf-8"?>
+<b:Sources xmlns:b="http://schemas.openxmlformats.org/officeDocument/2006/bibliography" xmlns="http://schemas.openxmlformats.org/officeDocument/2006/bibliography" SelectedStyle="\APASixthEditionOfficeOnline.xsl" StyleName="APA" Version="6"/>
 </file>
 
-<file path=customXml/itemProps2.xml><?xml version="1.0" encoding="utf-8"?>
+<file path=customXml/itemProps1.xml><?xml version="1.0" encoding="utf-8"?>
 <ds:datastoreItem xmlns:ds="http://schemas.openxmlformats.org/officeDocument/2006/customXml" ds:itemID="{3D0C777E-C3DB-48A3-99CF-D11691C1E5C6}">
   <ds:schemaRefs>
     <ds:schemaRef ds:uri="http://schemas.microsoft.com/office/2006/metadata/properties"/>
@@ -10343,7 +12112,7 @@
 </ds:datastoreItem>
 </file>
 
-<file path=customXml/itemProps3.xml><?xml version="1.0" encoding="utf-8"?>
+<file path=customXml/itemProps2.xml><?xml version="1.0" encoding="utf-8"?>
 <ds:datastoreItem xmlns:ds="http://schemas.openxmlformats.org/officeDocument/2006/customXml" ds:itemID="{226EB05B-3386-45B5-A16B-2C12F3C2AF65}">
   <ds:schemaRefs>
     <ds:schemaRef ds:uri="http://schemas.microsoft.com/sharepoint/v3/contenttype/forms"/>
@@ -10351,7 +12120,7 @@
 </ds:datastoreItem>
 </file>
 
-<file path=customXml/itemProps4.xml><?xml version="1.0" encoding="utf-8"?>
+<file path=customXml/itemProps3.xml><?xml version="1.0" encoding="utf-8"?>
 <ds:datastoreItem xmlns:ds="http://schemas.openxmlformats.org/officeDocument/2006/customXml" ds:itemID="{7BF996EF-B386-4962-B62C-E91F92C581C5}">
   <ds:schemaRefs>
     <ds:schemaRef ds:uri="http://schemas.microsoft.com/office/2006/metadata/contentType"/>
@@ -10370,6 +12139,14 @@
 </ds:datastoreItem>
 </file>
 
+<file path=customXml/itemProps4.xml><?xml version="1.0" encoding="utf-8"?>
+<ds:datastoreItem xmlns:ds="http://schemas.openxmlformats.org/officeDocument/2006/customXml" ds:itemID="{66096D70-390C-4F4F-9EB9-9E1F2A255DAA}">
+  <ds:schemaRefs>
+    <ds:schemaRef ds:uri="http://schemas.openxmlformats.org/officeDocument/2006/bibliography"/>
+  </ds:schemaRefs>
+</ds:datastoreItem>
+</file>
+
 <file path=docMetadata/LabelInfo.xml><?xml version="1.0" encoding="utf-8"?>
 <clbl:labelList xmlns:clbl="http://schemas.microsoft.com/office/2020/mipLabelMetadata">
   <clbl:label id="{5daf41bd-338c-4311-b1b0-e1299889c34b}" enabled="0" method="" siteId="{5daf41bd-338c-4311-b1b0-e1299889c34b}" removed="1"/>

--- a/M450_Test_Dokumentation/Dokumentation.docx
+++ b/M450_Test_Dokumentation/Dokumentation.docx
@@ -100,7 +100,7 @@
       <w:r>
         <w:fldChar w:fldCharType="separate"/>
       </w:r>
-      <w:hyperlink w:anchor="_Toc225861305" w:history="1">
+      <w:hyperlink w:anchor="_Toc228274601" w:history="1">
         <w:r>
           <w:rPr>
             <w:rStyle w:val="Hyperlink"/>
@@ -141,7 +141,7 @@
           <w:rPr>
             <w:webHidden/>
           </w:rPr>
-          <w:instrText xml:space="preserve"> PAGEREF _Toc225861305 \h </w:instrText>
+          <w:instrText xml:space="preserve"> PAGEREF _Toc228274601 \h </w:instrText>
         </w:r>
         <w:r>
           <w:rPr>
@@ -181,12 +181,93 @@
           <w14:ligatures w14:val="standardContextual"/>
         </w:rPr>
       </w:pPr>
-      <w:hyperlink w:anchor="_Toc225861306" w:history="1">
+      <w:hyperlink w:anchor="_Toc228274602" w:history="1">
         <w:r>
           <w:rPr>
             <w:rStyle w:val="Hyperlink"/>
           </w:rPr>
           <w:t>2.</w:t>
+        </w:r>
+        <w:r>
+          <w:rPr>
+            <w:rFonts w:eastAsiaTheme="minorEastAsia"/>
+            <w:b w:val="0"/>
+            <w:kern w:val="2"/>
+            <w:sz w:val="24"/>
+            <w:szCs w:val="24"/>
+            <w:lang w:eastAsia="de-CH"/>
+            <w14:ligatures w14:val="standardContextual"/>
+          </w:rPr>
+          <w:tab/>
+        </w:r>
+        <w:r>
+          <w:rPr>
+            <w:rStyle w:val="Hyperlink"/>
+          </w:rPr>
+          <w:t>Planung</w:t>
+        </w:r>
+        <w:r>
+          <w:rPr>
+            <w:webHidden/>
+          </w:rPr>
+          <w:tab/>
+        </w:r>
+        <w:r>
+          <w:rPr>
+            <w:webHidden/>
+          </w:rPr>
+          <w:fldChar w:fldCharType="begin"/>
+        </w:r>
+        <w:r>
+          <w:rPr>
+            <w:webHidden/>
+          </w:rPr>
+          <w:instrText xml:space="preserve"> PAGEREF _Toc228274602 \h </w:instrText>
+        </w:r>
+        <w:r>
+          <w:rPr>
+            <w:webHidden/>
+          </w:rPr>
+        </w:r>
+        <w:r>
+          <w:rPr>
+            <w:webHidden/>
+          </w:rPr>
+          <w:fldChar w:fldCharType="separate"/>
+        </w:r>
+        <w:r>
+          <w:rPr>
+            <w:webHidden/>
+          </w:rPr>
+          <w:t>1</w:t>
+        </w:r>
+        <w:r>
+          <w:rPr>
+            <w:webHidden/>
+          </w:rPr>
+          <w:fldChar w:fldCharType="end"/>
+        </w:r>
+      </w:hyperlink>
+    </w:p>
+    <w:p>
+      <w:pPr>
+        <w:pStyle w:val="Verzeichnis1"/>
+        <w:rPr>
+          <w:rFonts w:eastAsiaTheme="minorEastAsia"/>
+          <w:b w:val="0"/>
+          <w:kern w:val="2"/>
+          <w:sz w:val="24"/>
+          <w:szCs w:val="24"/>
+          <w:lang w:eastAsia="de-CH"/>
+          <w14:ligatures w14:val="standardContextual"/>
+        </w:rPr>
+      </w:pPr>
+      <w:hyperlink w:anchor="_Toc228274603" w:history="1">
+        <w:r>
+          <w:rPr>
+            <w:rStyle w:val="Hyperlink"/>
+          </w:rPr>
+          <w:t>3.</w:t>
         </w:r>
         <w:r>
           <w:rPr>
@@ -222,7 +303,7 @@
           <w:rPr>
             <w:webHidden/>
           </w:rPr>
-          <w:instrText xml:space="preserve"> PAGEREF _Toc225861306 \h </w:instrText>
+          <w:instrText xml:space="preserve"> PAGEREF _Toc228274603 \h </w:instrText>
         </w:r>
         <w:r>
           <w:rPr>
@@ -262,12 +343,12 @@
           <w14:ligatures w14:val="standardContextual"/>
         </w:rPr>
       </w:pPr>
-      <w:hyperlink w:anchor="_Toc225861307" w:history="1">
+      <w:hyperlink w:anchor="_Toc228274604" w:history="1">
         <w:r>
           <w:rPr>
             <w:rStyle w:val="Hyperlink"/>
           </w:rPr>
-          <w:t>3.</w:t>
+          <w:t>4.</w:t>
         </w:r>
         <w:r>
           <w:rPr>
@@ -303,7 +384,7 @@
           <w:rPr>
             <w:webHidden/>
           </w:rPr>
-          <w:instrText xml:space="preserve"> PAGEREF _Toc225861307 \h </w:instrText>
+          <w:instrText xml:space="preserve"> PAGEREF _Toc228274604 \h </w:instrText>
         </w:r>
         <w:r>
           <w:rPr>
@@ -320,7 +401,7 @@
           <w:rPr>
             <w:webHidden/>
           </w:rPr>
-          <w:t>3</w:t>
+          <w:t>4</w:t>
         </w:r>
         <w:r>
           <w:rPr>
@@ -343,12 +424,12 @@
           <w14:ligatures w14:val="standardContextual"/>
         </w:rPr>
       </w:pPr>
-      <w:hyperlink w:anchor="_Toc225861308" w:history="1">
+      <w:hyperlink w:anchor="_Toc228274605" w:history="1">
         <w:r>
           <w:rPr>
             <w:rStyle w:val="Hyperlink"/>
           </w:rPr>
-          <w:t>4.</w:t>
+          <w:t>5.</w:t>
         </w:r>
         <w:r>
           <w:rPr>
@@ -384,7 +465,7 @@
           <w:rPr>
             <w:webHidden/>
           </w:rPr>
-          <w:instrText xml:space="preserve"> PAGEREF _Toc225861308 \h </w:instrText>
+          <w:instrText xml:space="preserve"> PAGEREF _Toc228274605 \h </w:instrText>
         </w:r>
         <w:r>
           <w:rPr>
@@ -401,7 +482,7 @@
           <w:rPr>
             <w:webHidden/>
           </w:rPr>
-          <w:t>4</w:t>
+          <w:t>5</w:t>
         </w:r>
         <w:r>
           <w:rPr>
@@ -424,13 +505,13 @@
           <w14:ligatures w14:val="standardContextual"/>
         </w:rPr>
       </w:pPr>
-      <w:hyperlink w:anchor="_Toc225861309" w:history="1">
+      <w:hyperlink w:anchor="_Toc228274606" w:history="1">
         <w:r>
           <w:rPr>
             <w:rStyle w:val="Hyperlink"/>
             <w:noProof/>
           </w:rPr>
-          <w:t>4.1</w:t>
+          <w:t>5.1</w:t>
         </w:r>
         <w:r>
           <w:rPr>
@@ -470,7 +551,7 @@
             <w:noProof/>
             <w:webHidden/>
           </w:rPr>
-          <w:instrText xml:space="preserve"> PAGEREF _Toc225861309 \h </w:instrText>
+          <w:instrText xml:space="preserve"> PAGEREF _Toc228274606 \h </w:instrText>
         </w:r>
         <w:r>
           <w:rPr>
@@ -490,7 +571,7 @@
             <w:noProof/>
             <w:webHidden/>
           </w:rPr>
-          <w:t>4</w:t>
+          <w:t>5</w:t>
         </w:r>
         <w:r>
           <w:rPr>
@@ -514,13 +595,13 @@
           <w14:ligatures w14:val="standardContextual"/>
         </w:rPr>
       </w:pPr>
-      <w:hyperlink w:anchor="_Toc225861310" w:history="1">
+      <w:hyperlink w:anchor="_Toc228274607" w:history="1">
         <w:r>
           <w:rPr>
             <w:rStyle w:val="Hyperlink"/>
             <w:noProof/>
           </w:rPr>
-          <w:t>4.2</w:t>
+          <w:t>5.2</w:t>
         </w:r>
         <w:r>
           <w:rPr>
@@ -560,7 +641,7 @@
             <w:noProof/>
             <w:webHidden/>
           </w:rPr>
-          <w:instrText xml:space="preserve"> PAGEREF _Toc225861310 \h </w:instrText>
+          <w:instrText xml:space="preserve"> PAGEREF _Toc228274607 \h </w:instrText>
         </w:r>
         <w:r>
           <w:rPr>
@@ -580,7 +661,7 @@
             <w:noProof/>
             <w:webHidden/>
           </w:rPr>
-          <w:t>4</w:t>
+          <w:t>5</w:t>
         </w:r>
         <w:r>
           <w:rPr>
@@ -621,7 +702,7 @@
       <w:pPr>
         <w:pStyle w:val="berschrift1"/>
       </w:pPr>
-      <w:bookmarkStart w:id="0" w:name="_Toc225861305"/>
+      <w:bookmarkStart w:id="0" w:name="_Toc228274601"/>
       <w:r>
         <w:lastRenderedPageBreak/>
         <w:t>Beschreibung</w:t>
@@ -630,22 +711,663 @@
     </w:p>
     <w:p>
       <w:r>
-        <w:t>Die Dokumentation enthält die Planung</w:t>
+        <w:t xml:space="preserve">Beschreibung </w:t>
+      </w:r>
+      <w:hyperlink r:id="rId13" w:history="1">
+        <w:r>
+          <w:rPr>
+            <w:rStyle w:val="Hyperlink"/>
+          </w:rPr>
+          <w:t>Rea</w:t>
+        </w:r>
+        <w:r>
+          <w:rPr>
+            <w:rStyle w:val="Hyperlink"/>
+          </w:rPr>
+          <w:t>d</w:t>
+        </w:r>
+        <w:r>
+          <w:rPr>
+            <w:rStyle w:val="Hyperlink"/>
+          </w:rPr>
+          <w:t>me</w:t>
+        </w:r>
+      </w:hyperlink>
+    </w:p>
+    <w:p>
+      <w:r>
+        <w:t xml:space="preserve">Die Dokumentation enthält die Planung, das Testkonzept und die Reflexion für das ganze Modul 450. </w:t>
+      </w:r>
+    </w:p>
+    <w:p>
+      <w:pPr>
+        <w:pStyle w:val="berschrift1"/>
+      </w:pPr>
+      <w:bookmarkStart w:id="1" w:name="_Toc228274602"/>
+      <w:r>
+        <w:t>Planung</w:t>
+      </w:r>
+      <w:bookmarkEnd w:id="1"/>
+    </w:p>
+    <w:p>
+      <w:pPr>
+        <w:ind w:left="360"/>
+        <w:rPr>
+          <w:b/>
+          <w:bCs/>
+        </w:rPr>
+      </w:pPr>
+      <w:r>
+        <w:rPr>
+          <w:b/>
+          <w:bCs/>
+        </w:rPr>
+        <w:t>Testumgebung &amp; Ressourcen</w:t>
+      </w:r>
+    </w:p>
+    <w:p>
+      <w:pPr>
+        <w:numPr>
+          <w:ilvl w:val="0"/>
+          <w:numId w:val="46"/>
+        </w:numPr>
+      </w:pPr>
+      <w:r>
+        <w:rPr>
+          <w:b/>
+          <w:bCs/>
+        </w:rPr>
+        <w:t>Hardware:</w:t>
       </w:r>
       <w:r>
-        <w:t xml:space="preserve">, das Testkonzept und die Reflexion für das ganze Modul 450. </w:t>
+        <w:t> Lokales Dev-</w:t>
+      </w:r>
+      <w:proofErr w:type="spellStart"/>
+      <w:r>
+        <w:t>Machine</w:t>
+      </w:r>
+      <w:proofErr w:type="spellEnd"/>
+      <w:r>
+        <w:t xml:space="preserve"> (min. 8GB RAM für Docker).</w:t>
       </w:r>
     </w:p>
-    <w:p/>
     <w:p>
       <w:pPr>
+        <w:numPr>
+          <w:ilvl w:val="0"/>
+          <w:numId w:val="46"/>
+        </w:numPr>
+        <w:rPr>
+          <w:lang w:val="en-US"/>
+        </w:rPr>
+      </w:pPr>
+      <w:r>
+        <w:rPr>
+          <w:b/>
+          <w:bCs/>
+          <w:lang w:val="en-US"/>
+        </w:rPr>
+        <w:t>Docker-Stack:</w:t>
+      </w:r>
+      <w:r>
+        <w:rPr>
+          <w:lang w:val="en-US"/>
+        </w:rPr>
+        <w:t xml:space="preserve"> docker compose up → Backend:8080, Frontend:4173, MySQL:3306 (Volume: </w:t>
+      </w:r>
+      <w:proofErr w:type="spellStart"/>
+      <w:r>
+        <w:rPr>
+          <w:lang w:val="en-US"/>
+        </w:rPr>
+        <w:t>db_data</w:t>
+      </w:r>
+      <w:proofErr w:type="spellEnd"/>
+      <w:r>
+        <w:rPr>
+          <w:lang w:val="en-US"/>
+        </w:rPr>
+        <w:t>).</w:t>
+      </w:r>
+    </w:p>
+    <w:p>
+      <w:pPr>
+        <w:numPr>
+          <w:ilvl w:val="0"/>
+          <w:numId w:val="46"/>
+        </w:numPr>
+        <w:rPr>
+          <w:lang w:val="en-US"/>
+        </w:rPr>
+      </w:pPr>
+      <w:proofErr w:type="spellStart"/>
+      <w:r>
+        <w:rPr>
+          <w:b/>
+          <w:bCs/>
+          <w:lang w:val="en-US"/>
+        </w:rPr>
+        <w:t>Testdaten</w:t>
+      </w:r>
+      <w:proofErr w:type="spellEnd"/>
+      <w:r>
+        <w:rPr>
+          <w:b/>
+          <w:bCs/>
+          <w:lang w:val="en-US"/>
+        </w:rPr>
+        <w:t>:</w:t>
+      </w:r>
+      <w:r>
+        <w:rPr>
+          <w:lang w:val="en-US"/>
+        </w:rPr>
+        <w:t xml:space="preserve"> 4 </w:t>
+      </w:r>
+      <w:proofErr w:type="spellStart"/>
+      <w:r>
+        <w:rPr>
+          <w:lang w:val="en-US"/>
+        </w:rPr>
+        <w:t>Reservationen</w:t>
+      </w:r>
+      <w:proofErr w:type="spellEnd"/>
+      <w:r>
+        <w:rPr>
+          <w:lang w:val="en-US"/>
+        </w:rPr>
+        <w:t xml:space="preserve"> (past/ongoing/upcoming/conflict) via SQL-</w:t>
+      </w:r>
+      <w:proofErr w:type="spellStart"/>
+      <w:r>
+        <w:rPr>
+          <w:lang w:val="en-US"/>
+        </w:rPr>
+        <w:t>Skript</w:t>
+      </w:r>
+      <w:proofErr w:type="spellEnd"/>
+      <w:r>
+        <w:rPr>
+          <w:lang w:val="en-US"/>
+        </w:rPr>
+        <w:t>.</w:t>
+      </w:r>
+    </w:p>
+    <w:p>
+      <w:pPr>
+        <w:numPr>
+          <w:ilvl w:val="0"/>
+          <w:numId w:val="46"/>
+        </w:numPr>
+        <w:rPr>
+          <w:lang w:val="en-US"/>
+        </w:rPr>
+      </w:pPr>
+      <w:r>
+        <w:rPr>
+          <w:b/>
+          <w:bCs/>
+          <w:lang w:val="en-US"/>
+        </w:rPr>
+        <w:t>Tools:</w:t>
+      </w:r>
+      <w:r>
+        <w:rPr>
+          <w:lang w:val="en-US"/>
+        </w:rPr>
+        <w:t> </w:t>
+      </w:r>
+      <w:r>
+        <w:rPr>
+          <w:highlight w:val="yellow"/>
+          <w:lang w:val="en-US"/>
+        </w:rPr>
+        <w:t xml:space="preserve">Test </w:t>
+      </w:r>
+      <w:proofErr w:type="spellStart"/>
+      <w:r>
+        <w:rPr>
+          <w:highlight w:val="yellow"/>
+          <w:lang w:val="en-US"/>
+        </w:rPr>
+        <w:t>arten</w:t>
+      </w:r>
+      <w:proofErr w:type="spellEnd"/>
+    </w:p>
+    <w:p>
+      <w:pPr>
+        <w:ind w:left="360"/>
+        <w:rPr>
+          <w:b/>
+          <w:bCs/>
+        </w:rPr>
+      </w:pPr>
+      <w:r>
+        <w:rPr>
+          <w:b/>
+          <w:bCs/>
+        </w:rPr>
+        <w:t>Test-</w:t>
+      </w:r>
+      <w:proofErr w:type="spellStart"/>
+      <w:r>
+        <w:rPr>
+          <w:b/>
+          <w:bCs/>
+        </w:rPr>
+        <w:t>Ausführung</w:t>
+      </w:r>
+      <w:proofErr w:type="spellEnd"/>
+      <w:r>
+        <w:rPr>
+          <w:b/>
+          <w:bCs/>
+        </w:rPr>
+        <w:t xml:space="preserve"> </w:t>
+      </w:r>
+    </w:p>
+    <w:p>
+      <w:pPr>
+        <w:pStyle w:val="Listenabsatz"/>
+        <w:numPr>
+          <w:ilvl w:val="0"/>
+          <w:numId w:val="47"/>
+        </w:numPr>
+        <w:rPr>
+          <w:lang w:val="en-US"/>
+        </w:rPr>
+      </w:pPr>
+      <w:r>
+        <w:rPr>
+          <w:lang w:val="en-US"/>
+        </w:rPr>
+        <w:t xml:space="preserve">docker compose up -d </w:t>
+      </w:r>
+    </w:p>
+    <w:p>
+      <w:pPr>
+        <w:pStyle w:val="Listenabsatz"/>
+        <w:numPr>
+          <w:ilvl w:val="0"/>
+          <w:numId w:val="47"/>
+        </w:numPr>
+        <w:rPr>
+          <w:lang w:val="en-US"/>
+        </w:rPr>
+      </w:pPr>
+      <w:r>
+        <w:rPr>
+          <w:lang w:val="en-US"/>
+        </w:rPr>
+        <w:t xml:space="preserve">cd backend &amp;&amp; </w:t>
+      </w:r>
+      <w:proofErr w:type="spellStart"/>
+      <w:r>
+        <w:rPr>
+          <w:lang w:val="en-US"/>
+        </w:rPr>
+        <w:t>mvn</w:t>
+      </w:r>
+      <w:proofErr w:type="spellEnd"/>
+      <w:r>
+        <w:rPr>
+          <w:lang w:val="en-US"/>
+        </w:rPr>
+        <w:t xml:space="preserve"> test</w:t>
+      </w:r>
+    </w:p>
+    <w:p>
+      <w:pPr>
+        <w:pStyle w:val="Listenabsatz"/>
+        <w:numPr>
+          <w:ilvl w:val="0"/>
+          <w:numId w:val="47"/>
+        </w:numPr>
+        <w:rPr>
+          <w:lang w:val="en-US"/>
+        </w:rPr>
+      </w:pPr>
+      <w:r>
+        <w:rPr>
+          <w:lang w:val="en-US"/>
+        </w:rPr>
+        <w:t>cd frontend &amp;</w:t>
+      </w:r>
+      <w:proofErr w:type="gramStart"/>
+      <w:r>
+        <w:rPr>
+          <w:lang w:val="en-US"/>
+        </w:rPr>
+        <w:t xml:space="preserve">&amp; </w:t>
+      </w:r>
+      <w:proofErr w:type="spellStart"/>
+      <w:r>
+        <w:rPr>
+          <w:lang w:val="en-US"/>
+        </w:rPr>
+        <w:t>npm</w:t>
+      </w:r>
+      <w:proofErr w:type="spellEnd"/>
+      <w:proofErr w:type="gramEnd"/>
+      <w:r>
+        <w:rPr>
+          <w:lang w:val="en-US"/>
+        </w:rPr>
+        <w:t xml:space="preserve"> test </w:t>
+      </w:r>
+    </w:p>
+    <w:p>
+      <w:pPr>
+        <w:pStyle w:val="Listenabsatz"/>
+        <w:numPr>
+          <w:ilvl w:val="0"/>
+          <w:numId w:val="47"/>
+        </w:numPr>
+        <w:rPr>
+          <w:lang w:val="en-US"/>
+        </w:rPr>
+      </w:pPr>
+      <w:proofErr w:type="spellStart"/>
+      <w:r>
+        <w:rPr>
+          <w:lang w:val="en-US"/>
+        </w:rPr>
+        <w:t>npx</w:t>
+      </w:r>
+      <w:proofErr w:type="spellEnd"/>
+      <w:r>
+        <w:rPr>
+          <w:lang w:val="en-US"/>
+        </w:rPr>
+        <w:t xml:space="preserve"> playwright test </w:t>
+      </w:r>
+    </w:p>
+    <w:p>
+      <w:pPr>
+        <w:pStyle w:val="Listenabsatz"/>
+        <w:numPr>
+          <w:ilvl w:val="0"/>
+          <w:numId w:val="47"/>
+        </w:numPr>
+        <w:rPr>
+          <w:lang w:val="en-US"/>
+        </w:rPr>
+      </w:pPr>
+      <w:r>
+        <w:rPr>
+          <w:lang w:val="en-US"/>
+        </w:rPr>
+        <w:t>docker compose down</w:t>
+      </w:r>
+    </w:p>
+    <w:p>
+      <w:pPr>
+        <w:ind w:left="360"/>
+        <w:rPr>
+          <w:b/>
+          <w:bCs/>
+        </w:rPr>
+      </w:pPr>
+    </w:p>
+    <w:p>
+      <w:pPr>
+        <w:ind w:left="360"/>
+        <w:rPr>
+          <w:b/>
+          <w:bCs/>
+        </w:rPr>
+      </w:pPr>
+      <w:r>
+        <w:rPr>
+          <w:b/>
+          <w:bCs/>
+        </w:rPr>
+        <w:t>Risiko Analyse</w:t>
+      </w:r>
+    </w:p>
+    <w:tbl>
+      <w:tblPr>
+        <w:tblStyle w:val="Gitternetztabelle1hellAkzent4"/>
+        <w:tblW w:w="0" w:type="auto"/>
+        <w:tblLook w:val="04A0" w:firstRow="1" w:lastRow="0" w:firstColumn="1" w:lastColumn="0" w:noHBand="0" w:noVBand="1"/>
+      </w:tblPr>
+      <w:tblGrid>
+        <w:gridCol w:w="5098"/>
+        <w:gridCol w:w="5098"/>
+      </w:tblGrid>
+      <w:tr>
+        <w:trPr>
+          <w:cnfStyle w:val="100000000000" w:firstRow="1" w:lastRow="0" w:firstColumn="0" w:lastColumn="0" w:oddVBand="0" w:evenVBand="0" w:oddHBand="0" w:evenHBand="0" w:firstRowFirstColumn="0" w:firstRowLastColumn="0" w:lastRowFirstColumn="0" w:lastRowLastColumn="0"/>
+        </w:trPr>
+        <w:tc>
+          <w:tcPr>
+            <w:cnfStyle w:val="001000000000" w:firstRow="0" w:lastRow="0" w:firstColumn="1" w:lastColumn="0" w:oddVBand="0" w:evenVBand="0" w:oddHBand="0" w:evenHBand="0" w:firstRowFirstColumn="0" w:firstRowLastColumn="0" w:lastRowFirstColumn="0" w:lastRowLastColumn="0"/>
+            <w:tcW w:w="5098" w:type="dxa"/>
+          </w:tcPr>
+          <w:p>
+            <w:pPr>
+              <w:rPr>
+                <w:lang w:val="en-US"/>
+              </w:rPr>
+            </w:pPr>
+            <w:r>
+              <w:rPr>
+                <w:lang w:val="en-US"/>
+              </w:rPr>
+              <w:t>Risiko</w:t>
+            </w:r>
+          </w:p>
+        </w:tc>
+        <w:tc>
+          <w:tcPr>
+            <w:tcW w:w="5098" w:type="dxa"/>
+          </w:tcPr>
+          <w:p>
+            <w:pPr>
+              <w:cnfStyle w:val="100000000000" w:firstRow="1" w:lastRow="0" w:firstColumn="0" w:lastColumn="0" w:oddVBand="0" w:evenVBand="0" w:oddHBand="0" w:evenHBand="0" w:firstRowFirstColumn="0" w:firstRowLastColumn="0" w:lastRowFirstColumn="0" w:lastRowLastColumn="0"/>
+              <w:rPr>
+                <w:lang w:val="en-US"/>
+              </w:rPr>
+            </w:pPr>
+            <w:proofErr w:type="spellStart"/>
+            <w:r>
+              <w:rPr>
+                <w:lang w:val="en-US"/>
+              </w:rPr>
+              <w:t>Massnahme</w:t>
+            </w:r>
+            <w:proofErr w:type="spellEnd"/>
+          </w:p>
+        </w:tc>
+      </w:tr>
+      <w:tr>
+        <w:tc>
+          <w:tcPr>
+            <w:cnfStyle w:val="001000000000" w:firstRow="0" w:lastRow="0" w:firstColumn="1" w:lastColumn="0" w:oddVBand="0" w:evenVBand="0" w:oddHBand="0" w:evenHBand="0" w:firstRowFirstColumn="0" w:firstRowLastColumn="0" w:lastRowFirstColumn="0" w:lastRowLastColumn="0"/>
+            <w:tcW w:w="5098" w:type="dxa"/>
+          </w:tcPr>
+          <w:p>
+            <w:pPr>
+              <w:rPr>
+                <w:b w:val="0"/>
+                <w:bCs w:val="0"/>
+                <w:lang w:val="en-US"/>
+              </w:rPr>
+            </w:pPr>
+            <w:r>
+              <w:rPr>
+                <w:b w:val="0"/>
+                <w:bCs w:val="0"/>
+              </w:rPr>
+              <w:t>Docker-DB startet nicht</w:t>
+            </w:r>
+          </w:p>
+        </w:tc>
+        <w:tc>
+          <w:tcPr>
+            <w:tcW w:w="5098" w:type="dxa"/>
+          </w:tcPr>
+          <w:p>
+            <w:pPr>
+              <w:cnfStyle w:val="000000000000" w:firstRow="0" w:lastRow="0" w:firstColumn="0" w:lastColumn="0" w:oddVBand="0" w:evenVBand="0" w:oddHBand="0" w:evenHBand="0" w:firstRowFirstColumn="0" w:firstRowLastColumn="0" w:lastRowFirstColumn="0" w:lastRowLastColumn="0"/>
+              <w:rPr>
+                <w:lang w:val="en-US"/>
+              </w:rPr>
+            </w:pPr>
+            <w:proofErr w:type="spellStart"/>
+            <w:r>
+              <w:t>docker</w:t>
+            </w:r>
+            <w:proofErr w:type="spellEnd"/>
+            <w:r>
+              <w:t xml:space="preserve"> logs </w:t>
+            </w:r>
+            <w:proofErr w:type="spellStart"/>
+            <w:r>
+              <w:t>db</w:t>
+            </w:r>
+            <w:proofErr w:type="spellEnd"/>
+            <w:r>
+              <w:t xml:space="preserve"> checken</w:t>
+            </w:r>
+          </w:p>
+        </w:tc>
+      </w:tr>
+      <w:tr>
+        <w:tc>
+          <w:tcPr>
+            <w:cnfStyle w:val="001000000000" w:firstRow="0" w:lastRow="0" w:firstColumn="1" w:lastColumn="0" w:oddVBand="0" w:evenVBand="0" w:oddHBand="0" w:evenHBand="0" w:firstRowFirstColumn="0" w:firstRowLastColumn="0" w:lastRowFirstColumn="0" w:lastRowLastColumn="0"/>
+            <w:tcW w:w="5098" w:type="dxa"/>
+          </w:tcPr>
+          <w:p>
+            <w:pPr>
+              <w:rPr>
+                <w:b w:val="0"/>
+                <w:bCs w:val="0"/>
+                <w:lang w:val="en-US"/>
+              </w:rPr>
+            </w:pPr>
+            <w:r>
+              <w:rPr>
+                <w:b w:val="0"/>
+                <w:bCs w:val="0"/>
+              </w:rPr>
+              <w:t>API nicht erreichbar</w:t>
+            </w:r>
+          </w:p>
+        </w:tc>
+        <w:tc>
+          <w:tcPr>
+            <w:tcW w:w="5098" w:type="dxa"/>
+          </w:tcPr>
+          <w:p>
+            <w:pPr>
+              <w:cnfStyle w:val="000000000000" w:firstRow="0" w:lastRow="0" w:firstColumn="0" w:lastColumn="0" w:oddVBand="0" w:evenVBand="0" w:oddHBand="0" w:evenHBand="0" w:firstRowFirstColumn="0" w:firstRowLastColumn="0" w:lastRowFirstColumn="0" w:lastRowLastColumn="0"/>
+              <w:rPr>
+                <w:lang w:val="en-US"/>
+              </w:rPr>
+            </w:pPr>
+            <w:r>
+              <w:rPr>
+                <w:lang w:val="en-US"/>
+              </w:rPr>
+              <w:t>VITE_API_URL=http://backend:8080</w:t>
+            </w:r>
+          </w:p>
+        </w:tc>
+      </w:tr>
+      <w:tr>
+        <w:tc>
+          <w:tcPr>
+            <w:cnfStyle w:val="001000000000" w:firstRow="0" w:lastRow="0" w:firstColumn="1" w:lastColumn="0" w:oddVBand="0" w:evenVBand="0" w:oddHBand="0" w:evenHBand="0" w:firstRowFirstColumn="0" w:firstRowLastColumn="0" w:lastRowFirstColumn="0" w:lastRowLastColumn="0"/>
+            <w:tcW w:w="5098" w:type="dxa"/>
+          </w:tcPr>
+          <w:p>
+            <w:pPr>
+              <w:rPr>
+                <w:b w:val="0"/>
+                <w:bCs w:val="0"/>
+              </w:rPr>
+            </w:pPr>
+            <w:r>
+              <w:rPr>
+                <w:b w:val="0"/>
+                <w:bCs w:val="0"/>
+              </w:rPr>
+              <w:t>Coverage &lt;90%</w:t>
+            </w:r>
+          </w:p>
+        </w:tc>
+        <w:tc>
+          <w:tcPr>
+            <w:tcW w:w="5098" w:type="dxa"/>
+          </w:tcPr>
+          <w:p>
+            <w:pPr>
+              <w:cnfStyle w:val="000000000000" w:firstRow="0" w:lastRow="0" w:firstColumn="0" w:lastColumn="0" w:oddVBand="0" w:evenVBand="0" w:oddHBand="0" w:evenHBand="0" w:firstRowFirstColumn="0" w:firstRowLastColumn="0" w:lastRowFirstColumn="0" w:lastRowLastColumn="0"/>
+              <w:rPr>
+                <w:lang w:val="en-US"/>
+              </w:rPr>
+            </w:pPr>
+            <w:r>
+              <w:t>Kernlogik priorisieren</w:t>
+            </w:r>
+          </w:p>
+        </w:tc>
+      </w:tr>
+      <w:tr>
+        <w:tc>
+          <w:tcPr>
+            <w:cnfStyle w:val="001000000000" w:firstRow="0" w:lastRow="0" w:firstColumn="1" w:lastColumn="0" w:oddVBand="0" w:evenVBand="0" w:oddHBand="0" w:evenHBand="0" w:firstRowFirstColumn="0" w:firstRowLastColumn="0" w:lastRowFirstColumn="0" w:lastRowLastColumn="0"/>
+            <w:tcW w:w="5098" w:type="dxa"/>
+          </w:tcPr>
+          <w:p>
+            <w:pPr>
+              <w:rPr>
+                <w:b w:val="0"/>
+                <w:bCs w:val="0"/>
+              </w:rPr>
+            </w:pPr>
+          </w:p>
+        </w:tc>
+        <w:tc>
+          <w:tcPr>
+            <w:tcW w:w="5098" w:type="dxa"/>
+          </w:tcPr>
+          <w:p>
+            <w:pPr>
+              <w:cnfStyle w:val="000000000000" w:firstRow="0" w:lastRow="0" w:firstColumn="0" w:lastColumn="0" w:oddVBand="0" w:evenVBand="0" w:oddHBand="0" w:evenHBand="0" w:firstRowFirstColumn="0" w:firstRowLastColumn="0" w:lastRowFirstColumn="0" w:lastRowLastColumn="0"/>
+              <w:rPr>
+                <w:lang w:val="en-US"/>
+              </w:rPr>
+            </w:pPr>
+          </w:p>
+        </w:tc>
+      </w:tr>
+    </w:tbl>
+    <w:p>
+      <w:pPr>
+        <w:rPr>
+          <w:lang w:val="en-US"/>
+        </w:rPr>
+      </w:pPr>
+    </w:p>
+    <w:p>
+      <w:pPr>
+        <w:rPr>
+          <w:lang w:val="en-US"/>
+        </w:rPr>
+      </w:pPr>
+    </w:p>
+    <w:p>
+      <w:pPr>
         <w:pStyle w:val="berschrift1"/>
       </w:pPr>
-      <w:bookmarkStart w:id="1" w:name="_Toc225861306"/>
+      <w:bookmarkStart w:id="2" w:name="_Toc228274603"/>
       <w:r>
         <w:t>Teststrategie</w:t>
       </w:r>
-      <w:bookmarkEnd w:id="1"/>
+      <w:bookmarkEnd w:id="2"/>
     </w:p>
     <w:sdt>
       <w:sdtPr>
@@ -665,7 +1387,6 @@
             <w:rPr>
               <w:sz w:val="22"/>
               <w:szCs w:val="24"/>
-              <w:lang w:val="en-US"/>
             </w:rPr>
           </w:pPr>
           <w:r>
@@ -702,10 +1423,19 @@
             </w:rPr>
           </w:pPr>
           <w:r>
-            <w:t>Das Frontend wird in dieser Teststrategie nicht berücksichtigt, da das Testing des React-Frontends bereits in einem anderen Projekt umgesetzt wurde. Deshalb konzentriert sich diese Arbeit auf die serverseitige Logik, die Datenbankanbindung und die Verfügbarkeit des Backend</w:t>
+            <w:lastRenderedPageBreak/>
+            <w:t xml:space="preserve">Das Frontend wird in dieser Teststrategie nicht berücksichtigt, da das Testing des React-Frontends bereits in einem anderen Projekt umgesetzt wurde. Deshalb konzentriert sich diese Arbeit auf die serverseitige Logik, die Datenbankanbindung und die Verfügbarkeit des </w:t>
+          </w:r>
+          <w:proofErr w:type="spellStart"/>
+          <w:r>
+            <w:t>Backend</w:t>
           </w:r>
           <w:r>
-            <w:t>s.</w:t>
+            <w:t>s</w:t>
+          </w:r>
+          <w:proofErr w:type="spellEnd"/>
+          <w:r>
+            <w:t>.</w:t>
           </w:r>
         </w:p>
         <w:p>
@@ -724,13 +1454,23 @@
               <w:lang w:val="en-US"/>
             </w:rPr>
           </w:pPr>
+          <w:proofErr w:type="spellStart"/>
           <w:r>
             <w:rPr>
               <w:sz w:val="22"/>
               <w:szCs w:val="24"/>
               <w:lang w:val="en-US"/>
             </w:rPr>
-            <w:t>Teststufen:</w:t>
+            <w:t>Teststufen</w:t>
+          </w:r>
+          <w:proofErr w:type="spellEnd"/>
+          <w:r>
+            <w:rPr>
+              <w:sz w:val="22"/>
+              <w:szCs w:val="24"/>
+              <w:lang w:val="en-US"/>
+            </w:rPr>
+            <w:t>:</w:t>
           </w:r>
         </w:p>
         <w:p>
@@ -779,7 +1519,87 @@
               <w:sz w:val="18"/>
               <w:szCs w:val="20"/>
             </w:rPr>
-            <w:t>Status-Mapping: Funktion erhält Datum/Zeit-Input und gibt past | upcoming | ongoing | conflict | error zurück, alle Pfade abdecken</w:t>
+            <w:t>Status-Mapping: Funktion erhält Datum/Zeit-Input und gibt </w:t>
+          </w:r>
+          <w:proofErr w:type="spellStart"/>
+          <w:r>
+            <w:rPr>
+              <w:sz w:val="18"/>
+              <w:szCs w:val="20"/>
+            </w:rPr>
+            <w:t>past</w:t>
+          </w:r>
+          <w:proofErr w:type="spellEnd"/>
+          <w:r>
+            <w:rPr>
+              <w:sz w:val="18"/>
+              <w:szCs w:val="20"/>
+            </w:rPr>
+            <w:t xml:space="preserve"> | </w:t>
+          </w:r>
+          <w:proofErr w:type="spellStart"/>
+          <w:r>
+            <w:rPr>
+              <w:sz w:val="18"/>
+              <w:szCs w:val="20"/>
+            </w:rPr>
+            <w:t>upcoming</w:t>
+          </w:r>
+          <w:proofErr w:type="spellEnd"/>
+          <w:r>
+            <w:rPr>
+              <w:sz w:val="18"/>
+              <w:szCs w:val="20"/>
+            </w:rPr>
+            <w:t xml:space="preserve"> | </w:t>
+          </w:r>
+          <w:proofErr w:type="spellStart"/>
+          <w:r>
+            <w:rPr>
+              <w:sz w:val="18"/>
+              <w:szCs w:val="20"/>
+            </w:rPr>
+            <w:t>ongoing</w:t>
+          </w:r>
+          <w:proofErr w:type="spellEnd"/>
+          <w:r>
+            <w:rPr>
+              <w:sz w:val="18"/>
+              <w:szCs w:val="20"/>
+            </w:rPr>
+            <w:t xml:space="preserve"> | </w:t>
+          </w:r>
+          <w:proofErr w:type="spellStart"/>
+          <w:r>
+            <w:rPr>
+              <w:sz w:val="18"/>
+              <w:szCs w:val="20"/>
+            </w:rPr>
+            <w:t>conflict</w:t>
+          </w:r>
+          <w:proofErr w:type="spellEnd"/>
+          <w:r>
+            <w:rPr>
+              <w:sz w:val="18"/>
+              <w:szCs w:val="20"/>
+            </w:rPr>
+            <w:t xml:space="preserve"> | </w:t>
+          </w:r>
+          <w:proofErr w:type="spellStart"/>
+          <w:r>
+            <w:rPr>
+              <w:sz w:val="18"/>
+              <w:szCs w:val="20"/>
+            </w:rPr>
+            <w:t>error</w:t>
+          </w:r>
+          <w:proofErr w:type="spellEnd"/>
+          <w:r>
+            <w:rPr>
+              <w:sz w:val="18"/>
+              <w:szCs w:val="20"/>
+            </w:rPr>
+            <w:t> zurück, alle Pfade abdecken</w:t>
           </w:r>
         </w:p>
         <w:p>
@@ -825,7 +1645,15 @@
             </w:numPr>
           </w:pPr>
           <w:r>
-            <w:t>Color-Coding: data-status-Attribut oder CSS-Klasse korrekt gesetzt je Status</w:t>
+            <w:t>Color-Coding: </w:t>
+          </w:r>
+          <w:proofErr w:type="spellStart"/>
+          <w:r>
+            <w:t>data</w:t>
+          </w:r>
+          <w:proofErr w:type="spellEnd"/>
+          <w:r>
+            <w:t>-status-Attribut oder CSS-Klasse korrekt gesetzt je Status</w:t>
           </w:r>
         </w:p>
         <w:p>
@@ -836,7 +1664,23 @@
             </w:numPr>
           </w:pPr>
           <w:r>
-            <w:t>Skeleton: bei isLoading=true sichtbar, Datenliste versteckt, kein Flackern</w:t>
+            <w:t>Skeleton: bei </w:t>
+          </w:r>
+          <w:proofErr w:type="spellStart"/>
+          <w:r>
+            <w:t>isLoading</w:t>
+          </w:r>
+          <w:proofErr w:type="spellEnd"/>
+          <w:r>
+            <w:t>=</w:t>
+          </w:r>
+          <w:proofErr w:type="spellStart"/>
+          <w:r>
+            <w:t>true</w:t>
+          </w:r>
+          <w:proofErr w:type="spellEnd"/>
+          <w:r>
+            <w:t> sichtbar, Datenliste versteckt, kein Flackern</w:t>
           </w:r>
         </w:p>
         <w:p>
@@ -847,7 +1691,15 @@
             </w:numPr>
           </w:pPr>
           <w:r>
-            <w:t>Snackbar: öffnet bei Erfolg/Fehler, Close-Button schließt, autoHideDuration läuft ab</w:t>
+            <w:t>Snackbar: öffnet bei Erfolg/Fehler, Close-Button schließt, </w:t>
+          </w:r>
+          <w:proofErr w:type="spellStart"/>
+          <w:r>
+            <w:t>autoHideDuration</w:t>
+          </w:r>
+          <w:proofErr w:type="spellEnd"/>
+          <w:r>
+            <w:t> läuft ab</w:t>
           </w:r>
         </w:p>
         <w:p>
@@ -896,8 +1748,6 @@
             <w:t>Dieser Flow wird für beide Pfade (Success + Error) getestet</w:t>
           </w:r>
         </w:p>
-        <w:p/>
-        <w:p/>
         <w:p>
           <w:pPr>
             <w:rPr>
@@ -911,7 +1761,6 @@
               <w:b/>
               <w:bCs/>
             </w:rPr>
-            <w:lastRenderedPageBreak/>
             <w:br/>
           </w:r>
           <w:r>
@@ -931,7 +1780,36 @@
             </w:numPr>
           </w:pPr>
           <w:r>
-            <w:t>GET /health → 200 + { status: "ok" } bei normalem Betrieb</w:t>
+            <w:t>GET /</w:t>
+          </w:r>
+          <w:proofErr w:type="spellStart"/>
+          <w:r>
+            <w:t>health</w:t>
+          </w:r>
+          <w:proofErr w:type="spellEnd"/>
+          <w:r>
+            <w:t> → 200 + </w:t>
+          </w:r>
+          <w:proofErr w:type="gramStart"/>
+          <w:r>
+            <w:t xml:space="preserve">{ </w:t>
+          </w:r>
+          <w:proofErr w:type="spellStart"/>
+          <w:r>
+            <w:t>status</w:t>
+          </w:r>
+          <w:proofErr w:type="spellEnd"/>
+          <w:proofErr w:type="gramEnd"/>
+          <w:r>
+            <w:t>: "ok</w:t>
+          </w:r>
+          <w:proofErr w:type="gramStart"/>
+          <w:r>
+            <w:t>" }</w:t>
+          </w:r>
+          <w:proofErr w:type="gramEnd"/>
+          <w:r>
+            <w:t> bei normalem Betrieb</w:t>
           </w:r>
         </w:p>
         <w:p>
@@ -942,7 +1820,33 @@
             </w:numPr>
           </w:pPr>
           <w:r>
-            <w:t>Simulierter DB-Ausfall → 5xx oder { status: "degraded" } erwartet</w:t>
+            <w:t>Simulierter DB-Ausfall → 5xx oder </w:t>
+          </w:r>
+          <w:proofErr w:type="gramStart"/>
+          <w:r>
+            <w:t xml:space="preserve">{ </w:t>
+          </w:r>
+          <w:proofErr w:type="spellStart"/>
+          <w:r>
+            <w:t>status</w:t>
+          </w:r>
+          <w:proofErr w:type="spellEnd"/>
+          <w:proofErr w:type="gramEnd"/>
+          <w:r>
+            <w:t>: "</w:t>
+          </w:r>
+          <w:proofErr w:type="spellStart"/>
+          <w:r>
+            <w:t>degraded</w:t>
+          </w:r>
+          <w:proofErr w:type="spellEnd"/>
+          <w:proofErr w:type="gramStart"/>
+          <w:r>
+            <w:t>" }</w:t>
+          </w:r>
+          <w:proofErr w:type="gramEnd"/>
+          <w:r>
+            <w:t> erwartet</w:t>
           </w:r>
         </w:p>
         <w:p>
@@ -974,7 +1878,15 @@
             </w:numPr>
           </w:pPr>
           <w:r>
-            <w:t>Vergangene Reservierung (past)</w:t>
+            <w:t>Vergangene Reservierung (</w:t>
+          </w:r>
+          <w:proofErr w:type="spellStart"/>
+          <w:r>
+            <w:t>past</w:t>
+          </w:r>
+          <w:proofErr w:type="spellEnd"/>
+          <w:r>
+            <w:t>)</w:t>
           </w:r>
         </w:p>
         <w:p>
@@ -986,7 +1898,15 @@
             </w:numPr>
           </w:pPr>
           <w:r>
-            <w:t>Aktuelle/laufende Reservierung (ongoing)</w:t>
+            <w:t>Aktuelle/laufende Reservierung (</w:t>
+          </w:r>
+          <w:proofErr w:type="spellStart"/>
+          <w:r>
+            <w:t>ongoing</w:t>
+          </w:r>
+          <w:proofErr w:type="spellEnd"/>
+          <w:r>
+            <w:t>)</w:t>
           </w:r>
         </w:p>
         <w:p>
@@ -998,7 +1918,15 @@
             </w:numPr>
           </w:pPr>
           <w:r>
-            <w:t>Zukünftige Reservierung (upcoming)</w:t>
+            <w:t>Zukünftige Reservierung (</w:t>
+          </w:r>
+          <w:proofErr w:type="spellStart"/>
+          <w:r>
+            <w:t>upcoming</w:t>
+          </w:r>
+          <w:proofErr w:type="spellEnd"/>
+          <w:r>
+            <w:t>)</w:t>
           </w:r>
         </w:p>
         <w:p>
@@ -1010,7 +1938,15 @@
             </w:numPr>
           </w:pPr>
           <w:r>
-            <w:t>Konflikt-Reservierung (conflict – überschneidende Zeiten)</w:t>
+            <w:t>Konflikt-Reservierung (</w:t>
+          </w:r>
+          <w:proofErr w:type="spellStart"/>
+          <w:r>
+            <w:t>conflict</w:t>
+          </w:r>
+          <w:proofErr w:type="spellEnd"/>
+          <w:r>
+            <w:t xml:space="preserve"> – überschneidende Zeiten)</w:t>
           </w:r>
         </w:p>
         <w:p/>
@@ -1053,7 +1989,15 @@
             </w:numPr>
           </w:pPr>
           <w:r>
-            <w:t>Alle Unit- und Component-Tests grün sind</w:t>
+            <w:t xml:space="preserve">Alle Unit- und </w:t>
+          </w:r>
+          <w:proofErr w:type="spellStart"/>
+          <w:r>
+            <w:t>Component</w:t>
+          </w:r>
+          <w:proofErr w:type="spellEnd"/>
+          <w:r>
+            <w:t>-Tests grün sind</w:t>
           </w:r>
         </w:p>
         <w:p>
@@ -1086,6 +2030,7 @@
             </w:numPr>
           </w:pPr>
           <w:r>
+            <w:lastRenderedPageBreak/>
             <w:t>Ein kurzes manuelles Review der UI-Farben/Icons im Browser stattgefunden hat</w:t>
           </w:r>
         </w:p>
@@ -1171,6 +2116,7 @@
               <w:szCs w:val="24"/>
             </w:rPr>
           </w:pPr>
+          <w:proofErr w:type="spellStart"/>
           <w:r>
             <w:rPr>
               <w:i/>
@@ -1178,7 +2124,17 @@
               <w:sz w:val="22"/>
               <w:szCs w:val="24"/>
             </w:rPr>
-            <w:t xml:space="preserve">Component Tests (Buttons, Skeleton, Snackbar) </w:t>
+            <w:t>Component</w:t>
+          </w:r>
+          <w:proofErr w:type="spellEnd"/>
+          <w:r>
+            <w:rPr>
+              <w:i/>
+              <w:iCs/>
+              <w:sz w:val="22"/>
+              <w:szCs w:val="24"/>
+            </w:rPr>
+            <w:t xml:space="preserve"> Tests (Buttons, Skeleton, Snackbar) </w:t>
           </w:r>
           <w:r>
             <w:rPr>
@@ -1253,6 +2209,7 @@
               <w:szCs w:val="24"/>
             </w:rPr>
           </w:pPr>
+          <w:proofErr w:type="gramStart"/>
           <w:r>
             <w:rPr>
               <w:i/>
@@ -1260,7 +2217,17 @@
               <w:sz w:val="22"/>
               <w:szCs w:val="24"/>
             </w:rPr>
-            <w:t xml:space="preserve">API Tests (Health-Check) </w:t>
+            <w:t>API Tests</w:t>
+          </w:r>
+          <w:proofErr w:type="gramEnd"/>
+          <w:r>
+            <w:rPr>
+              <w:i/>
+              <w:iCs/>
+              <w:sz w:val="22"/>
+              <w:szCs w:val="24"/>
+            </w:rPr>
+            <w:t xml:space="preserve"> (Health-Check) </w:t>
           </w:r>
           <w:r>
             <w:rPr>
@@ -1271,6 +2238,7 @@
             </w:rPr>
             <w:t xml:space="preserve">- </w:t>
           </w:r>
+          <w:proofErr w:type="spellStart"/>
           <w:r>
             <w:rPr>
               <w:i/>
@@ -1287,7 +2255,17 @@
               <w:sz w:val="22"/>
               <w:szCs w:val="24"/>
             </w:rPr>
-            <w:t>wichtig für Betriebsstabilität</w:t>
+            <w:t>wichtig</w:t>
+          </w:r>
+          <w:proofErr w:type="spellEnd"/>
+          <w:r>
+            <w:rPr>
+              <w:i/>
+              <w:iCs/>
+              <w:sz w:val="22"/>
+              <w:szCs w:val="24"/>
+            </w:rPr>
+            <w:t xml:space="preserve"> für Betriebsstabilität</w:t>
           </w:r>
         </w:p>
         <w:p>
@@ -1309,12 +2287,12 @@
       <w:pPr>
         <w:pStyle w:val="berschrift1"/>
       </w:pPr>
-      <w:bookmarkStart w:id="2" w:name="_Toc225861307"/>
+      <w:bookmarkStart w:id="3" w:name="_Toc228274604"/>
       <w:r>
         <w:lastRenderedPageBreak/>
         <w:t>Testkonzept</w:t>
       </w:r>
-      <w:bookmarkEnd w:id="2"/>
+      <w:bookmarkEnd w:id="3"/>
     </w:p>
     <w:tbl>
       <w:tblPr>
@@ -1619,8 +2597,19 @@
                 <w:sz w:val="22"/>
                 <w:lang w:eastAsia="de-CH"/>
               </w:rPr>
-              <w:t>UI/Component</w:t>
+              <w:t>UI/</w:t>
             </w:r>
+            <w:proofErr w:type="spellStart"/>
+            <w:r>
+              <w:rPr>
+                <w:rFonts w:ascii="Arial" w:eastAsia="Times New Roman" w:hAnsi="Arial" w:cs="Arial"/>
+                <w:color w:val="000000"/>
+                <w:sz w:val="22"/>
+                <w:lang w:eastAsia="de-CH"/>
+              </w:rPr>
+              <w:t>Component</w:t>
+            </w:r>
+            <w:proofErr w:type="spellEnd"/>
           </w:p>
         </w:tc>
         <w:tc>
@@ -1756,7 +2745,27 @@
                 <w:sz w:val="22"/>
                 <w:lang w:val="en-US" w:eastAsia="de-CH"/>
               </w:rPr>
-              <w:t>Status-Mapping (past/upcoming/ongoing/conflict/error) nach Datum/Zeit</w:t>
+              <w:t xml:space="preserve">Status-Mapping (past/upcoming/ongoing/conflict/error) </w:t>
+            </w:r>
+            <w:proofErr w:type="spellStart"/>
+            <w:r>
+              <w:rPr>
+                <w:rFonts w:ascii="Arial" w:eastAsia="Times New Roman" w:hAnsi="Arial" w:cs="Arial"/>
+                <w:color w:val="000000"/>
+                <w:sz w:val="22"/>
+                <w:lang w:val="en-US" w:eastAsia="de-CH"/>
+              </w:rPr>
+              <w:t>nach</w:t>
+            </w:r>
+            <w:proofErr w:type="spellEnd"/>
+            <w:r>
+              <w:rPr>
+                <w:rFonts w:ascii="Arial" w:eastAsia="Times New Roman" w:hAnsi="Arial" w:cs="Arial"/>
+                <w:color w:val="000000"/>
+                <w:sz w:val="22"/>
+                <w:lang w:val="en-US" w:eastAsia="de-CH"/>
+              </w:rPr>
+              <w:t xml:space="preserve"> Datum/Zeit</w:t>
             </w:r>
           </w:p>
         </w:tc>
@@ -1827,8 +2836,19 @@
                 <w:sz w:val="22"/>
                 <w:lang w:eastAsia="de-CH"/>
               </w:rPr>
-              <w:t>UI/Component</w:t>
+              <w:t>UI/</w:t>
             </w:r>
+            <w:proofErr w:type="spellStart"/>
+            <w:r>
+              <w:rPr>
+                <w:rFonts w:ascii="Arial" w:eastAsia="Times New Roman" w:hAnsi="Arial" w:cs="Arial"/>
+                <w:color w:val="000000"/>
+                <w:sz w:val="22"/>
+                <w:lang w:eastAsia="de-CH"/>
+              </w:rPr>
+              <w:t>Component</w:t>
+            </w:r>
+            <w:proofErr w:type="spellEnd"/>
           </w:p>
         </w:tc>
         <w:tc>
@@ -1862,6 +2882,7 @@
               </w:rPr>
               <w:t xml:space="preserve">Richtige CSS-/Joy-Farben je Status, </w:t>
             </w:r>
+            <w:proofErr w:type="spellStart"/>
             <w:r>
               <w:rPr>
                 <w:rFonts w:ascii="Arial Unicode MS" w:eastAsia="Times New Roman" w:hAnsi="Arial Unicode MS" w:cs="Arial"/>
@@ -1869,7 +2890,17 @@
                 <w:sz w:val="22"/>
                 <w:lang w:eastAsia="de-CH"/>
               </w:rPr>
-              <w:t>data-status</w:t>
+              <w:t>data</w:t>
+            </w:r>
+            <w:proofErr w:type="spellEnd"/>
+            <w:r>
+              <w:rPr>
+                <w:rFonts w:ascii="Arial Unicode MS" w:eastAsia="Times New Roman" w:hAnsi="Arial Unicode MS" w:cs="Arial"/>
+                <w:color w:val="000000"/>
+                <w:sz w:val="22"/>
+                <w:lang w:eastAsia="de-CH"/>
+              </w:rPr>
+              <w:t>-status</w:t>
             </w:r>
             <w:r>
               <w:rPr>
@@ -1949,8 +2980,19 @@
                 <w:sz w:val="22"/>
                 <w:lang w:eastAsia="de-CH"/>
               </w:rPr>
-              <w:t>UI/Component</w:t>
+              <w:t>UI/</w:t>
             </w:r>
+            <w:proofErr w:type="spellStart"/>
+            <w:r>
+              <w:rPr>
+                <w:rFonts w:ascii="Arial" w:eastAsia="Times New Roman" w:hAnsi="Arial" w:cs="Arial"/>
+                <w:color w:val="000000"/>
+                <w:sz w:val="22"/>
+                <w:lang w:eastAsia="de-CH"/>
+              </w:rPr>
+              <w:t>Component</w:t>
+            </w:r>
+            <w:proofErr w:type="spellEnd"/>
           </w:p>
         </w:tc>
         <w:tc>
@@ -1984,6 +3026,7 @@
               </w:rPr>
               <w:t xml:space="preserve">Bei </w:t>
             </w:r>
+            <w:proofErr w:type="spellStart"/>
             <w:r>
               <w:rPr>
                 <w:rFonts w:ascii="Arial Unicode MS" w:eastAsia="Times New Roman" w:hAnsi="Arial Unicode MS" w:cs="Arial"/>
@@ -1991,8 +3034,29 @@
                 <w:sz w:val="22"/>
                 <w:lang w:eastAsia="de-CH"/>
               </w:rPr>
-              <w:t>isLoading=true</w:t>
+              <w:t>isLoading</w:t>
             </w:r>
+            <w:proofErr w:type="spellEnd"/>
+            <w:r>
+              <w:rPr>
+                <w:rFonts w:ascii="Arial Unicode MS" w:eastAsia="Times New Roman" w:hAnsi="Arial Unicode MS" w:cs="Arial"/>
+                <w:color w:val="000000"/>
+                <w:sz w:val="22"/>
+                <w:lang w:eastAsia="de-CH"/>
+              </w:rPr>
+              <w:t>=</w:t>
+            </w:r>
+            <w:proofErr w:type="spellStart"/>
+            <w:r>
+              <w:rPr>
+                <w:rFonts w:ascii="Arial Unicode MS" w:eastAsia="Times New Roman" w:hAnsi="Arial Unicode MS" w:cs="Arial"/>
+                <w:color w:val="000000"/>
+                <w:sz w:val="22"/>
+                <w:lang w:eastAsia="de-CH"/>
+              </w:rPr>
+              <w:t>true</w:t>
+            </w:r>
+            <w:proofErr w:type="spellEnd"/>
             <w:r>
               <w:rPr>
                 <w:rFonts w:ascii="Arial" w:eastAsia="Times New Roman" w:hAnsi="Arial" w:cs="Arial"/>
@@ -2175,8 +3239,19 @@
                 <w:sz w:val="22"/>
                 <w:lang w:eastAsia="de-CH"/>
               </w:rPr>
-              <w:t>UI/Component</w:t>
+              <w:t>UI/</w:t>
             </w:r>
+            <w:proofErr w:type="spellStart"/>
+            <w:r>
+              <w:rPr>
+                <w:rFonts w:ascii="Arial" w:eastAsia="Times New Roman" w:hAnsi="Arial" w:cs="Arial"/>
+                <w:color w:val="000000"/>
+                <w:sz w:val="22"/>
+                <w:lang w:eastAsia="de-CH"/>
+              </w:rPr>
+              <w:t>Component</w:t>
+            </w:r>
+            <w:proofErr w:type="spellEnd"/>
           </w:p>
         </w:tc>
         <w:tc>
@@ -2305,6 +3380,7 @@
                 <w:lang w:eastAsia="de-CH"/>
               </w:rPr>
             </w:pPr>
+            <w:proofErr w:type="spellStart"/>
             <w:r>
               <w:rPr>
                 <w:rFonts w:ascii="Arial Unicode MS" w:eastAsia="Times New Roman" w:hAnsi="Arial Unicode MS" w:cs="Times New Roman"/>
@@ -2314,6 +3390,7 @@
               </w:rPr>
               <w:t>autoHideDuration</w:t>
             </w:r>
+            <w:proofErr w:type="spellEnd"/>
             <w:r>
               <w:rPr>
                 <w:rFonts w:ascii="Arial" w:eastAsia="Times New Roman" w:hAnsi="Arial" w:cs="Arial"/>
@@ -2330,8 +3407,19 @@
                 <w:sz w:val="22"/>
                 <w:lang w:eastAsia="de-CH"/>
               </w:rPr>
-              <w:t>open=false</w:t>
+              <w:t>open=</w:t>
             </w:r>
+            <w:proofErr w:type="spellStart"/>
+            <w:r>
+              <w:rPr>
+                <w:rFonts w:ascii="Arial Unicode MS" w:eastAsia="Times New Roman" w:hAnsi="Arial Unicode MS" w:cs="Times New Roman"/>
+                <w:color w:val="000000"/>
+                <w:sz w:val="22"/>
+                <w:lang w:eastAsia="de-CH"/>
+              </w:rPr>
+              <w:t>false</w:t>
+            </w:r>
+            <w:proofErr w:type="spellEnd"/>
           </w:p>
         </w:tc>
       </w:tr>
@@ -2368,8 +3456,19 @@
                 <w:sz w:val="22"/>
                 <w:lang w:eastAsia="de-CH"/>
               </w:rPr>
-              <w:t>Health-Check Endpoint</w:t>
+              <w:t xml:space="preserve">Health-Check </w:t>
             </w:r>
+            <w:proofErr w:type="spellStart"/>
+            <w:r>
+              <w:rPr>
+                <w:rFonts w:ascii="Arial" w:eastAsia="Times New Roman" w:hAnsi="Arial" w:cs="Arial"/>
+                <w:color w:val="000000"/>
+                <w:sz w:val="22"/>
+                <w:lang w:eastAsia="de-CH"/>
+              </w:rPr>
+              <w:t>Endpoint</w:t>
+            </w:r>
+            <w:proofErr w:type="spellEnd"/>
           </w:p>
         </w:tc>
         <w:tc>
@@ -2434,8 +3533,19 @@
                 <w:sz w:val="22"/>
                 <w:lang w:eastAsia="de-CH"/>
               </w:rPr>
-              <w:t>/health</w:t>
+              <w:t>/</w:t>
             </w:r>
+            <w:proofErr w:type="spellStart"/>
+            <w:r>
+              <w:rPr>
+                <w:rFonts w:ascii="Arial Unicode MS" w:eastAsia="Times New Roman" w:hAnsi="Arial Unicode MS" w:cs="Times New Roman"/>
+                <w:color w:val="000000"/>
+                <w:sz w:val="22"/>
+                <w:lang w:eastAsia="de-CH"/>
+              </w:rPr>
+              <w:t>health</w:t>
+            </w:r>
+            <w:proofErr w:type="spellEnd"/>
             <w:r>
               <w:rPr>
                 <w:rFonts w:ascii="Arial" w:eastAsia="Times New Roman" w:hAnsi="Arial" w:cs="Arial"/>
@@ -2514,8 +3624,19 @@
                 <w:sz w:val="22"/>
                 <w:lang w:eastAsia="de-CH"/>
               </w:rPr>
-              <w:t>UI/Component</w:t>
+              <w:t>UI/</w:t>
             </w:r>
+            <w:proofErr w:type="spellStart"/>
+            <w:r>
+              <w:rPr>
+                <w:rFonts w:ascii="Arial" w:eastAsia="Times New Roman" w:hAnsi="Arial" w:cs="Arial"/>
+                <w:color w:val="000000"/>
+                <w:sz w:val="22"/>
+                <w:lang w:eastAsia="de-CH"/>
+              </w:rPr>
+              <w:t>Component</w:t>
+            </w:r>
+            <w:proofErr w:type="spellEnd"/>
           </w:p>
         </w:tc>
         <w:tc>
@@ -2651,7 +3772,27 @@
                 <w:sz w:val="22"/>
                 <w:lang w:eastAsia="de-CH"/>
               </w:rPr>
-              <w:t>Daten für vergangene/aktuelle/future/konflikt-Reservierungen vorhanden</w:t>
+              <w:t>Daten für vergangene/aktuelle/</w:t>
+            </w:r>
+            <w:proofErr w:type="spellStart"/>
+            <w:r>
+              <w:rPr>
+                <w:rFonts w:ascii="Arial" w:eastAsia="Times New Roman" w:hAnsi="Arial" w:cs="Arial"/>
+                <w:color w:val="000000"/>
+                <w:sz w:val="22"/>
+                <w:lang w:eastAsia="de-CH"/>
+              </w:rPr>
+              <w:t>future</w:t>
+            </w:r>
+            <w:proofErr w:type="spellEnd"/>
+            <w:r>
+              <w:rPr>
+                <w:rFonts w:ascii="Arial" w:eastAsia="Times New Roman" w:hAnsi="Arial" w:cs="Arial"/>
+                <w:color w:val="000000"/>
+                <w:sz w:val="22"/>
+                <w:lang w:eastAsia="de-CH"/>
+              </w:rPr>
+              <w:t>/konflikt-Reservierungen vorhanden</w:t>
             </w:r>
           </w:p>
         </w:tc>
@@ -2765,12 +3906,12 @@
       <w:pPr>
         <w:pStyle w:val="berschrift1"/>
       </w:pPr>
-      <w:bookmarkStart w:id="3" w:name="_Toc225861308"/>
+      <w:bookmarkStart w:id="4" w:name="_Toc228274605"/>
       <w:r>
         <w:lastRenderedPageBreak/>
         <w:t>Reflexionen</w:t>
       </w:r>
-      <w:bookmarkEnd w:id="3"/>
+      <w:bookmarkEnd w:id="4"/>
     </w:p>
     <w:p>
       <w:pPr>
@@ -2779,7 +3920,7 @@
           <w:tab w:val="right" w:pos="10065"/>
         </w:tabs>
       </w:pPr>
-      <w:bookmarkStart w:id="4" w:name="_Toc225861309"/>
+      <w:bookmarkStart w:id="5" w:name="_Toc228274606"/>
       <w:r>
         <w:t>Reflexion</w:t>
       </w:r>
@@ -2790,9 +3931,14 @@
         <w:t>ur T</w:t>
       </w:r>
       <w:r>
-        <w:t>est-Driven development</w:t>
+        <w:t xml:space="preserve">est-Driven </w:t>
       </w:r>
-      <w:bookmarkEnd w:id="4"/>
+      <w:proofErr w:type="spellStart"/>
+      <w:r>
+        <w:t>development</w:t>
+      </w:r>
+      <w:bookmarkEnd w:id="5"/>
+      <w:proofErr w:type="spellEnd"/>
     </w:p>
     <w:sdt>
       <w:sdtPr>
@@ -2848,8 +3994,17 @@
               <w:i/>
               <w:iCs/>
             </w:rPr>
-            <w:t>eantworten Sie die Fragen im Projektbeschrieb (Programm). ]</w:t>
+            <w:t>eantworten Sie die Fragen im Projektbeschrieb (Programm)</w:t>
           </w:r>
+          <w:proofErr w:type="gramStart"/>
+          <w:r>
+            <w:rPr>
+              <w:i/>
+              <w:iCs/>
+            </w:rPr>
+            <w:t>. ]</w:t>
+          </w:r>
+          <w:proofErr w:type="gramEnd"/>
         </w:p>
         <w:p>
           <w:pPr>
@@ -2892,8 +4047,17 @@
               <w:i/>
               <w:iCs/>
             </w:rPr>
-            <w:t>eantworten Sie die Fragen im Projektbeschrieb (Programm). ]</w:t>
+            <w:t>eantworten Sie die Fragen im Projektbeschrieb (Programm)</w:t>
           </w:r>
+          <w:proofErr w:type="gramStart"/>
+          <w:r>
+            <w:rPr>
+              <w:i/>
+              <w:iCs/>
+            </w:rPr>
+            <w:t>. ]</w:t>
+          </w:r>
+          <w:proofErr w:type="gramEnd"/>
         </w:p>
         <w:p>
           <w:pPr>
@@ -2949,11 +4113,11 @@
           <w:tab w:val="right" w:pos="10065"/>
         </w:tabs>
       </w:pPr>
-      <w:bookmarkStart w:id="5" w:name="_Toc225861310"/>
+      <w:bookmarkStart w:id="6" w:name="_Toc228274607"/>
       <w:r>
         <w:t>Code Reviews</w:t>
       </w:r>
-      <w:bookmarkEnd w:id="5"/>
+      <w:bookmarkEnd w:id="6"/>
       <w:r>
         <w:rPr>
           <w:i/>
@@ -3019,8 +4183,17 @@
               <w:i/>
               <w:iCs/>
             </w:rPr>
-            <w:t>eantworten Sie die Fragen im Projektbeschrieb (Programm). ]</w:t>
+            <w:t>eantworten Sie die Fragen im Projektbeschrieb (Programm)</w:t>
           </w:r>
+          <w:proofErr w:type="gramStart"/>
+          <w:r>
+            <w:rPr>
+              <w:i/>
+              <w:iCs/>
+            </w:rPr>
+            <w:t>. ]</w:t>
+          </w:r>
+          <w:proofErr w:type="gramEnd"/>
         </w:p>
         <w:p>
           <w:pPr>
@@ -3063,8 +4236,17 @@
               <w:i/>
               <w:iCs/>
             </w:rPr>
-            <w:t>eantworten Sie die Fragen im Projektbeschrieb (Programm). ]</w:t>
+            <w:t>eantworten Sie die Fragen im Projektbeschrieb (Programm)</w:t>
           </w:r>
+          <w:proofErr w:type="gramStart"/>
+          <w:r>
+            <w:rPr>
+              <w:i/>
+              <w:iCs/>
+            </w:rPr>
+            <w:t>. ]</w:t>
+          </w:r>
+          <w:proofErr w:type="gramEnd"/>
         </w:p>
         <w:p>
           <w:pPr>
@@ -3114,8 +4296,8 @@
     </w:sdt>
     <w:p/>
     <w:sectPr>
-      <w:headerReference w:type="default" r:id="rId13"/>
-      <w:footerReference w:type="default" r:id="rId14"/>
+      <w:headerReference w:type="default" r:id="rId14"/>
+      <w:footerReference w:type="default" r:id="rId15"/>
       <w:pgSz w:w="11906" w:h="16838" w:code="9"/>
       <w:pgMar w:top="2268" w:right="707" w:bottom="1418" w:left="993" w:header="510" w:footer="675" w:gutter="0"/>
       <w:pgNumType w:start="1"/>
@@ -3241,6 +4423,7 @@
       </w:rPr>
       <w:fldChar w:fldCharType="separate"/>
     </w:r>
+    <w:proofErr w:type="spellStart"/>
     <w:r>
       <w:rPr>
         <w:rFonts w:ascii="Arial" w:hAnsi="Arial" w:cs="Arial"/>
@@ -3257,6 +4440,7 @@
       </w:rPr>
       <w:t>450</w:t>
     </w:r>
+    <w:proofErr w:type="spellEnd"/>
     <w:r>
       <w:rPr>
         <w:rFonts w:ascii="Arial" w:hAnsi="Arial" w:cs="Arial"/>
@@ -3560,8 +4744,13 @@
       </mc:AlternateContent>
     </w:r>
     <w:r>
-      <w:t>Kanton St.Gallen</w:t>
+      <w:t xml:space="preserve">Kanton </w:t>
     </w:r>
+    <w:proofErr w:type="spellStart"/>
+    <w:r>
+      <w:t>St.Gallen</w:t>
+    </w:r>
+    <w:proofErr w:type="spellEnd"/>
   </w:p>
   <w:p>
     <w:pPr>
@@ -3808,8 +4997,13 @@
       </mc:AlternateContent>
     </w:r>
     <w:r>
-      <w:t>Kanton St.Gallen</w:t>
+      <w:t xml:space="preserve">Kanton </w:t>
     </w:r>
+    <w:proofErr w:type="spellStart"/>
+    <w:r>
+      <w:t>St.Gallen</w:t>
+    </w:r>
+    <w:proofErr w:type="spellEnd"/>
   </w:p>
   <w:p>
     <w:pPr>
@@ -5459,6 +6653,92 @@
     </w:lvl>
   </w:abstractNum>
   <w:abstractNum w:abstractNumId="14" w15:restartNumberingAfterBreak="0">
+    <w:nsid w:val="1A7B094C"/>
+    <w:multiLevelType w:val="hybridMultilevel"/>
+    <w:tmpl w:val="C24A1DB6"/>
+    <w:lvl w:ilvl="0" w:tplc="0807000F">
+      <w:start w:val="1"/>
+      <w:numFmt w:val="decimal"/>
+      <w:lvlText w:val="%1."/>
+      <w:lvlJc w:val="left"/>
+      <w:pPr>
+        <w:ind w:left="720" w:hanging="360"/>
+      </w:pPr>
+    </w:lvl>
+    <w:lvl w:ilvl="1" w:tplc="08070019" w:tentative="1">
+      <w:start w:val="1"/>
+      <w:numFmt w:val="lowerLetter"/>
+      <w:lvlText w:val="%2."/>
+      <w:lvlJc w:val="left"/>
+      <w:pPr>
+        <w:ind w:left="1440" w:hanging="360"/>
+      </w:pPr>
+    </w:lvl>
+    <w:lvl w:ilvl="2" w:tplc="0807001B" w:tentative="1">
+      <w:start w:val="1"/>
+      <w:numFmt w:val="lowerRoman"/>
+      <w:lvlText w:val="%3."/>
+      <w:lvlJc w:val="right"/>
+      <w:pPr>
+        <w:ind w:left="2160" w:hanging="180"/>
+      </w:pPr>
+    </w:lvl>
+    <w:lvl w:ilvl="3" w:tplc="0807000F" w:tentative="1">
+      <w:start w:val="1"/>
+      <w:numFmt w:val="decimal"/>
+      <w:lvlText w:val="%4."/>
+      <w:lvlJc w:val="left"/>
+      <w:pPr>
+        <w:ind w:left="2880" w:hanging="360"/>
+      </w:pPr>
+    </w:lvl>
+    <w:lvl w:ilvl="4" w:tplc="08070019" w:tentative="1">
+      <w:start w:val="1"/>
+      <w:numFmt w:val="lowerLetter"/>
+      <w:lvlText w:val="%5."/>
+      <w:lvlJc w:val="left"/>
+      <w:pPr>
+        <w:ind w:left="3600" w:hanging="360"/>
+      </w:pPr>
+    </w:lvl>
+    <w:lvl w:ilvl="5" w:tplc="0807001B" w:tentative="1">
+      <w:start w:val="1"/>
+      <w:numFmt w:val="lowerRoman"/>
+      <w:lvlText w:val="%6."/>
+      <w:lvlJc w:val="right"/>
+      <w:pPr>
+        <w:ind w:left="4320" w:hanging="180"/>
+      </w:pPr>
+    </w:lvl>
+    <w:lvl w:ilvl="6" w:tplc="0807000F" w:tentative="1">
+      <w:start w:val="1"/>
+      <w:numFmt w:val="decimal"/>
+      <w:lvlText w:val="%7."/>
+      <w:lvlJc w:val="left"/>
+      <w:pPr>
+        <w:ind w:left="5040" w:hanging="360"/>
+      </w:pPr>
+    </w:lvl>
+    <w:lvl w:ilvl="7" w:tplc="08070019" w:tentative="1">
+      <w:start w:val="1"/>
+      <w:numFmt w:val="lowerLetter"/>
+      <w:lvlText w:val="%8."/>
+      <w:lvlJc w:val="left"/>
+      <w:pPr>
+        <w:ind w:left="5760" w:hanging="360"/>
+      </w:pPr>
+    </w:lvl>
+    <w:lvl w:ilvl="8" w:tplc="0807001B" w:tentative="1">
+      <w:start w:val="1"/>
+      <w:numFmt w:val="lowerRoman"/>
+      <w:lvlText w:val="%9."/>
+      <w:lvlJc w:val="right"/>
+      <w:pPr>
+        <w:ind w:left="6480" w:hanging="180"/>
+      </w:pPr>
+    </w:lvl>
+  </w:abstractNum>
+  <w:abstractNum w:abstractNumId="15" w15:restartNumberingAfterBreak="0">
     <w:nsid w:val="1C540413"/>
     <w:multiLevelType w:val="multilevel"/>
     <w:tmpl w:val="1A50CB4C"/>
@@ -5607,7 +6887,7 @@
       </w:rPr>
     </w:lvl>
   </w:abstractNum>
-  <w:abstractNum w:abstractNumId="15" w15:restartNumberingAfterBreak="0">
+  <w:abstractNum w:abstractNumId="16" w15:restartNumberingAfterBreak="0">
     <w:nsid w:val="1F890778"/>
     <w:multiLevelType w:val="multilevel"/>
     <w:tmpl w:val="08070025"/>
@@ -5693,7 +6973,7 @@
       </w:pPr>
     </w:lvl>
   </w:abstractNum>
-  <w:abstractNum w:abstractNumId="16" w15:restartNumberingAfterBreak="0">
+  <w:abstractNum w:abstractNumId="17" w15:restartNumberingAfterBreak="0">
     <w:nsid w:val="204B0ED2"/>
     <w:multiLevelType w:val="hybridMultilevel"/>
     <w:tmpl w:val="62420482"/>
@@ -5806,7 +7086,7 @@
       </w:rPr>
     </w:lvl>
   </w:abstractNum>
-  <w:abstractNum w:abstractNumId="17" w15:restartNumberingAfterBreak="0">
+  <w:abstractNum w:abstractNumId="18" w15:restartNumberingAfterBreak="0">
     <w:nsid w:val="21CF3EBC"/>
     <w:multiLevelType w:val="multilevel"/>
     <w:tmpl w:val="E23832CC"/>
@@ -5919,7 +7199,7 @@
       </w:pPr>
     </w:lvl>
   </w:abstractNum>
-  <w:abstractNum w:abstractNumId="18" w15:restartNumberingAfterBreak="0">
+  <w:abstractNum w:abstractNumId="19" w15:restartNumberingAfterBreak="0">
     <w:nsid w:val="260D6C25"/>
     <w:multiLevelType w:val="hybridMultilevel"/>
     <w:tmpl w:val="E070CE64"/>
@@ -6008,7 +7288,7 @@
       </w:pPr>
     </w:lvl>
   </w:abstractNum>
-  <w:abstractNum w:abstractNumId="19" w15:restartNumberingAfterBreak="0">
+  <w:abstractNum w:abstractNumId="20" w15:restartNumberingAfterBreak="0">
     <w:nsid w:val="2AFC4301"/>
     <w:multiLevelType w:val="multilevel"/>
     <w:tmpl w:val="8BCA4AD2"/>
@@ -6124,7 +7404,7 @@
       </w:rPr>
     </w:lvl>
   </w:abstractNum>
-  <w:abstractNum w:abstractNumId="20" w15:restartNumberingAfterBreak="0">
+  <w:abstractNum w:abstractNumId="21" w15:restartNumberingAfterBreak="0">
     <w:nsid w:val="2CC82F77"/>
     <w:multiLevelType w:val="hybridMultilevel"/>
     <w:tmpl w:val="6DA238A6"/>
@@ -6238,7 +7518,7 @@
       </w:rPr>
     </w:lvl>
   </w:abstractNum>
-  <w:abstractNum w:abstractNumId="21" w15:restartNumberingAfterBreak="0">
+  <w:abstractNum w:abstractNumId="22" w15:restartNumberingAfterBreak="0">
     <w:nsid w:val="2F2B351A"/>
     <w:multiLevelType w:val="hybridMultilevel"/>
     <w:tmpl w:val="DF0A0410"/>
@@ -6352,13 +7632,13 @@
       </w:rPr>
     </w:lvl>
   </w:abstractNum>
-  <w:abstractNum w:abstractNumId="22" w15:restartNumberingAfterBreak="0">
+  <w:abstractNum w:abstractNumId="23" w15:restartNumberingAfterBreak="0">
     <w:nsid w:val="332B3AFF"/>
     <w:multiLevelType w:val="multilevel"/>
     <w:tmpl w:val="D67AACCC"/>
     <w:numStyleLink w:val="ListeNrOst"/>
   </w:abstractNum>
-  <w:abstractNum w:abstractNumId="23" w15:restartNumberingAfterBreak="0">
+  <w:abstractNum w:abstractNumId="24" w15:restartNumberingAfterBreak="0">
     <w:nsid w:val="36BC7955"/>
     <w:multiLevelType w:val="multilevel"/>
     <w:tmpl w:val="B9EE9792"/>
@@ -6446,7 +7726,7 @@
       </w:pPr>
     </w:lvl>
   </w:abstractNum>
-  <w:abstractNum w:abstractNumId="24" w15:restartNumberingAfterBreak="0">
+  <w:abstractNum w:abstractNumId="25" w15:restartNumberingAfterBreak="0">
     <w:nsid w:val="38960E84"/>
     <w:multiLevelType w:val="hybridMultilevel"/>
     <w:tmpl w:val="04325E22"/>
@@ -6559,7 +7839,7 @@
       </w:rPr>
     </w:lvl>
   </w:abstractNum>
-  <w:abstractNum w:abstractNumId="25" w15:restartNumberingAfterBreak="0">
+  <w:abstractNum w:abstractNumId="26" w15:restartNumberingAfterBreak="0">
     <w:nsid w:val="3B0D18E4"/>
     <w:multiLevelType w:val="hybridMultilevel"/>
     <w:tmpl w:val="0C2E8C38"/>
@@ -6645,7 +7925,7 @@
       </w:pPr>
     </w:lvl>
   </w:abstractNum>
-  <w:abstractNum w:abstractNumId="26" w15:restartNumberingAfterBreak="0">
+  <w:abstractNum w:abstractNumId="27" w15:restartNumberingAfterBreak="0">
     <w:nsid w:val="43B831E0"/>
     <w:multiLevelType w:val="hybridMultilevel"/>
     <w:tmpl w:val="53845CD8"/>
@@ -6759,7 +8039,7 @@
       </w:rPr>
     </w:lvl>
   </w:abstractNum>
-  <w:abstractNum w:abstractNumId="27" w15:restartNumberingAfterBreak="0">
+  <w:abstractNum w:abstractNumId="28" w15:restartNumberingAfterBreak="0">
     <w:nsid w:val="475E2849"/>
     <w:multiLevelType w:val="multilevel"/>
     <w:tmpl w:val="5D96ADDC"/>
@@ -6875,7 +8155,7 @@
       </w:rPr>
     </w:lvl>
   </w:abstractNum>
-  <w:abstractNum w:abstractNumId="28" w15:restartNumberingAfterBreak="0">
+  <w:abstractNum w:abstractNumId="29" w15:restartNumberingAfterBreak="0">
     <w:nsid w:val="483D0C0E"/>
     <w:multiLevelType w:val="hybridMultilevel"/>
     <w:tmpl w:val="60343DF6"/>
@@ -6988,7 +8268,7 @@
       </w:rPr>
     </w:lvl>
   </w:abstractNum>
-  <w:abstractNum w:abstractNumId="29" w15:restartNumberingAfterBreak="0">
+  <w:abstractNum w:abstractNumId="30" w15:restartNumberingAfterBreak="0">
     <w:nsid w:val="48787544"/>
     <w:multiLevelType w:val="multilevel"/>
     <w:tmpl w:val="ED9E8C96"/>
@@ -7137,7 +8417,7 @@
       </w:rPr>
     </w:lvl>
   </w:abstractNum>
-  <w:abstractNum w:abstractNumId="30" w15:restartNumberingAfterBreak="0">
+  <w:abstractNum w:abstractNumId="31" w15:restartNumberingAfterBreak="0">
     <w:nsid w:val="517C5516"/>
     <w:multiLevelType w:val="hybridMultilevel"/>
     <w:tmpl w:val="6D9683CC"/>
@@ -7251,7 +8531,7 @@
       </w:rPr>
     </w:lvl>
   </w:abstractNum>
-  <w:abstractNum w:abstractNumId="31" w15:restartNumberingAfterBreak="0">
+  <w:abstractNum w:abstractNumId="32" w15:restartNumberingAfterBreak="0">
     <w:nsid w:val="5F3A0F5C"/>
     <w:multiLevelType w:val="hybridMultilevel"/>
     <w:tmpl w:val="DDD0EE62"/>
@@ -7365,7 +8645,7 @@
       </w:rPr>
     </w:lvl>
   </w:abstractNum>
-  <w:abstractNum w:abstractNumId="32" w15:restartNumberingAfterBreak="0">
+  <w:abstractNum w:abstractNumId="33" w15:restartNumberingAfterBreak="0">
     <w:nsid w:val="65F77B69"/>
     <w:multiLevelType w:val="hybridMultilevel"/>
     <w:tmpl w:val="ED846FA0"/>
@@ -7478,7 +8758,7 @@
       </w:rPr>
     </w:lvl>
   </w:abstractNum>
-  <w:abstractNum w:abstractNumId="33" w15:restartNumberingAfterBreak="0">
+  <w:abstractNum w:abstractNumId="34" w15:restartNumberingAfterBreak="0">
     <w:nsid w:val="68FC5582"/>
     <w:multiLevelType w:val="hybridMultilevel"/>
     <w:tmpl w:val="EEE20466"/>
@@ -7592,7 +8872,7 @@
       </w:rPr>
     </w:lvl>
   </w:abstractNum>
-  <w:abstractNum w:abstractNumId="34" w15:restartNumberingAfterBreak="0">
+  <w:abstractNum w:abstractNumId="35" w15:restartNumberingAfterBreak="0">
     <w:nsid w:val="719B11B1"/>
     <w:multiLevelType w:val="multilevel"/>
     <w:tmpl w:val="CB121F48"/>
@@ -7741,7 +9021,7 @@
       </w:rPr>
     </w:lvl>
   </w:abstractNum>
-  <w:abstractNum w:abstractNumId="35" w15:restartNumberingAfterBreak="0">
+  <w:abstractNum w:abstractNumId="36" w15:restartNumberingAfterBreak="0">
     <w:nsid w:val="73A97A81"/>
     <w:multiLevelType w:val="multilevel"/>
     <w:tmpl w:val="D848DF36"/>
@@ -7890,7 +9170,7 @@
       </w:rPr>
     </w:lvl>
   </w:abstractNum>
-  <w:abstractNum w:abstractNumId="36" w15:restartNumberingAfterBreak="0">
+  <w:abstractNum w:abstractNumId="37" w15:restartNumberingAfterBreak="0">
     <w:nsid w:val="73DD4805"/>
     <w:multiLevelType w:val="multilevel"/>
     <w:tmpl w:val="07ACD194"/>
@@ -7985,7 +9265,7 @@
       </w:pPr>
     </w:lvl>
   </w:abstractNum>
-  <w:abstractNum w:abstractNumId="37" w15:restartNumberingAfterBreak="0">
+  <w:abstractNum w:abstractNumId="38" w15:restartNumberingAfterBreak="0">
     <w:nsid w:val="73EB4038"/>
     <w:multiLevelType w:val="hybridMultilevel"/>
     <w:tmpl w:val="D732155A"/>
@@ -8099,7 +9379,7 @@
       </w:rPr>
     </w:lvl>
   </w:abstractNum>
-  <w:abstractNum w:abstractNumId="38" w15:restartNumberingAfterBreak="0">
+  <w:abstractNum w:abstractNumId="39" w15:restartNumberingAfterBreak="0">
     <w:nsid w:val="7AA01C61"/>
     <w:multiLevelType w:val="hybridMultilevel"/>
     <w:tmpl w:val="E6C23ED8"/>
@@ -8188,7 +9468,156 @@
       </w:pPr>
     </w:lvl>
   </w:abstractNum>
-  <w:abstractNum w:abstractNumId="39" w15:restartNumberingAfterBreak="0">
+  <w:abstractNum w:abstractNumId="40" w15:restartNumberingAfterBreak="0">
+    <w:nsid w:val="7C813729"/>
+    <w:multiLevelType w:val="multilevel"/>
+    <w:tmpl w:val="BDBA113A"/>
+    <w:lvl w:ilvl="0">
+      <w:start w:val="1"/>
+      <w:numFmt w:val="bullet"/>
+      <w:lvlText w:val=""/>
+      <w:lvlJc w:val="left"/>
+      <w:pPr>
+        <w:tabs>
+          <w:tab w:val="num" w:pos="720"/>
+        </w:tabs>
+        <w:ind w:left="720" w:hanging="360"/>
+      </w:pPr>
+      <w:rPr>
+        <w:rFonts w:ascii="Symbol" w:hAnsi="Symbol" w:hint="default"/>
+        <w:sz w:val="20"/>
+      </w:rPr>
+    </w:lvl>
+    <w:lvl w:ilvl="1" w:tentative="1">
+      <w:start w:val="1"/>
+      <w:numFmt w:val="bullet"/>
+      <w:lvlText w:val=""/>
+      <w:lvlJc w:val="left"/>
+      <w:pPr>
+        <w:tabs>
+          <w:tab w:val="num" w:pos="1440"/>
+        </w:tabs>
+        <w:ind w:left="1440" w:hanging="360"/>
+      </w:pPr>
+      <w:rPr>
+        <w:rFonts w:ascii="Symbol" w:hAnsi="Symbol" w:hint="default"/>
+        <w:sz w:val="20"/>
+      </w:rPr>
+    </w:lvl>
+    <w:lvl w:ilvl="2" w:tentative="1">
+      <w:start w:val="1"/>
+      <w:numFmt w:val="bullet"/>
+      <w:lvlText w:val=""/>
+      <w:lvlJc w:val="left"/>
+      <w:pPr>
+        <w:tabs>
+          <w:tab w:val="num" w:pos="2160"/>
+        </w:tabs>
+        <w:ind w:left="2160" w:hanging="360"/>
+      </w:pPr>
+      <w:rPr>
+        <w:rFonts w:ascii="Symbol" w:hAnsi="Symbol" w:hint="default"/>
+        <w:sz w:val="20"/>
+      </w:rPr>
+    </w:lvl>
+    <w:lvl w:ilvl="3" w:tentative="1">
+      <w:start w:val="1"/>
+      <w:numFmt w:val="bullet"/>
+      <w:lvlText w:val=""/>
+      <w:lvlJc w:val="left"/>
+      <w:pPr>
+        <w:tabs>
+          <w:tab w:val="num" w:pos="2880"/>
+        </w:tabs>
+        <w:ind w:left="2880" w:hanging="360"/>
+      </w:pPr>
+      <w:rPr>
+        <w:rFonts w:ascii="Symbol" w:hAnsi="Symbol" w:hint="default"/>
+        <w:sz w:val="20"/>
+      </w:rPr>
+    </w:lvl>
+    <w:lvl w:ilvl="4" w:tentative="1">
+      <w:start w:val="1"/>
+      <w:numFmt w:val="bullet"/>
+      <w:lvlText w:val=""/>
+      <w:lvlJc w:val="left"/>
+      <w:pPr>
+        <w:tabs>
+          <w:tab w:val="num" w:pos="3600"/>
+        </w:tabs>
+        <w:ind w:left="3600" w:hanging="360"/>
+      </w:pPr>
+      <w:rPr>
+        <w:rFonts w:ascii="Symbol" w:hAnsi="Symbol" w:hint="default"/>
+        <w:sz w:val="20"/>
+      </w:rPr>
+    </w:lvl>
+    <w:lvl w:ilvl="5" w:tentative="1">
+      <w:start w:val="1"/>
+      <w:numFmt w:val="bullet"/>
+      <w:lvlText w:val=""/>
+      <w:lvlJc w:val="left"/>
+      <w:pPr>
+        <w:tabs>
+          <w:tab w:val="num" w:pos="4320"/>
+        </w:tabs>
+        <w:ind w:left="4320" w:hanging="360"/>
+      </w:pPr>
+      <w:rPr>
+        <w:rFonts w:ascii="Symbol" w:hAnsi="Symbol" w:hint="default"/>
+        <w:sz w:val="20"/>
+      </w:rPr>
+    </w:lvl>
+    <w:lvl w:ilvl="6" w:tentative="1">
+      <w:start w:val="1"/>
+      <w:numFmt w:val="bullet"/>
+      <w:lvlText w:val=""/>
+      <w:lvlJc w:val="left"/>
+      <w:pPr>
+        <w:tabs>
+          <w:tab w:val="num" w:pos="5040"/>
+        </w:tabs>
+        <w:ind w:left="5040" w:hanging="360"/>
+      </w:pPr>
+      <w:rPr>
+        <w:rFonts w:ascii="Symbol" w:hAnsi="Symbol" w:hint="default"/>
+        <w:sz w:val="20"/>
+      </w:rPr>
+    </w:lvl>
+    <w:lvl w:ilvl="7" w:tentative="1">
+      <w:start w:val="1"/>
+      <w:numFmt w:val="bullet"/>
+      <w:lvlText w:val=""/>
+      <w:lvlJc w:val="left"/>
+      <w:pPr>
+        <w:tabs>
+          <w:tab w:val="num" w:pos="5760"/>
+        </w:tabs>
+        <w:ind w:left="5760" w:hanging="360"/>
+      </w:pPr>
+      <w:rPr>
+        <w:rFonts w:ascii="Symbol" w:hAnsi="Symbol" w:hint="default"/>
+        <w:sz w:val="20"/>
+      </w:rPr>
+    </w:lvl>
+    <w:lvl w:ilvl="8" w:tentative="1">
+      <w:start w:val="1"/>
+      <w:numFmt w:val="bullet"/>
+      <w:lvlText w:val=""/>
+      <w:lvlJc w:val="left"/>
+      <w:pPr>
+        <w:tabs>
+          <w:tab w:val="num" w:pos="6480"/>
+        </w:tabs>
+        <w:ind w:left="6480" w:hanging="360"/>
+      </w:pPr>
+      <w:rPr>
+        <w:rFonts w:ascii="Symbol" w:hAnsi="Symbol" w:hint="default"/>
+        <w:sz w:val="20"/>
+      </w:rPr>
+    </w:lvl>
+  </w:abstractNum>
+  <w:abstractNum w:abstractNumId="41" w15:restartNumberingAfterBreak="0">
     <w:nsid w:val="7FBE6044"/>
     <w:multiLevelType w:val="hybridMultilevel"/>
     <w:tmpl w:val="A6A44E54"/>
@@ -8301,7 +9730,7 @@
       </w:rPr>
     </w:lvl>
   </w:abstractNum>
-  <w:abstractNum w:abstractNumId="40" w15:restartNumberingAfterBreak="0">
+  <w:abstractNum w:abstractNumId="42" w15:restartNumberingAfterBreak="0">
     <w:nsid w:val="7FFA5BE0"/>
     <w:multiLevelType w:val="multilevel"/>
     <w:tmpl w:val="1FA07E0C"/>
@@ -8420,25 +9849,25 @@
     </w:lvl>
   </w:abstractNum>
   <w:num w:numId="1" w16cid:durableId="1257439295">
-    <w:abstractNumId w:val="36"/>
+    <w:abstractNumId w:val="37"/>
   </w:num>
   <w:num w:numId="2" w16cid:durableId="1518302109">
-    <w:abstractNumId w:val="15"/>
+    <w:abstractNumId w:val="16"/>
   </w:num>
   <w:num w:numId="3" w16cid:durableId="1254701703">
-    <w:abstractNumId w:val="31"/>
+    <w:abstractNumId w:val="32"/>
   </w:num>
   <w:num w:numId="4" w16cid:durableId="33384506">
     <w:abstractNumId w:val="8"/>
   </w:num>
   <w:num w:numId="5" w16cid:durableId="1378238250">
-    <w:abstractNumId w:val="40"/>
+    <w:abstractNumId w:val="42"/>
   </w:num>
   <w:num w:numId="6" w16cid:durableId="246548503">
-    <w:abstractNumId w:val="40"/>
+    <w:abstractNumId w:val="42"/>
   </w:num>
   <w:num w:numId="7" w16cid:durableId="1785882482">
-    <w:abstractNumId w:val="40"/>
+    <w:abstractNumId w:val="42"/>
   </w:num>
   <w:num w:numId="8" w16cid:durableId="1615743104">
     <w:abstractNumId w:val="7"/>
@@ -8447,7 +9876,7 @@
     <w:abstractNumId w:val="6"/>
   </w:num>
   <w:num w:numId="10" w16cid:durableId="1115367965">
-    <w:abstractNumId w:val="22"/>
+    <w:abstractNumId w:val="23"/>
   </w:num>
   <w:num w:numId="11" w16cid:durableId="1784573622">
     <w:abstractNumId w:val="12"/>
@@ -8456,22 +9885,22 @@
     <w:abstractNumId w:val="11"/>
   </w:num>
   <w:num w:numId="13" w16cid:durableId="1791822453">
-    <w:abstractNumId w:val="27"/>
+    <w:abstractNumId w:val="28"/>
   </w:num>
   <w:num w:numId="14" w16cid:durableId="1539126063">
-    <w:abstractNumId w:val="19"/>
+    <w:abstractNumId w:val="20"/>
   </w:num>
   <w:num w:numId="15" w16cid:durableId="1753116519">
-    <w:abstractNumId w:val="23"/>
+    <w:abstractNumId w:val="24"/>
   </w:num>
   <w:num w:numId="16" w16cid:durableId="1651245682">
     <w:abstractNumId w:val="5"/>
   </w:num>
   <w:num w:numId="17" w16cid:durableId="1602881758">
-    <w:abstractNumId w:val="36"/>
+    <w:abstractNumId w:val="37"/>
   </w:num>
   <w:num w:numId="18" w16cid:durableId="2044285082">
-    <w:abstractNumId w:val="30"/>
+    <w:abstractNumId w:val="31"/>
   </w:num>
   <w:num w:numId="19" w16cid:durableId="451050584">
     <w:abstractNumId w:val="3"/>
@@ -8483,55 +9912,55 @@
     <w:abstractNumId w:val="0"/>
   </w:num>
   <w:num w:numId="22" w16cid:durableId="1017385004">
-    <w:abstractNumId w:val="37"/>
+    <w:abstractNumId w:val="38"/>
   </w:num>
   <w:num w:numId="23" w16cid:durableId="1745564784">
-    <w:abstractNumId w:val="26"/>
+    <w:abstractNumId w:val="27"/>
   </w:num>
   <w:num w:numId="24" w16cid:durableId="1073547019">
-    <w:abstractNumId w:val="33"/>
+    <w:abstractNumId w:val="34"/>
   </w:num>
   <w:num w:numId="25" w16cid:durableId="1809008030">
+    <w:abstractNumId w:val="22"/>
+  </w:num>
+  <w:num w:numId="26" w16cid:durableId="625545245">
     <w:abstractNumId w:val="21"/>
   </w:num>
-  <w:num w:numId="26" w16cid:durableId="625545245">
-    <w:abstractNumId w:val="20"/>
-  </w:num>
   <w:num w:numId="27" w16cid:durableId="798450180">
-    <w:abstractNumId w:val="38"/>
+    <w:abstractNumId w:val="39"/>
   </w:num>
   <w:num w:numId="28" w16cid:durableId="558982601">
     <w:abstractNumId w:val="10"/>
   </w:num>
   <w:num w:numId="29" w16cid:durableId="1711107938">
-    <w:abstractNumId w:val="25"/>
+    <w:abstractNumId w:val="26"/>
   </w:num>
   <w:num w:numId="30" w16cid:durableId="40911645">
     <w:abstractNumId w:val="2"/>
   </w:num>
   <w:num w:numId="31" w16cid:durableId="267392877">
-    <w:abstractNumId w:val="24"/>
+    <w:abstractNumId w:val="25"/>
   </w:num>
   <w:num w:numId="32" w16cid:durableId="210268723">
-    <w:abstractNumId w:val="18"/>
+    <w:abstractNumId w:val="19"/>
   </w:num>
   <w:num w:numId="33" w16cid:durableId="208617163">
-    <w:abstractNumId w:val="16"/>
+    <w:abstractNumId w:val="17"/>
   </w:num>
   <w:num w:numId="34" w16cid:durableId="1634821897">
     <w:abstractNumId w:val="9"/>
   </w:num>
   <w:num w:numId="35" w16cid:durableId="2145854603">
+    <w:abstractNumId w:val="37"/>
+  </w:num>
+  <w:num w:numId="36" w16cid:durableId="1505851380">
     <w:abstractNumId w:val="36"/>
   </w:num>
-  <w:num w:numId="36" w16cid:durableId="1505851380">
-    <w:abstractNumId w:val="35"/>
-  </w:num>
   <w:num w:numId="37" w16cid:durableId="1965382043">
-    <w:abstractNumId w:val="32"/>
+    <w:abstractNumId w:val="33"/>
   </w:num>
   <w:num w:numId="38" w16cid:durableId="2002153559">
-    <w:abstractNumId w:val="39"/>
+    <w:abstractNumId w:val="41"/>
   </w:num>
   <w:num w:numId="39" w16cid:durableId="514728192">
     <w:abstractNumId w:val="13"/>
@@ -8540,19 +9969,25 @@
     <w:abstractNumId w:val="1"/>
   </w:num>
   <w:num w:numId="41" w16cid:durableId="653802890">
-    <w:abstractNumId w:val="34"/>
+    <w:abstractNumId w:val="35"/>
   </w:num>
   <w:num w:numId="42" w16cid:durableId="1484547026">
-    <w:abstractNumId w:val="28"/>
+    <w:abstractNumId w:val="29"/>
   </w:num>
   <w:num w:numId="43" w16cid:durableId="1617564546">
-    <w:abstractNumId w:val="29"/>
+    <w:abstractNumId w:val="30"/>
   </w:num>
   <w:num w:numId="44" w16cid:durableId="1508712680">
-    <w:abstractNumId w:val="14"/>
+    <w:abstractNumId w:val="15"/>
   </w:num>
   <w:num w:numId="45" w16cid:durableId="66728340">
-    <w:abstractNumId w:val="17"/>
+    <w:abstractNumId w:val="18"/>
+  </w:num>
+  <w:num w:numId="46" w16cid:durableId="799107488">
+    <w:abstractNumId w:val="40"/>
+  </w:num>
+  <w:num w:numId="47" w16cid:durableId="96871630">
+    <w:abstractNumId w:val="14"/>
   </w:num>
 </w:numbering>
 </file>
@@ -8955,7 +10390,7 @@
   <w:style w:type="paragraph" w:default="1" w:styleId="Standard">
     <w:name w:val="Normal"/>
     <w:qFormat/>
-    <w:rsid w:val="00F931BF"/>
+    <w:rsid w:val="00F13518"/>
     <w:rPr>
       <w:sz w:val="20"/>
     </w:rPr>
@@ -10615,6 +12050,63 @@
       </w:tcPr>
     </w:tblStylePr>
   </w:style>
+  <w:style w:type="table" w:styleId="Gitternetztabelle1hellAkzent4">
+    <w:name w:val="Grid Table 1 Light Accent 4"/>
+    <w:basedOn w:val="NormaleTabelle"/>
+    <w:uiPriority w:val="46"/>
+    <w:rsid w:val="007B1E5D"/>
+    <w:pPr>
+      <w:spacing w:after="0" w:line="240" w:lineRule="auto"/>
+    </w:pPr>
+    <w:tblPr>
+      <w:tblStyleRowBandSize w:val="1"/>
+      <w:tblStyleColBandSize w:val="1"/>
+      <w:tblBorders>
+        <w:top w:val="single" w:sz="4" w:space="0" w:color="CCC0D9" w:themeColor="accent4" w:themeTint="66"/>
+        <w:left w:val="single" w:sz="4" w:space="0" w:color="CCC0D9" w:themeColor="accent4" w:themeTint="66"/>
+        <w:bottom w:val="single" w:sz="4" w:space="0" w:color="CCC0D9" w:themeColor="accent4" w:themeTint="66"/>
+        <w:right w:val="single" w:sz="4" w:space="0" w:color="CCC0D9" w:themeColor="accent4" w:themeTint="66"/>
+        <w:insideH w:val="single" w:sz="4" w:space="0" w:color="CCC0D9" w:themeColor="accent4" w:themeTint="66"/>
+        <w:insideV w:val="single" w:sz="4" w:space="0" w:color="CCC0D9" w:themeColor="accent4" w:themeTint="66"/>
+      </w:tblBorders>
+    </w:tblPr>
+    <w:tblStylePr w:type="firstRow">
+      <w:rPr>
+        <w:b/>
+        <w:bCs/>
+      </w:rPr>
+      <w:tblPr/>
+      <w:tcPr>
+        <w:tcBorders>
+          <w:bottom w:val="single" w:sz="12" w:space="0" w:color="B2A1C7" w:themeColor="accent4" w:themeTint="99"/>
+        </w:tcBorders>
+      </w:tcPr>
+    </w:tblStylePr>
+    <w:tblStylePr w:type="lastRow">
+      <w:rPr>
+        <w:b/>
+        <w:bCs/>
+      </w:rPr>
+      <w:tblPr/>
+      <w:tcPr>
+        <w:tcBorders>
+          <w:top w:val="double" w:sz="2" w:space="0" w:color="B2A1C7" w:themeColor="accent4" w:themeTint="99"/>
+        </w:tcBorders>
+      </w:tcPr>
+    </w:tblStylePr>
+    <w:tblStylePr w:type="firstCol">
+      <w:rPr>
+        <w:b/>
+        <w:bCs/>
+      </w:rPr>
+    </w:tblStylePr>
+    <w:tblStylePr w:type="lastCol">
+      <w:rPr>
+        <w:b/>
+        <w:bCs/>
+      </w:rPr>
+    </w:tblStylePr>
+  </w:style>
 </w:styles>
 </file>
 
@@ -10860,6 +12352,7 @@
     <w:rsidRoot w:val="00ED1BCA"/>
     <w:rsid w:val="000454B9"/>
     <w:rsid w:val="00115E33"/>
+    <w:rsid w:val="001A11D1"/>
     <w:rsid w:val="001C4E9E"/>
     <w:rsid w:val="00247507"/>
     <w:rsid w:val="002547F5"/>
@@ -10867,6 +12360,7 @@
     <w:rsid w:val="00374562"/>
     <w:rsid w:val="00556CEF"/>
     <w:rsid w:val="006B292F"/>
+    <w:rsid w:val="00786E36"/>
     <w:rsid w:val="00952A86"/>
     <w:rsid w:val="00AD2062"/>
     <w:rsid w:val="00BA182D"/>
@@ -11855,23 +13349,10 @@
 </file>
 
 <file path=customXml/item1.xml><?xml version="1.0" encoding="utf-8"?>
-<p:properties xmlns:p="http://schemas.microsoft.com/office/2006/metadata/properties" xmlns:xsi="http://www.w3.org/2001/XMLSchema-instance" xmlns:pc="http://schemas.microsoft.com/office/infopath/2007/PartnerControls">
-  <documentManagement>
-    <_activity xmlns="6ca69dc9-365c-49c0-81a1-0547c54a82c2" xsi:nil="true"/>
-  </documentManagement>
-</p:properties>
+<b:Sources xmlns:b="http://schemas.openxmlformats.org/officeDocument/2006/bibliography" xmlns="http://schemas.openxmlformats.org/officeDocument/2006/bibliography" SelectedStyle="\APASixthEditionOfficeOnline.xsl" StyleName="APA" Version="6"/>
 </file>
 
 <file path=customXml/item2.xml><?xml version="1.0" encoding="utf-8"?>
-<?mso-contentType ?>
-<FormTemplates xmlns="http://schemas.microsoft.com/sharepoint/v3/contenttype/forms">
-  <Display>DocumentLibraryForm</Display>
-  <Edit>DocumentLibraryForm</Edit>
-  <New>DocumentLibraryForm</New>
-</FormTemplates>
-</file>
-
-<file path=customXml/item3.xml><?xml version="1.0" encoding="utf-8"?>
 <ct:contentTypeSchema xmlns:ct="http://schemas.microsoft.com/office/2006/metadata/contentType" xmlns:ma="http://schemas.microsoft.com/office/2006/metadata/properties/metaAttributes" ct:_="" ma:_="" ma:contentTypeName="Dokument" ma:contentTypeID="0x010100094D57A5DE9FF0489753B078998D22EC" ma:contentTypeVersion="14" ma:contentTypeDescription="Ein neues Dokument erstellen." ma:contentTypeScope="" ma:versionID="302494ba790d1398ca4192b82e234e63">
   <xsd:schema xmlns:xsd="http://www.w3.org/2001/XMLSchema" xmlns:xs="http://www.w3.org/2001/XMLSchema" xmlns:p="http://schemas.microsoft.com/office/2006/metadata/properties" xmlns:ns3="6ca69dc9-365c-49c0-81a1-0547c54a82c2" xmlns:ns4="b6c1f249-9a1d-485c-b0f3-431ec8233f9a" targetNamespace="http://schemas.microsoft.com/office/2006/metadata/properties" ma:root="true" ma:fieldsID="9c242d1e749b0ea3e3e26de1fb11ec5a" ns3:_="" ns4:_="">
     <xsd:import namespace="6ca69dc9-365c-49c0-81a1-0547c54a82c2"/>
@@ -12098,29 +13579,32 @@
 </ct:contentTypeSchema>
 </file>
 
+<file path=customXml/item3.xml><?xml version="1.0" encoding="utf-8"?>
+<?mso-contentType ?>
+<FormTemplates xmlns="http://schemas.microsoft.com/sharepoint/v3/contenttype/forms">
+  <Display>DocumentLibraryForm</Display>
+  <Edit>DocumentLibraryForm</Edit>
+  <New>DocumentLibraryForm</New>
+</FormTemplates>
+</file>
+
 <file path=customXml/item4.xml><?xml version="1.0" encoding="utf-8"?>
-<b:Sources xmlns:b="http://schemas.openxmlformats.org/officeDocument/2006/bibliography" xmlns="http://schemas.openxmlformats.org/officeDocument/2006/bibliography" SelectedStyle="\APASixthEditionOfficeOnline.xsl" StyleName="APA" Version="6"/>
+<p:properties xmlns:p="http://schemas.microsoft.com/office/2006/metadata/properties" xmlns:xsi="http://www.w3.org/2001/XMLSchema-instance" xmlns:pc="http://schemas.microsoft.com/office/infopath/2007/PartnerControls">
+  <documentManagement>
+    <_activity xmlns="6ca69dc9-365c-49c0-81a1-0547c54a82c2" xsi:nil="true"/>
+  </documentManagement>
+</p:properties>
 </file>
 
 <file path=customXml/itemProps1.xml><?xml version="1.0" encoding="utf-8"?>
-<ds:datastoreItem xmlns:ds="http://schemas.openxmlformats.org/officeDocument/2006/customXml" ds:itemID="{3D0C777E-C3DB-48A3-99CF-D11691C1E5C6}">
+<ds:datastoreItem xmlns:ds="http://schemas.openxmlformats.org/officeDocument/2006/customXml" ds:itemID="{66096D70-390C-4F4F-9EB9-9E1F2A255DAA}">
   <ds:schemaRefs>
-    <ds:schemaRef ds:uri="http://schemas.microsoft.com/office/2006/metadata/properties"/>
-    <ds:schemaRef ds:uri="http://schemas.microsoft.com/office/infopath/2007/PartnerControls"/>
-    <ds:schemaRef ds:uri="6ca69dc9-365c-49c0-81a1-0547c54a82c2"/>
+    <ds:schemaRef ds:uri="http://schemas.openxmlformats.org/officeDocument/2006/bibliography"/>
   </ds:schemaRefs>
 </ds:datastoreItem>
 </file>
 
 <file path=customXml/itemProps2.xml><?xml version="1.0" encoding="utf-8"?>
-<ds:datastoreItem xmlns:ds="http://schemas.openxmlformats.org/officeDocument/2006/customXml" ds:itemID="{226EB05B-3386-45B5-A16B-2C12F3C2AF65}">
-  <ds:schemaRefs>
-    <ds:schemaRef ds:uri="http://schemas.microsoft.com/sharepoint/v3/contenttype/forms"/>
-  </ds:schemaRefs>
-</ds:datastoreItem>
-</file>
-
-<file path=customXml/itemProps3.xml><?xml version="1.0" encoding="utf-8"?>
 <ds:datastoreItem xmlns:ds="http://schemas.openxmlformats.org/officeDocument/2006/customXml" ds:itemID="{7BF996EF-B386-4962-B62C-E91F92C581C5}">
   <ds:schemaRefs>
     <ds:schemaRef ds:uri="http://schemas.microsoft.com/office/2006/metadata/contentType"/>
@@ -12139,10 +13623,20 @@
 </ds:datastoreItem>
 </file>
 
+<file path=customXml/itemProps3.xml><?xml version="1.0" encoding="utf-8"?>
+<ds:datastoreItem xmlns:ds="http://schemas.openxmlformats.org/officeDocument/2006/customXml" ds:itemID="{226EB05B-3386-45B5-A16B-2C12F3C2AF65}">
+  <ds:schemaRefs>
+    <ds:schemaRef ds:uri="http://schemas.microsoft.com/sharepoint/v3/contenttype/forms"/>
+  </ds:schemaRefs>
+</ds:datastoreItem>
+</file>
+
 <file path=customXml/itemProps4.xml><?xml version="1.0" encoding="utf-8"?>
-<ds:datastoreItem xmlns:ds="http://schemas.openxmlformats.org/officeDocument/2006/customXml" ds:itemID="{66096D70-390C-4F4F-9EB9-9E1F2A255DAA}">
+<ds:datastoreItem xmlns:ds="http://schemas.openxmlformats.org/officeDocument/2006/customXml" ds:itemID="{3D0C777E-C3DB-48A3-99CF-D11691C1E5C6}">
   <ds:schemaRefs>
-    <ds:schemaRef ds:uri="http://schemas.openxmlformats.org/officeDocument/2006/bibliography"/>
+    <ds:schemaRef ds:uri="http://schemas.microsoft.com/office/2006/metadata/properties"/>
+    <ds:schemaRef ds:uri="http://schemas.microsoft.com/office/infopath/2007/PartnerControls"/>
+    <ds:schemaRef ds:uri="6ca69dc9-365c-49c0-81a1-0547c54a82c2"/>
   </ds:schemaRefs>
 </ds:datastoreItem>
 </file>
